--- a/EDCC_Complete_Report.docx
+++ b/EDCC_Complete_Report.docx
@@ -10,11 +10,9 @@
         <w:rPr>
           <w:b/>
           <w:color w:val="1A6B7C"/>
-          <w:sz w:val="32"/>
+          <w:sz w:val="30"/>
         </w:rPr>
-        <w:t>ANALYTICAL REPORT</w:t>
-        <w:br/>
-        <w:t>ON ELECTRICITY CONSUMPTION TRENDS</w:t>
+        <w:t>ANALYTICAL REPORT ON ELECTRICITY CONSUMPTION TRENDS</w:t>
         <w:br/>
         <w:t>AND SUSTAINABLE ENERGY MANAGEMENT IN INDIA</w:t>
       </w:r>
@@ -27,7 +25,7 @@
         <w:rPr>
           <w:sz w:val="20"/>
         </w:rPr>
-        <w:t>Prepared for: The Chairman, Energy Development and Conservation Council (EDCC), New Delhi</w:t>
+        <w:t>Submitted to: The Chairman, Energy Development and Conservation Council (EDCC), New Delhi</w:t>
       </w:r>
     </w:p>
     <w:p>
@@ -38,7 +36,7 @@
         <w:rPr>
           <w:sz w:val="20"/>
         </w:rPr>
-        <w:t>Prepared by: Secretary, EDCC  |  Section Contributor: Jaya (Pages 2-3)</w:t>
+        <w:t>Submitted by: Secretary, EDCC (Report section: Jaya — Pages 2 and 3)</w:t>
       </w:r>
     </w:p>
     <w:p>
@@ -52,7 +50,6 @@
         <w:t>Date: August 2026</w:t>
       </w:r>
     </w:p>
-    <w:p/>
     <w:p>
       <w:pPr>
         <w:spacing w:after="0"/>
@@ -80,7 +77,7 @@
           <w:color w:val="FFFFFF"/>
           <w:sz w:val="22"/>
         </w:rPr>
-        <w:t>Background, Scope &amp; Report Objectives</w:t>
+        <w:t>Background, Scope and Objectives of the Report</w:t>
       </w:r>
     </w:p>
     <w:p>
@@ -93,7 +90,7 @@
           <w:color w:val="FFFFFF"/>
           <w:sz w:val="22"/>
         </w:rPr>
-        <w:t>★ KEY POINTS — Introduction</w:t>
+        <w:t>Summary of This Report</w:t>
       </w:r>
     </w:p>
     <w:p>
@@ -105,7 +102,7 @@
         <w:rPr>
           <w:sz w:val="20"/>
         </w:rPr>
-        <w:t>Chairman concerned about steady rise in electricity consumption &amp; pressure on power infrastructure</w:t>
+        <w:t>The Chairman has raised concern over rising electricity use and pressure on power infrastructure.</w:t>
       </w:r>
     </w:p>
     <w:p>
@@ -117,7 +114,7 @@
         <w:rPr>
           <w:sz w:val="20"/>
         </w:rPr>
-        <w:t>Report analyses sector-wise data 2022–2025 from EDCC Tables 1, 2 &amp; 3</w:t>
+        <w:t>This report uses EDCC data for 2022–2025 (Tables 1, 2 and 3) to study sector-wise consumption.</w:t>
       </w:r>
     </w:p>
     <w:p>
@@ -129,7 +126,7 @@
         <w:rPr>
           <w:sz w:val="20"/>
         </w:rPr>
-        <w:t>Covers: consumption trends, highest growth sector, demand-supply gap, renewable progress, 3 recommendations</w:t>
+        <w:t>It also reviews demand–supply balance, renewable energy progress, and transmission losses.</w:t>
       </w:r>
     </w:p>
     <w:p>
@@ -141,7 +138,7 @@
         <w:rPr>
           <w:sz w:val="20"/>
         </w:rPr>
-        <w:t>Drivers: urbanisation, industrial expansion, AC use, agricultural irrigation</w:t>
+        <w:t>Three policy suggestions are given for better electricity planning in the country.</w:t>
       </w:r>
     </w:p>
     <w:p>
@@ -153,7 +150,7 @@
         <w:rPr>
           <w:sz w:val="20"/>
         </w:rPr>
-        <w:t>Government promotes: renewable energy, smart grids, energy-efficient appliances, demand-side management</w:t>
+        <w:t>Rising demand is linked to urbanisation, industry, air-conditioner use, and farm irrigation.</w:t>
       </w:r>
     </w:p>
     <w:p>
@@ -177,7 +174,7 @@
         <w:rPr>
           <w:sz w:val="21"/>
         </w:rPr>
-        <w:t>The Energy Development and Conservation Council (EDCC) has been monitoring India's electricity sector amid sustained economic growth, rapid urbanisation, and rising living standards. Between 2022 and 2025, electricity consumption across agriculture, industrial, and domestic sectors showed a steady upward trajectory, placing increasing pressure on generation capacity, transmission networks, and distribution infrastructure.</w:t>
+        <w:t>India's electricity requirement has been increasing year after year. The EDCC has collected sector-wise data for agriculture, industry, and households for the period 2022 to 2025. All three sectors show higher consumption in each year. This report studies that data to help the Council plan future energy use in a more sustainable manner. The analysis is based only on the figures and background information shared with the Council.</w:t>
       </w:r>
     </w:p>
     <w:p>
@@ -190,7 +187,7 @@
           <w:color w:val="1A6B7C"/>
           <w:sz w:val="22"/>
         </w:rPr>
-        <w:t>Report Objectives</w:t>
+        <w:t>Objectives of the Report</w:t>
       </w:r>
     </w:p>
     <w:p>
@@ -201,7 +198,7 @@
         <w:rPr>
           <w:sz w:val="21"/>
         </w:rPr>
-        <w:t>1. Analyse trends in electricity consumption from 2022–2025.</w:t>
+        <w:t>To study how electricity consumption changed between 2022 and 2025.</w:t>
       </w:r>
     </w:p>
     <w:p>
@@ -212,7 +209,7 @@
         <w:rPr>
           <w:sz w:val="21"/>
         </w:rPr>
-        <w:t>2. Identify the sector with highest growth and explain reasons.</w:t>
+        <w:t>To find which sector grew the fastest and why.</w:t>
       </w:r>
     </w:p>
     <w:p>
@@ -223,7 +220,7 @@
         <w:rPr>
           <w:sz w:val="21"/>
         </w:rPr>
-        <w:t>3. Compare electricity demand and supply trends; state concerns.</w:t>
+        <w:t>To compare demand and supply and note major problems.</w:t>
       </w:r>
     </w:p>
     <w:p>
@@ -234,7 +231,7 @@
         <w:rPr>
           <w:sz w:val="21"/>
         </w:rPr>
-        <w:t>4. Evaluate renewable energy adoption and T&amp;D loss reduction.</w:t>
+        <w:t>To review progress in renewable energy and reduction in transmission losses.</w:t>
       </w:r>
     </w:p>
     <w:p>
@@ -245,7 +242,7 @@
         <w:rPr>
           <w:sz w:val="21"/>
         </w:rPr>
-        <w:t>5. Recommend three practical measures for sustainable electricity management.</w:t>
+        <w:t>To suggest three practical steps for better electricity management.</w:t>
       </w:r>
     </w:p>
     <w:p>
@@ -258,7 +255,7 @@
           <w:color w:val="788C96"/>
           <w:sz w:val="16"/>
         </w:rPr>
-        <w:t>Page 1 | EDCC Complete Analytical Report</w:t>
+        <w:t>Page 1</w:t>
       </w:r>
     </w:p>
     <w:p>
@@ -293,7 +290,7 @@
           <w:color w:val="FFFFFF"/>
           <w:sz w:val="22"/>
         </w:rPr>
-        <w:t>Sector-Wise Consumption Analysis (2022–2025)</w:t>
+        <w:t>Sector-wise Analysis and Overall Growth (2022–2025)</w:t>
       </w:r>
     </w:p>
     <w:p>
@@ -306,7 +303,7 @@
           <w:color w:val="FFFFFF"/>
           <w:sz w:val="22"/>
         </w:rPr>
-        <w:t>★ KEY POINTS — Page 2</w:t>
+        <w:t>Important Points from Table 1</w:t>
       </w:r>
     </w:p>
     <w:p>
@@ -318,7 +315,7 @@
         <w:rPr>
           <w:sz w:val="20"/>
         </w:rPr>
-        <w:t>Combined consumption: 165.22 BU (2022) → 203.35 BU (2025) = 23.1% growth</w:t>
+        <w:t>Total consumption of the three sectors increased from 165.22 BU to 203.35 BU (23.1%).</w:t>
       </w:r>
     </w:p>
     <w:p>
@@ -330,7 +327,7 @@
         <w:rPr>
           <w:sz w:val="20"/>
         </w:rPr>
-        <w:t>Agriculture = LARGEST consumer: 98.45 BU (48.4% share in 2025)</w:t>
+        <w:t>Agriculture used the highest amount of electricity: 98.45 BU in 2025 (48.4% share).</w:t>
       </w:r>
     </w:p>
     <w:p>
@@ -342,7 +339,7 @@
         <w:rPr>
           <w:sz w:val="20"/>
         </w:rPr>
-        <w:t>Domestic = 71.25 BU (+21.9%) — driven by urbanisation &amp; higher AC use</w:t>
+        <w:t>Domestic use reached 71.25 BU, showing 21.9% growth over four years.</w:t>
       </w:r>
     </w:p>
     <w:p>
@@ -354,7 +351,7 @@
         <w:rPr>
           <w:sz w:val="20"/>
         </w:rPr>
-        <w:t>Industrial surged 22.6% in 2022–23 — fastest growing sector overall</w:t>
+        <w:t>Industry recorded the sharpest rise of 22.6% in 2022–23 and 43.3% over the full period.</w:t>
       </w:r>
     </w:p>
     <w:p>
@@ -366,7 +363,7 @@
         <w:rPr>
           <w:sz w:val="20"/>
         </w:rPr>
-        <w:t>National demand aligned: 182 → 221 BU (+21.4%)</w:t>
+        <w:t>National demand (Table 2) moved from 182 BU to 221 BU, which is close to sector trends.</w:t>
       </w:r>
     </w:p>
     <w:p>
@@ -375,10 +372,20 @@
       </w:pPr>
       <w:r>
         <w:rPr>
-          <w:b/>
           <w:sz w:val="21"/>
         </w:rPr>
-        <w:t>MAIN FINDING: Electricity consumption increased in EVERY sector, EVERY year (2022–2025) with no decline.</w:t>
+        <w:t>Observation: No sector showed a fall in consumption in any year during 2022–2025.</w:t>
+      </w:r>
+    </w:p>
+    <w:p>
+      <w:pPr>
+        <w:jc w:val="both"/>
+      </w:pPr>
+      <w:r>
+        <w:rPr>
+          <w:sz w:val="21"/>
+        </w:rPr>
+        <w:t>Table 1 shows that electricity use increased continuously in agriculture, industry, and domestic sectors. Agriculture remained the leading sector because of high irrigation load. Domestic use also rose because more urban households are using electrical appliances. Industry, though smaller in volume, expanded at a much faster rate.</w:t>
       </w:r>
     </w:p>
     <w:p>
@@ -510,21 +517,19 @@
         <w:tc>
           <w:tcPr>
             <w:tcW w:type="dxa" w:w="1624"/>
-            <w:shd w:fill="B8E8DC"/>
           </w:tcPr>
           <w:p>
             <w:r>
               <w:rPr>
                 <w:sz w:val="20"/>
               </w:rPr>
-              <w:t>Agriculture (Largest)</w:t>
+              <w:t>Agriculture</w:t>
             </w:r>
           </w:p>
         </w:tc>
         <w:tc>
           <w:tcPr>
             <w:tcW w:type="dxa" w:w="1624"/>
-            <w:shd w:fill="B8E8DC"/>
           </w:tcPr>
           <w:p>
             <w:r>
@@ -538,7 +543,6 @@
         <w:tc>
           <w:tcPr>
             <w:tcW w:type="dxa" w:w="1624"/>
-            <w:shd w:fill="B8E8DC"/>
           </w:tcPr>
           <w:p>
             <w:r>
@@ -552,7 +556,6 @@
         <w:tc>
           <w:tcPr>
             <w:tcW w:type="dxa" w:w="1624"/>
-            <w:shd w:fill="B8E8DC"/>
           </w:tcPr>
           <w:p>
             <w:r>
@@ -566,7 +569,6 @@
         <w:tc>
           <w:tcPr>
             <w:tcW w:type="dxa" w:w="1624"/>
-            <w:shd w:fill="B8E8DC"/>
           </w:tcPr>
           <w:p>
             <w:r>
@@ -580,14 +582,13 @@
         <w:tc>
           <w:tcPr>
             <w:tcW w:type="dxa" w:w="1624"/>
-            <w:shd w:fill="B8E8DC"/>
           </w:tcPr>
           <w:p>
             <w:r>
               <w:rPr>
                 <w:sz w:val="20"/>
               </w:rPr>
-              <w:t>+18.2%</w:t>
+              <w:t>18.2%</w:t>
             </w:r>
           </w:p>
         </w:tc>
@@ -673,7 +674,7 @@
               <w:rPr>
                 <w:sz w:val="20"/>
               </w:rPr>
-              <w:t>+21.9%</w:t>
+              <w:t>21.9%</w:t>
             </w:r>
           </w:p>
         </w:tc>
@@ -689,7 +690,7 @@
               <w:rPr>
                 <w:sz w:val="20"/>
               </w:rPr>
-              <w:t>Industrial (Fastest ★)</w:t>
+              <w:t>Industrial</w:t>
             </w:r>
           </w:p>
         </w:tc>
@@ -759,7 +760,7 @@
               <w:rPr>
                 <w:sz w:val="20"/>
               </w:rPr>
-              <w:t>+43.3% ★</w:t>
+              <w:t>43.3%</w:t>
             </w:r>
           </w:p>
         </w:tc>
@@ -768,82 +769,6 @@
     <w:p/>
     <w:p>
       <w:pPr>
-        <w:jc w:val="center"/>
-      </w:pPr>
-      <w:r>
-        <w:drawing>
-          <wp:inline xmlns:a="http://schemas.openxmlformats.org/drawingml/2006/main" xmlns:pic="http://schemas.openxmlformats.org/drawingml/2006/picture">
-            <wp:extent cx="2606040" cy="1874520"/>
-            <wp:docPr id="1" name="Picture 1"/>
-            <wp:cNvGraphicFramePr>
-              <a:graphicFrameLocks noChangeAspect="1"/>
-            </wp:cNvGraphicFramePr>
-            <a:graphic>
-              <a:graphicData uri="http://schemas.openxmlformats.org/drawingml/2006/picture">
-                <pic:pic>
-                  <pic:nvPicPr>
-                    <pic:cNvPr id="0" name="c01_sector_2025.png"/>
-                    <pic:cNvPicPr/>
-                  </pic:nvPicPr>
-                  <pic:blipFill>
-                    <a:blip r:embed="rId9"/>
-                    <a:stretch>
-                      <a:fillRect/>
-                    </a:stretch>
-                  </pic:blipFill>
-                  <pic:spPr>
-                    <a:xfrm>
-                      <a:off x="0" y="0"/>
-                      <a:ext cx="2606040" cy="1874520"/>
-                    </a:xfrm>
-                    <a:prstGeom prst="rect"/>
-                  </pic:spPr>
-                </pic:pic>
-              </a:graphicData>
-            </a:graphic>
-          </wp:inline>
-        </w:drawing>
-      </w:r>
-      <w:r>
-        <w:t xml:space="preserve">   </w:t>
-      </w:r>
-      <w:r>
-        <w:drawing>
-          <wp:inline xmlns:a="http://schemas.openxmlformats.org/drawingml/2006/main" xmlns:pic="http://schemas.openxmlformats.org/drawingml/2006/picture">
-            <wp:extent cx="2606040" cy="1873878"/>
-            <wp:docPr id="2" name="Picture 2"/>
-            <wp:cNvGraphicFramePr>
-              <a:graphicFrameLocks noChangeAspect="1"/>
-            </wp:cNvGraphicFramePr>
-            <a:graphic>
-              <a:graphicData uri="http://schemas.openxmlformats.org/drawingml/2006/picture">
-                <pic:pic>
-                  <pic:nvPicPr>
-                    <pic:cNvPr id="0" name="c09_sector_trend.png"/>
-                    <pic:cNvPicPr/>
-                  </pic:nvPicPr>
-                  <pic:blipFill>
-                    <a:blip r:embed="rId10"/>
-                    <a:stretch>
-                      <a:fillRect/>
-                    </a:stretch>
-                  </pic:blipFill>
-                  <pic:spPr>
-                    <a:xfrm>
-                      <a:off x="0" y="0"/>
-                      <a:ext cx="2606040" cy="1873878"/>
-                    </a:xfrm>
-                    <a:prstGeom prst="rect"/>
-                  </pic:spPr>
-                </pic:pic>
-              </a:graphicData>
-            </a:graphic>
-          </wp:inline>
-        </w:drawing>
-      </w:r>
-    </w:p>
-    <w:p>
-      <w:pPr>
         <w:shd w:fill="D4EFF5"/>
       </w:pPr>
       <w:r>
@@ -852,7 +777,7 @@
           <w:color w:val="1A6B7C"/>
           <w:sz w:val="22"/>
         </w:rPr>
-        <w:t>Overall Growth Trends (2022–2025)</w:t>
+        <w:t>Overall Growth in Combined Consumption</w:t>
       </w:r>
     </w:p>
     <w:tbl>
@@ -896,7 +821,7 @@
                 <w:color w:val="FFFFFF"/>
                 <w:sz w:val="20"/>
               </w:rPr>
-              <w:t>Combined (BU)</w:t>
+              <w:t>Combined BU</w:t>
             </w:r>
           </w:p>
         </w:tc>
@@ -912,7 +837,7 @@
                 <w:color w:val="FFFFFF"/>
                 <w:sz w:val="20"/>
               </w:rPr>
-              <w:t>Annual Increase</w:t>
+              <w:t>Increase</w:t>
             </w:r>
           </w:p>
         </w:tc>
@@ -928,7 +853,7 @@
                 <w:color w:val="FFFFFF"/>
                 <w:sz w:val="20"/>
               </w:rPr>
-              <w:t>YoY Growth</w:t>
+              <w:t>YoY %</w:t>
             </w:r>
           </w:p>
         </w:tc>
@@ -991,7 +916,7 @@
         <w:tc>
           <w:tcPr>
             <w:tcW w:type="dxa" w:w="2436"/>
-            <w:shd w:fill="B8E8DC"/>
+            <w:shd w:fill="E8F6F3"/>
           </w:tcPr>
           <w:p>
             <w:r>
@@ -1005,7 +930,7 @@
         <w:tc>
           <w:tcPr>
             <w:tcW w:type="dxa" w:w="2436"/>
-            <w:shd w:fill="B8E8DC"/>
+            <w:shd w:fill="E8F6F3"/>
           </w:tcPr>
           <w:p>
             <w:r>
@@ -1019,7 +944,7 @@
         <w:tc>
           <w:tcPr>
             <w:tcW w:type="dxa" w:w="2436"/>
-            <w:shd w:fill="B8E8DC"/>
+            <w:shd w:fill="E8F6F3"/>
           </w:tcPr>
           <w:p>
             <w:r>
@@ -1033,7 +958,7 @@
         <w:tc>
           <w:tcPr>
             <w:tcW w:type="dxa" w:w="2436"/>
-            <w:shd w:fill="B8E8DC"/>
+            <w:shd w:fill="E8F6F3"/>
           </w:tcPr>
           <w:p>
             <w:r>
@@ -1161,13 +1086,24 @@
     <w:p/>
     <w:p>
       <w:pPr>
+        <w:jc w:val="both"/>
+      </w:pPr>
+      <w:r>
+        <w:rPr>
+          <w:sz w:val="21"/>
+        </w:rPr>
+        <w:t>The combined consumption of all three sectors grew at an average rate of about 7.1% per year. The largest yearly addition was seen in 2022–23, mainly because of the sudden rise in industrial demand.</w:t>
+      </w:r>
+    </w:p>
+    <w:p>
+      <w:pPr>
         <w:jc w:val="center"/>
       </w:pPr>
       <w:r>
         <w:drawing>
           <wp:inline xmlns:a="http://schemas.openxmlformats.org/drawingml/2006/main" xmlns:pic="http://schemas.openxmlformats.org/drawingml/2006/picture">
             <wp:extent cx="2606040" cy="1874520"/>
-            <wp:docPr id="3" name="Picture 3"/>
+            <wp:docPr id="1" name="Picture 1"/>
             <wp:cNvGraphicFramePr>
               <a:graphicFrameLocks noChangeAspect="1"/>
             </wp:cNvGraphicFramePr>
@@ -1175,11 +1111,11 @@
               <a:graphicData uri="http://schemas.openxmlformats.org/drawingml/2006/picture">
                 <pic:pic>
                   <pic:nvPicPr>
-                    <pic:cNvPr id="0" name="c02_combined.png"/>
+                    <pic:cNvPr id="0" name="c01_sector_2025.png"/>
                     <pic:cNvPicPr/>
                   </pic:nvPicPr>
                   <pic:blipFill>
-                    <a:blip r:embed="rId11"/>
+                    <a:blip r:embed="rId9"/>
                     <a:stretch>
                       <a:fillRect/>
                     </a:stretch>
@@ -1204,7 +1140,7 @@
         <w:drawing>
           <wp:inline xmlns:a="http://schemas.openxmlformats.org/drawingml/2006/main" xmlns:pic="http://schemas.openxmlformats.org/drawingml/2006/picture">
             <wp:extent cx="2606040" cy="1873878"/>
-            <wp:docPr id="4" name="Picture 4"/>
+            <wp:docPr id="2" name="Picture 2"/>
             <wp:cNvGraphicFramePr>
               <a:graphicFrameLocks noChangeAspect="1"/>
             </wp:cNvGraphicFramePr>
@@ -1212,11 +1148,11 @@
               <a:graphicData uri="http://schemas.openxmlformats.org/drawingml/2006/picture">
                 <pic:pic>
                   <pic:nvPicPr>
-                    <pic:cNvPr id="0" name="c05_demand_supply.png"/>
+                    <pic:cNvPr id="0" name="c09_sector_trend.png"/>
                     <pic:cNvPicPr/>
                   </pic:nvPicPr>
                   <pic:blipFill>
-                    <a:blip r:embed="rId12"/>
+                    <a:blip r:embed="rId10"/>
                     <a:stretch>
                       <a:fillRect/>
                     </a:stretch>
@@ -1245,7 +1181,7 @@
           <w:color w:val="788C96"/>
           <w:sz w:val="16"/>
         </w:rPr>
-        <w:t>Page 2 | EDCC Complete Analytical Report — Jaya</w:t>
+        <w:t>Page 2 — Jaya</w:t>
       </w:r>
     </w:p>
     <w:p>
@@ -1280,7 +1216,7 @@
           <w:color w:val="FFFFFF"/>
           <w:sz w:val="22"/>
         </w:rPr>
-        <w:t>Identification of Dominant Sector &amp; Key Drivers</w:t>
+        <w:t>Sector Comparison and Reasons for Growth</w:t>
       </w:r>
     </w:p>
     <w:p>
@@ -1293,7 +1229,7 @@
           <w:color w:val="FFFFFF"/>
           <w:sz w:val="22"/>
         </w:rPr>
-        <w:t>★ KEY POINTS — Page 3</w:t>
+        <w:t>Important Findings</w:t>
       </w:r>
     </w:p>
     <w:p>
@@ -1305,7 +1241,7 @@
         <w:rPr>
           <w:sz w:val="20"/>
         </w:rPr>
-        <w:t>★ INDUSTRIAL SECTOR = HIGHEST GROWTH at 43.3%</w:t>
+        <w:t>Industry had the highest growth rate: 43.3% between 2022 and 2025.</w:t>
       </w:r>
     </w:p>
     <w:p>
@@ -1317,7 +1253,7 @@
         <w:rPr>
           <w:sz w:val="20"/>
         </w:rPr>
-        <w:t>Industrial CAGR = 12.7% | Peak single year = 22.6% (2022–23)</w:t>
+        <w:t>Its CAGR was 12.7%, which is much higher than agriculture (5.8%) and domestic (6.7%).</w:t>
       </w:r>
     </w:p>
     <w:p>
@@ -1329,7 +1265,7 @@
         <w:rPr>
           <w:sz w:val="20"/>
         </w:rPr>
-        <w:t>Industrial share of domestic consumption: 40.2% → 47.2%</w:t>
+        <w:t>The best single-year performance was also in industry: 22.6% in 2022–23.</w:t>
       </w:r>
     </w:p>
     <w:p>
@@ -1341,7 +1277,7 @@
         <w:rPr>
           <w:sz w:val="20"/>
         </w:rPr>
-        <w:t>Drivers: industrial expansion | irrigation | urbanisation &amp; ACs</w:t>
+        <w:t>Industry's share of domestic consumption increased from 40.2% to 47.2%.</w:t>
       </w:r>
     </w:p>
     <w:p>
@@ -1353,7 +1289,7 @@
         <w:rPr>
           <w:sz w:val="20"/>
         </w:rPr>
-        <w:t>All sectors contribute to peak demand alongside cooling requirements</w:t>
+        <w:t>Agriculture added the most units in absolute terms (+15.15 BU), but grew more slowly in percentage terms.</w:t>
       </w:r>
     </w:p>
     <w:p>
@@ -1362,10 +1298,20 @@
       </w:pPr>
       <w:r>
         <w:rPr>
-          <w:b/>
           <w:sz w:val="21"/>
         </w:rPr>
-        <w:t>★ DOMINANT SECTOR: Industrial sector recorded HIGHEST GROWTH at 43.3% during 2022–2025.</w:t>
+        <w:t>Result: Based on percentage growth, the industrial sector is the fastest-growing sector in the given period.</w:t>
+      </w:r>
+    </w:p>
+    <w:p>
+      <w:pPr>
+        <w:jc w:val="both"/>
+      </w:pPr>
+      <w:r>
+        <w:rPr>
+          <w:sz w:val="21"/>
+        </w:rPr>
+        <w:t>Although agriculture consumes the largest quantity of electricity, industry expanded at a much faster pace. In 2022, industry used only about 40% of domestic consumption. By 2025, this ratio increased to 47.2%. If the same pattern continues, industrial demand may become as large as household demand in future.</w:t>
       </w:r>
     </w:p>
     <w:p>
@@ -1378,7 +1324,7 @@
           <w:color w:val="1A6B7C"/>
           <w:sz w:val="22"/>
         </w:rPr>
-        <w:t>Comparative Growth Analysis</w:t>
+        <w:t>Sector Comparison Table (2022–2025)</w:t>
       </w:r>
     </w:p>
     <w:tbl>
@@ -1406,7 +1352,7 @@
                 <w:color w:val="FFFFFF"/>
                 <w:sz w:val="20"/>
               </w:rPr>
-              <w:t>Measure</w:t>
+              <w:t>Item</w:t>
             </w:r>
           </w:p>
         </w:tc>
@@ -1438,7 +1384,7 @@
                 <w:color w:val="FFFFFF"/>
                 <w:sz w:val="20"/>
               </w:rPr>
-              <w:t>Industrial ★</w:t>
+              <w:t>Industrial</w:t>
             </w:r>
           </w:p>
         </w:tc>
@@ -1582,7 +1528,7 @@
               <w:rPr>
                 <w:sz w:val="20"/>
               </w:rPr>
-              <w:t>% Growth</w:t>
+              <w:t>Growth (%)</w:t>
             </w:r>
           </w:p>
         </w:tc>
@@ -1596,7 +1542,7 @@
               <w:rPr>
                 <w:sz w:val="20"/>
               </w:rPr>
-              <w:t>18.2%</w:t>
+              <w:t>18.2</w:t>
             </w:r>
           </w:p>
         </w:tc>
@@ -1610,7 +1556,7 @@
               <w:rPr>
                 <w:sz w:val="20"/>
               </w:rPr>
-              <w:t>43.3% ★</w:t>
+              <w:t>43.3</w:t>
             </w:r>
           </w:p>
         </w:tc>
@@ -1624,7 +1570,7 @@
               <w:rPr>
                 <w:sz w:val="20"/>
               </w:rPr>
-              <w:t>21.9%</w:t>
+              <w:t>21.9</w:t>
             </w:r>
           </w:p>
         </w:tc>
@@ -1640,7 +1586,7 @@
               <w:rPr>
                 <w:sz w:val="20"/>
               </w:rPr>
-              <w:t>CAGR</w:t>
+              <w:t>CAGR (%)</w:t>
             </w:r>
           </w:p>
         </w:tc>
@@ -1654,7 +1600,7 @@
               <w:rPr>
                 <w:sz w:val="20"/>
               </w:rPr>
-              <w:t>5.8%</w:t>
+              <w:t>5.8</w:t>
             </w:r>
           </w:p>
         </w:tc>
@@ -1668,7 +1614,7 @@
               <w:rPr>
                 <w:sz w:val="20"/>
               </w:rPr>
-              <w:t>12.7% ★</w:t>
+              <w:t>12.7</w:t>
             </w:r>
           </w:p>
         </w:tc>
@@ -1682,7 +1628,7 @@
               <w:rPr>
                 <w:sz w:val="20"/>
               </w:rPr>
-              <w:t>6.7%</w:t>
+              <w:t>6.7</w:t>
             </w:r>
           </w:p>
         </w:tc>
@@ -1698,7 +1644,7 @@
               <w:rPr>
                 <w:sz w:val="20"/>
               </w:rPr>
-              <w:t>Best Single Year</w:t>
+              <w:t>Best year (%)</w:t>
             </w:r>
           </w:p>
         </w:tc>
@@ -1712,7 +1658,7 @@
               <w:rPr>
                 <w:sz w:val="20"/>
               </w:rPr>
-              <w:t>6.8%</w:t>
+              <w:t>6.8</w:t>
             </w:r>
           </w:p>
         </w:tc>
@@ -1726,7 +1672,7 @@
               <w:rPr>
                 <w:sz w:val="20"/>
               </w:rPr>
-              <w:t>22.6% ★</w:t>
+              <w:t>22.6</w:t>
             </w:r>
           </w:p>
         </w:tc>
@@ -1740,7 +1686,7 @@
               <w:rPr>
                 <w:sz w:val="20"/>
               </w:rPr>
-              <w:t>9.9%</w:t>
+              <w:t>9.9</w:t>
             </w:r>
           </w:p>
         </w:tc>
@@ -1749,82 +1695,6 @@
     <w:p/>
     <w:p>
       <w:pPr>
-        <w:jc w:val="center"/>
-      </w:pPr>
-      <w:r>
-        <w:drawing>
-          <wp:inline xmlns:a="http://schemas.openxmlformats.org/drawingml/2006/main" xmlns:pic="http://schemas.openxmlformats.org/drawingml/2006/picture">
-            <wp:extent cx="2606040" cy="1874520"/>
-            <wp:docPr id="5" name="Picture 5"/>
-            <wp:cNvGraphicFramePr>
-              <a:graphicFrameLocks noChangeAspect="1"/>
-            </wp:cNvGraphicFramePr>
-            <a:graphic>
-              <a:graphicData uri="http://schemas.openxmlformats.org/drawingml/2006/picture">
-                <pic:pic>
-                  <pic:nvPicPr>
-                    <pic:cNvPr id="0" name="c03_growth_rates.png"/>
-                    <pic:cNvPicPr/>
-                  </pic:nvPicPr>
-                  <pic:blipFill>
-                    <a:blip r:embed="rId13"/>
-                    <a:stretch>
-                      <a:fillRect/>
-                    </a:stretch>
-                  </pic:blipFill>
-                  <pic:spPr>
-                    <a:xfrm>
-                      <a:off x="0" y="0"/>
-                      <a:ext cx="2606040" cy="1874520"/>
-                    </a:xfrm>
-                    <a:prstGeom prst="rect"/>
-                  </pic:spPr>
-                </pic:pic>
-              </a:graphicData>
-            </a:graphic>
-          </wp:inline>
-        </w:drawing>
-      </w:r>
-      <w:r>
-        <w:t xml:space="preserve">   </w:t>
-      </w:r>
-      <w:r>
-        <w:drawing>
-          <wp:inline xmlns:a="http://schemas.openxmlformats.org/drawingml/2006/main" xmlns:pic="http://schemas.openxmlformats.org/drawingml/2006/picture">
-            <wp:extent cx="2606040" cy="1874520"/>
-            <wp:docPr id="6" name="Picture 6"/>
-            <wp:cNvGraphicFramePr>
-              <a:graphicFrameLocks noChangeAspect="1"/>
-            </wp:cNvGraphicFramePr>
-            <a:graphic>
-              <a:graphicData uri="http://schemas.openxmlformats.org/drawingml/2006/picture">
-                <pic:pic>
-                  <pic:nvPicPr>
-                    <pic:cNvPr id="0" name="c04_industrial.png"/>
-                    <pic:cNvPicPr/>
-                  </pic:nvPicPr>
-                  <pic:blipFill>
-                    <a:blip r:embed="rId14"/>
-                    <a:stretch>
-                      <a:fillRect/>
-                    </a:stretch>
-                  </pic:blipFill>
-                  <pic:spPr>
-                    <a:xfrm>
-                      <a:off x="0" y="0"/>
-                      <a:ext cx="2606040" cy="1874520"/>
-                    </a:xfrm>
-                    <a:prstGeom prst="rect"/>
-                  </pic:spPr>
-                </pic:pic>
-              </a:graphicData>
-            </a:graphic>
-          </wp:inline>
-        </w:drawing>
-      </w:r>
-    </w:p>
-    <w:p>
-      <w:pPr>
         <w:shd w:fill="D4EFF5"/>
       </w:pPr>
       <w:r>
@@ -1833,7 +1703,7 @@
           <w:color w:val="1A6B7C"/>
           <w:sz w:val="22"/>
         </w:rPr>
-        <w:t>Key Drivers of Sectoral Growth</w:t>
+        <w:t>Reasons for Growth in Each Sector</w:t>
       </w:r>
     </w:p>
     <w:tbl>
@@ -1892,7 +1762,7 @@
                 <w:color w:val="FFFFFF"/>
                 <w:sz w:val="20"/>
               </w:rPr>
-              <w:t>Main Drivers (EDCC Briefing)</w:t>
+              <w:t>Main reasons (as per EDCC note)</w:t>
             </w:r>
           </w:p>
         </w:tc>
@@ -1908,7 +1778,7 @@
               <w:rPr>
                 <w:sz w:val="20"/>
               </w:rPr>
-              <w:t>Industrial ★</w:t>
+              <w:t>Industrial</w:t>
             </w:r>
           </w:p>
         </w:tc>
@@ -1936,7 +1806,7 @@
               <w:rPr>
                 <w:sz w:val="20"/>
               </w:rPr>
-              <w:t>Industrial expansion; continuous peak demand; 22.6% surge 2022–23</w:t>
+              <w:t>Expansion of industrial activity; higher factory output; pressure on peak demand</w:t>
             </w:r>
           </w:p>
         </w:tc>
@@ -1980,7 +1850,7 @@
               <w:rPr>
                 <w:sz w:val="20"/>
               </w:rPr>
-              <w:t>Increased agricultural irrigation; largest base (+15.15 BU)</w:t>
+              <w:t>More irrigation through electric pumps; large base of farm consumption</w:t>
             </w:r>
           </w:p>
         </w:tc>
@@ -2021,7 +1891,7 @@
               <w:rPr>
                 <w:sz w:val="20"/>
               </w:rPr>
-              <w:t>Rapid urbanisation; higher use of air conditioners</w:t>
+              <w:t>Urbanisation; greater use of air conditioners and home appliances</w:t>
             </w:r>
           </w:p>
         </w:tc>
@@ -2033,12 +1903,88 @@
         <w:jc w:val="center"/>
       </w:pPr>
       <w:r>
+        <w:drawing>
+          <wp:inline xmlns:a="http://schemas.openxmlformats.org/drawingml/2006/main" xmlns:pic="http://schemas.openxmlformats.org/drawingml/2006/picture">
+            <wp:extent cx="2606040" cy="1874520"/>
+            <wp:docPr id="3" name="Picture 3"/>
+            <wp:cNvGraphicFramePr>
+              <a:graphicFrameLocks noChangeAspect="1"/>
+            </wp:cNvGraphicFramePr>
+            <a:graphic>
+              <a:graphicData uri="http://schemas.openxmlformats.org/drawingml/2006/picture">
+                <pic:pic>
+                  <pic:nvPicPr>
+                    <pic:cNvPr id="0" name="c03_growth_rates.png"/>
+                    <pic:cNvPicPr/>
+                  </pic:nvPicPr>
+                  <pic:blipFill>
+                    <a:blip r:embed="rId11"/>
+                    <a:stretch>
+                      <a:fillRect/>
+                    </a:stretch>
+                  </pic:blipFill>
+                  <pic:spPr>
+                    <a:xfrm>
+                      <a:off x="0" y="0"/>
+                      <a:ext cx="2606040" cy="1874520"/>
+                    </a:xfrm>
+                    <a:prstGeom prst="rect"/>
+                  </pic:spPr>
+                </pic:pic>
+              </a:graphicData>
+            </a:graphic>
+          </wp:inline>
+        </w:drawing>
+      </w:r>
+      <w:r>
+        <w:t xml:space="preserve">   </w:t>
+      </w:r>
+      <w:r>
+        <w:drawing>
+          <wp:inline xmlns:a="http://schemas.openxmlformats.org/drawingml/2006/main" xmlns:pic="http://schemas.openxmlformats.org/drawingml/2006/picture">
+            <wp:extent cx="2606040" cy="1874520"/>
+            <wp:docPr id="4" name="Picture 4"/>
+            <wp:cNvGraphicFramePr>
+              <a:graphicFrameLocks noChangeAspect="1"/>
+            </wp:cNvGraphicFramePr>
+            <a:graphic>
+              <a:graphicData uri="http://schemas.openxmlformats.org/drawingml/2006/picture">
+                <pic:pic>
+                  <pic:nvPicPr>
+                    <pic:cNvPr id="0" name="c04_industrial.png"/>
+                    <pic:cNvPicPr/>
+                  </pic:nvPicPr>
+                  <pic:blipFill>
+                    <a:blip r:embed="rId12"/>
+                    <a:stretch>
+                      <a:fillRect/>
+                    </a:stretch>
+                  </pic:blipFill>
+                  <pic:spPr>
+                    <a:xfrm>
+                      <a:off x="0" y="0"/>
+                      <a:ext cx="2606040" cy="1874520"/>
+                    </a:xfrm>
+                    <a:prstGeom prst="rect"/>
+                  </pic:spPr>
+                </pic:pic>
+              </a:graphicData>
+            </a:graphic>
+          </wp:inline>
+        </w:drawing>
+      </w:r>
+    </w:p>
+    <w:p>
+      <w:pPr>
+        <w:jc w:val="center"/>
+      </w:pPr>
+      <w:r>
         <w:rPr>
           <w:i/>
           <w:color w:val="788C96"/>
           <w:sz w:val="16"/>
         </w:rPr>
-        <w:t>Page 3 | EDCC Complete Analytical Report — Jaya</w:t>
+        <w:t>Page 3 — Jaya</w:t>
       </w:r>
     </w:p>
     <w:p>
@@ -2058,7 +2004,7 @@
           <w:color w:val="FFFFFF"/>
           <w:sz w:val="28"/>
         </w:rPr>
-        <w:t>Electricity Demand and Supply Dynamics</w:t>
+        <w:t>Electricity Demand and Supply</w:t>
       </w:r>
     </w:p>
     <w:p>
@@ -2073,7 +2019,7 @@
           <w:color w:val="FFFFFF"/>
           <w:sz w:val="22"/>
         </w:rPr>
-        <w:t>Comparison of Demand and Supply Trends (2022–2025)</w:t>
+        <w:t>Trend Analysis and Major Concerns</w:t>
       </w:r>
     </w:p>
     <w:p>
@@ -2086,7 +2032,7 @@
           <w:color w:val="FFFFFF"/>
           <w:sz w:val="22"/>
         </w:rPr>
-        <w:t>★ KEY POINTS — Page 4</w:t>
+        <w:t>Important Points from Table 2</w:t>
       </w:r>
     </w:p>
     <w:p>
@@ -2098,7 +2044,7 @@
         <w:rPr>
           <w:sz w:val="20"/>
         </w:rPr>
-        <w:t>Total demand grew: 182 → 221 BU (+21.4%)</w:t>
+        <w:t>Demand increased from 182 BU to 221 BU between 2022 and 2025.</w:t>
       </w:r>
     </w:p>
     <w:p>
@@ -2110,7 +2056,7 @@
         <w:rPr>
           <w:sz w:val="20"/>
         </w:rPr>
-        <w:t>Total supply grew: 178 → 212 BU (+19.1%)</w:t>
+        <w:t>Supply increased from 178 BU to 212 BU in the same period.</w:t>
       </w:r>
     </w:p>
     <w:p>
@@ -2122,7 +2068,7 @@
         <w:rPr>
           <w:sz w:val="20"/>
         </w:rPr>
-        <w:t>★ Demand-Supply GAP WIDENED: 4 BU → 9 BU (more than doubled)</w:t>
+        <w:t>The gap between demand and supply rose from 4 BU to 9 BU.</w:t>
       </w:r>
     </w:p>
     <w:p>
@@ -2134,7 +2080,7 @@
         <w:rPr>
           <w:sz w:val="20"/>
         </w:rPr>
-        <w:t>Gap as % of demand: 2.2% → 4.1% — supply falling behind demand</w:t>
+        <w:t>The gap as a share of demand increased from 2.2% to 4.1%.</w:t>
       </w:r>
     </w:p>
     <w:p>
@@ -2146,7 +2092,7 @@
         <w:rPr>
           <w:sz w:val="20"/>
         </w:rPr>
-        <w:t>Risk: load shedding, voltage instability, costly short-term power purchases</w:t>
+        <w:t>Supply is growing, but not as fast as demand.</w:t>
       </w:r>
     </w:p>
     <w:p>
@@ -2155,10 +2101,20 @@
       </w:pPr>
       <w:r>
         <w:rPr>
-          <w:b/>
           <w:sz w:val="21"/>
         </w:rPr>
-        <w:t>CRITICAL CONCERN: Supply is not keeping pace with demand — gap widens by 1-2 BU every year.</w:t>
+        <w:t>Concern: The demand–supply gap has more than doubled in four years. This can lead to power shortage during peak hours.</w:t>
+      </w:r>
+    </w:p>
+    <w:p>
+      <w:pPr>
+        <w:jc w:val="both"/>
+      </w:pPr>
+      <w:r>
+        <w:rPr>
+          <w:sz w:val="21"/>
+        </w:rPr>
+        <w:t>Table 2 shows that although electricity supply is improving, demand is rising at a higher speed. In 2025, the country fell short by 9 BU. This gap may affect power availability, especially when demand is high in summer or during irrigation season.</w:t>
       </w:r>
     </w:p>
     <w:p>
@@ -2216,7 +2172,7 @@
                 <w:color w:val="FFFFFF"/>
                 <w:sz w:val="20"/>
               </w:rPr>
-              <w:t>Demand (BU)</w:t>
+              <w:t>Demand</w:t>
             </w:r>
           </w:p>
         </w:tc>
@@ -2232,7 +2188,7 @@
                 <w:color w:val="FFFFFF"/>
                 <w:sz w:val="20"/>
               </w:rPr>
-              <w:t>Supply (BU)</w:t>
+              <w:t>Supply</w:t>
             </w:r>
           </w:p>
         </w:tc>
@@ -2248,7 +2204,7 @@
                 <w:color w:val="FFFFFF"/>
                 <w:sz w:val="20"/>
               </w:rPr>
-              <w:t>Gap (BU)</w:t>
+              <w:t>Gap</w:t>
             </w:r>
           </w:p>
         </w:tc>
@@ -2528,7 +2484,7 @@
               <w:rPr>
                 <w:sz w:val="20"/>
               </w:rPr>
-              <w:t>9 ★</w:t>
+              <w:t>9</w:t>
             </w:r>
           </w:p>
         </w:tc>
@@ -2542,7 +2498,7 @@
               <w:rPr>
                 <w:sz w:val="20"/>
               </w:rPr>
-              <w:t>4.1% ★</w:t>
+              <w:t>4.1%</w:t>
             </w:r>
           </w:p>
         </w:tc>
@@ -2551,17 +2507,6 @@
     <w:p/>
     <w:p>
       <w:pPr>
-        <w:jc w:val="both"/>
-      </w:pPr>
-      <w:r>
-        <w:rPr>
-          <w:sz w:val="21"/>
-        </w:rPr>
-        <w:t>Although supply has grown in absolute terms, the demand-supply gap has more than doubled from 4 BU to 9 BU. Each year, unmet demand increased by 1–2 BU, indicating incremental generation and transmission capacity additions are falling short of demand growth.</w:t>
-      </w:r>
-    </w:p>
-    <w:p>
-      <w:pPr>
         <w:shd w:fill="D4EFF5"/>
       </w:pPr>
       <w:r>
@@ -2570,7 +2515,7 @@
           <w:color w:val="1A6B7C"/>
           <w:sz w:val="22"/>
         </w:rPr>
-        <w:t>Critical Concerns in the Power Sector</w:t>
+        <w:t>Main Concerns Identified</w:t>
       </w:r>
     </w:p>
     <w:p>
@@ -2581,7 +2526,7 @@
         <w:rPr>
           <w:sz w:val="20"/>
         </w:rPr>
-        <w:t>Managing peak demand during summer and extreme weather periods</w:t>
+        <w:t>Peak demand is difficult to manage during summer and extreme weather.</w:t>
       </w:r>
     </w:p>
     <w:p>
@@ -2592,7 +2537,7 @@
         <w:rPr>
           <w:sz w:val="20"/>
         </w:rPr>
-        <w:t>Financial health of DISCOMs limiting infrastructure investment</w:t>
+        <w:t>Distribution companies (DISCOMs) face financial problems, which limits investment.</w:t>
       </w:r>
     </w:p>
     <w:p>
@@ -2603,7 +2548,7 @@
         <w:rPr>
           <w:sz w:val="20"/>
         </w:rPr>
-        <w:t>Continued dependence on coal for round-the-clock baseload supply</w:t>
+        <w:t>Coal-based power is still needed for continuous supply.</w:t>
       </w:r>
     </w:p>
     <w:p>
@@ -2614,7 +2559,7 @@
         <w:rPr>
           <w:sz w:val="20"/>
         </w:rPr>
-        <w:t>Integration challenges of variable renewable energy sources</w:t>
+        <w:t>Solar and wind power depend on weather and time of day.</w:t>
       </w:r>
     </w:p>
     <w:p>
@@ -2625,7 +2570,7 @@
         <w:rPr>
           <w:sz w:val="20"/>
         </w:rPr>
-        <w:t>Widening demand-supply gap threatening energy security</w:t>
+        <w:t>The widening demand–supply gap may affect energy security.</w:t>
       </w:r>
     </w:p>
     <w:p>
@@ -2636,7 +2581,7 @@
         <w:drawing>
           <wp:inline xmlns:a="http://schemas.openxmlformats.org/drawingml/2006/main" xmlns:pic="http://schemas.openxmlformats.org/drawingml/2006/picture">
             <wp:extent cx="2606040" cy="1873878"/>
-            <wp:docPr id="7" name="Picture 7"/>
+            <wp:docPr id="5" name="Picture 5"/>
             <wp:cNvGraphicFramePr>
               <a:graphicFrameLocks noChangeAspect="1"/>
             </wp:cNvGraphicFramePr>
@@ -2648,7 +2593,7 @@
                     <pic:cNvPicPr/>
                   </pic:nvPicPr>
                   <pic:blipFill>
-                    <a:blip r:embed="rId12"/>
+                    <a:blip r:embed="rId13"/>
                     <a:stretch>
                       <a:fillRect/>
                     </a:stretch>
@@ -2673,7 +2618,7 @@
         <w:drawing>
           <wp:inline xmlns:a="http://schemas.openxmlformats.org/drawingml/2006/main" xmlns:pic="http://schemas.openxmlformats.org/drawingml/2006/picture">
             <wp:extent cx="2606040" cy="1874520"/>
-            <wp:docPr id="8" name="Picture 8"/>
+            <wp:docPr id="6" name="Picture 6"/>
             <wp:cNvGraphicFramePr>
               <a:graphicFrameLocks noChangeAspect="1"/>
             </wp:cNvGraphicFramePr>
@@ -2685,7 +2630,7 @@
                     <pic:cNvPicPr/>
                   </pic:nvPicPr>
                   <pic:blipFill>
-                    <a:blip r:embed="rId15"/>
+                    <a:blip r:embed="rId14"/>
                     <a:stretch>
                       <a:fillRect/>
                     </a:stretch>
@@ -2714,7 +2659,7 @@
           <w:color w:val="788C96"/>
           <w:sz w:val="16"/>
         </w:rPr>
-        <w:t>Page 4 | EDCC Complete Analytical Report</w:t>
+        <w:t>Page 4</w:t>
       </w:r>
     </w:p>
     <w:p>
@@ -2734,7 +2679,7 @@
           <w:color w:val="FFFFFF"/>
           <w:sz w:val="28"/>
         </w:rPr>
-        <w:t>Renewable Energy and Infrastructure Efficiency</w:t>
+        <w:t>Renewable Energy and Transmission Losses</w:t>
       </w:r>
     </w:p>
     <w:p>
@@ -2749,7 +2694,7 @@
           <w:color w:val="FFFFFF"/>
           <w:sz w:val="22"/>
         </w:rPr>
-        <w:t>Progress in RE Adoption &amp; T&amp;D Loss Reduction (2022–2025)</w:t>
+        <w:t>Review of Progress from 2022 to 2025</w:t>
       </w:r>
     </w:p>
     <w:p>
@@ -2762,7 +2707,7 @@
           <w:color w:val="FFFFFF"/>
           <w:sz w:val="22"/>
         </w:rPr>
-        <w:t>★ KEY POINTS — Page 5</w:t>
+        <w:t>Important Points from Table 3</w:t>
       </w:r>
     </w:p>
     <w:p>
@@ -2774,7 +2719,7 @@
         <w:rPr>
           <w:sz w:val="20"/>
         </w:rPr>
-        <w:t>Renewable energy share: 24% → 35% (+11 percentage points in 4 years)</w:t>
+        <w:t>Share of renewable energy increased from 24% to 35%.</w:t>
       </w:r>
     </w:p>
     <w:p>
@@ -2786,7 +2731,7 @@
         <w:rPr>
           <w:sz w:val="20"/>
         </w:rPr>
-        <w:t>T&amp;D losses reduced: 18% → 15% (-3 percentage points)</w:t>
+        <w:t>This is an improvement of 11 percentage points in four years.</w:t>
       </w:r>
     </w:p>
     <w:p>
@@ -2798,7 +2743,7 @@
         <w:rPr>
           <w:sz w:val="20"/>
         </w:rPr>
-        <w:t>Government targets AT&amp;C losses of 12–15% under RDSS scheme</w:t>
+        <w:t>Transmission and distribution losses fell from 18% to 15%.</w:t>
       </w:r>
     </w:p>
     <w:p>
@@ -2810,7 +2755,7 @@
         <w:rPr>
           <w:sz w:val="20"/>
         </w:rPr>
-        <w:t>RE growth must be matched by storage, transmission &amp; grid modernisation</w:t>
+        <w:t>Loss reduction shows better efficiency, but 15% is still high.</w:t>
       </w:r>
     </w:p>
     <w:p>
@@ -2822,7 +2767,18 @@
         <w:rPr>
           <w:sz w:val="20"/>
         </w:rPr>
-        <w:t>Reducing losses = more electricity reaches paying consumers without new generation</w:t>
+        <w:t>More renewable power also requires better grid and storage support.</w:t>
+      </w:r>
+    </w:p>
+    <w:p>
+      <w:pPr>
+        <w:jc w:val="both"/>
+      </w:pPr>
+      <w:r>
+        <w:rPr>
+          <w:sz w:val="21"/>
+        </w:rPr>
+        <w:t>India has made visible progress in clean energy during the study period. At the same time, reduction in T&amp;D losses shows that less electricity is being wasted in the network. However, both areas need further improvement if the country wants reliable and affordable power supply.</w:t>
       </w:r>
     </w:p>
     <w:p>
@@ -2961,7 +2917,7 @@
               <w:rPr>
                 <w:sz w:val="20"/>
               </w:rPr>
-              <w:t>Renewable Energy Share (%)</w:t>
+              <w:t>Renewable share (%)</w:t>
             </w:r>
           </w:p>
         </w:tc>
@@ -3031,7 +2987,7 @@
               <w:rPr>
                 <w:sz w:val="20"/>
               </w:rPr>
-              <w:t>+11 pp ★</w:t>
+              <w:t>+11 pp</w:t>
             </w:r>
           </w:p>
         </w:tc>
@@ -3047,7 +3003,7 @@
               <w:rPr>
                 <w:sz w:val="20"/>
               </w:rPr>
-              <w:t>T&amp;D Losses (%)</w:t>
+              <w:t>T&amp;D losses (%)</w:t>
             </w:r>
           </w:p>
         </w:tc>
@@ -3117,7 +3073,7 @@
               <w:rPr>
                 <w:sz w:val="20"/>
               </w:rPr>
-              <w:t>-3 pp ★</w:t>
+              <w:t>-3 pp</w:t>
             </w:r>
           </w:p>
         </w:tc>
@@ -3132,18 +3088,7 @@
         <w:rPr>
           <w:sz w:val="21"/>
         </w:rPr>
-        <w:t>India has made significant progress in renewable energy adoption, with share rising from 24% to 35%. T&amp;D losses declined steadily from 18% to 15%, showing improvement in distribution efficiency. However, further reduction is needed to reach international benchmarks and RDSS targets of 12–15%.</w:t>
-      </w:r>
-    </w:p>
-    <w:p>
-      <w:pPr>
-        <w:jc w:val="both"/>
-      </w:pPr>
-      <w:r>
-        <w:rPr>
-          <w:sz w:val="21"/>
-        </w:rPr>
-        <w:t>The challenge is shifting from capacity creation to efficient and reliable demand management — ensuring electricity is available when and where needed, especially during peak periods when solar generation is unavailable.</w:t>
+        <w:t>Higher renewable share is a positive sign for long-term sustainability. Lower losses mean that more generated power can reach consumers. Together, these trends support the government's focus on renewable energy, smart grids, and energy-efficient appliances mentioned in the EDCC briefing.</w:t>
       </w:r>
     </w:p>
     <w:p>
@@ -3154,7 +3099,7 @@
         <w:drawing>
           <wp:inline xmlns:a="http://schemas.openxmlformats.org/drawingml/2006/main" xmlns:pic="http://schemas.openxmlformats.org/drawingml/2006/picture">
             <wp:extent cx="2606040" cy="1874520"/>
-            <wp:docPr id="9" name="Picture 9"/>
+            <wp:docPr id="7" name="Picture 7"/>
             <wp:cNvGraphicFramePr>
               <a:graphicFrameLocks noChangeAspect="1"/>
             </wp:cNvGraphicFramePr>
@@ -3166,7 +3111,7 @@
                     <pic:cNvPicPr/>
                   </pic:nvPicPr>
                   <pic:blipFill>
-                    <a:blip r:embed="rId16"/>
+                    <a:blip r:embed="rId15"/>
                     <a:stretch>
                       <a:fillRect/>
                     </a:stretch>
@@ -3191,7 +3136,7 @@
         <w:drawing>
           <wp:inline xmlns:a="http://schemas.openxmlformats.org/drawingml/2006/main" xmlns:pic="http://schemas.openxmlformats.org/drawingml/2006/picture">
             <wp:extent cx="2606040" cy="1874520"/>
-            <wp:docPr id="10" name="Picture 10"/>
+            <wp:docPr id="8" name="Picture 8"/>
             <wp:cNvGraphicFramePr>
               <a:graphicFrameLocks noChangeAspect="1"/>
             </wp:cNvGraphicFramePr>
@@ -3200,543 +3145,6 @@
                 <pic:pic>
                   <pic:nvPicPr>
                     <pic:cNvPr id="0" name="c08_td_losses.png"/>
-                    <pic:cNvPicPr/>
-                  </pic:nvPicPr>
-                  <pic:blipFill>
-                    <a:blip r:embed="rId17"/>
-                    <a:stretch>
-                      <a:fillRect/>
-                    </a:stretch>
-                  </pic:blipFill>
-                  <pic:spPr>
-                    <a:xfrm>
-                      <a:off x="0" y="0"/>
-                      <a:ext cx="2606040" cy="1874520"/>
-                    </a:xfrm>
-                    <a:prstGeom prst="rect"/>
-                  </pic:spPr>
-                </pic:pic>
-              </a:graphicData>
-            </a:graphic>
-          </wp:inline>
-        </w:drawing>
-      </w:r>
-    </w:p>
-    <w:p>
-      <w:pPr>
-        <w:jc w:val="center"/>
-      </w:pPr>
-      <w:r>
-        <w:drawing>
-          <wp:inline xmlns:a="http://schemas.openxmlformats.org/drawingml/2006/main" xmlns:pic="http://schemas.openxmlformats.org/drawingml/2006/picture">
-            <wp:extent cx="2606040" cy="1872234"/>
-            <wp:docPr id="11" name="Picture 11"/>
-            <wp:cNvGraphicFramePr>
-              <a:graphicFrameLocks noChangeAspect="1"/>
-            </wp:cNvGraphicFramePr>
-            <a:graphic>
-              <a:graphicData uri="http://schemas.openxmlformats.org/drawingml/2006/picture">
-                <pic:pic>
-                  <pic:nvPicPr>
-                    <pic:cNvPr id="0" name="c10_re_vs_losses.png"/>
-                    <pic:cNvPicPr/>
-                  </pic:nvPicPr>
-                  <pic:blipFill>
-                    <a:blip r:embed="rId18"/>
-                    <a:stretch>
-                      <a:fillRect/>
-                    </a:stretch>
-                  </pic:blipFill>
-                  <pic:spPr>
-                    <a:xfrm>
-                      <a:off x="0" y="0"/>
-                      <a:ext cx="2606040" cy="1872234"/>
-                    </a:xfrm>
-                    <a:prstGeom prst="rect"/>
-                  </pic:spPr>
-                </pic:pic>
-              </a:graphicData>
-            </a:graphic>
-          </wp:inline>
-        </w:drawing>
-      </w:r>
-    </w:p>
-    <w:p>
-      <w:pPr>
-        <w:jc w:val="center"/>
-      </w:pPr>
-      <w:r>
-        <w:rPr>
-          <w:i/>
-          <w:color w:val="788C96"/>
-          <w:sz w:val="16"/>
-        </w:rPr>
-        <w:t>Page 5 | EDCC Complete Analytical Report</w:t>
-      </w:r>
-    </w:p>
-    <w:p>
-      <w:r>
-        <w:br w:type="page"/>
-      </w:r>
-    </w:p>
-    <w:p>
-      <w:pPr>
-        <w:spacing w:after="0"/>
-        <w:jc w:val="center"/>
-        <w:shd w:fill="1A6B7C"/>
-      </w:pPr>
-      <w:r>
-        <w:rPr>
-          <w:b/>
-          <w:color w:val="FFFFFF"/>
-          <w:sz w:val="28"/>
-        </w:rPr>
-        <w:t>Practical Measure 1: Demand-Side Management (DSM) &amp; Peak Load Shaping</w:t>
-      </w:r>
-    </w:p>
-    <w:p>
-      <w:pPr>
-        <w:spacing w:after="0"/>
-        <w:jc w:val="center"/>
-        <w:shd w:fill="3D9EB5"/>
-      </w:pPr>
-      <w:r>
-        <w:rPr>
-          <w:b/>
-          <w:color w:val="FFFFFF"/>
-          <w:sz w:val="22"/>
-        </w:rPr>
-        <w:t>Implementation Strategy &amp; Projected Impact</w:t>
-      </w:r>
-    </w:p>
-    <w:p>
-      <w:pPr>
-        <w:shd w:fill="3D9EB5"/>
-      </w:pPr>
-      <w:r>
-        <w:rPr>
-          <w:b/>
-          <w:color w:val="FFFFFF"/>
-          <w:sz w:val="22"/>
-        </w:rPr>
-        <w:t>★ KEY POINTS — Measure 1</w:t>
-      </w:r>
-    </w:p>
-    <w:p>
-      <w:pPr>
-        <w:pStyle w:val="ListBullet"/>
-        <w:shd w:fill="E8F6F3"/>
-      </w:pPr>
-      <w:r>
-        <w:rPr>
-          <w:sz w:val="20"/>
-        </w:rPr>
-        <w:t>Implement Time-of-Day (ToD) tariffs for industrial and commercial consumers</w:t>
-      </w:r>
-    </w:p>
-    <w:p>
-      <w:pPr>
-        <w:pStyle w:val="ListBullet"/>
-        <w:shd w:fill="E8F6F3"/>
-      </w:pPr>
-      <w:r>
-        <w:rPr>
-          <w:sz w:val="20"/>
-        </w:rPr>
-        <w:t>Peak demand reduction of 8–12 GW during summer</w:t>
-      </w:r>
-    </w:p>
-    <w:p>
-      <w:pPr>
-        <w:shd w:fill="D4EFF5"/>
-      </w:pPr>
-      <w:r>
-        <w:rPr>
-          <w:b/>
-          <w:color w:val="1A6B7C"/>
-          <w:sz w:val="22"/>
-        </w:rPr>
-        <w:t>Implementation Strategy</w:t>
-      </w:r>
-    </w:p>
-    <w:p>
-      <w:pPr>
-        <w:pStyle w:val="ListBullet"/>
-      </w:pPr>
-      <w:r>
-        <w:rPr>
-          <w:sz w:val="20"/>
-        </w:rPr>
-        <w:t>Implement Time-of-Day (ToD) tariffs for industrial and commercial consumers</w:t>
-      </w:r>
-    </w:p>
-    <w:p>
-      <w:pPr>
-        <w:pStyle w:val="ListBullet"/>
-      </w:pPr>
-      <w:r>
-        <w:rPr>
-          <w:sz w:val="20"/>
-        </w:rPr>
-        <w:t>Mandatory demand response for large consumers (&gt;1 MW) during peak hours</w:t>
-      </w:r>
-    </w:p>
-    <w:p>
-      <w:pPr>
-        <w:pStyle w:val="ListBullet"/>
-      </w:pPr>
-      <w:r>
-        <w:rPr>
-          <w:sz w:val="20"/>
-        </w:rPr>
-        <w:t>Agricultural feeder scheduling aligned with solar daytime generation</w:t>
-      </w:r>
-    </w:p>
-    <w:p>
-      <w:pPr>
-        <w:pStyle w:val="ListBullet"/>
-      </w:pPr>
-      <w:r>
-        <w:rPr>
-          <w:sz w:val="20"/>
-        </w:rPr>
-        <w:t>Accelerated BEE star-rating standards for ACs, refrigerators and pumps</w:t>
-      </w:r>
-    </w:p>
-    <w:p>
-      <w:pPr>
-        <w:pStyle w:val="ListBullet"/>
-      </w:pPr>
-      <w:r>
-        <w:rPr>
-          <w:sz w:val="20"/>
-        </w:rPr>
-        <w:t>Public awareness campaigns on energy conservation during summer</w:t>
-      </w:r>
-    </w:p>
-    <w:p>
-      <w:pPr>
-        <w:shd w:fill="D4EFF5"/>
-      </w:pPr>
-      <w:r>
-        <w:rPr>
-          <w:b/>
-          <w:color w:val="1A6B7C"/>
-          <w:sz w:val="22"/>
-        </w:rPr>
-        <w:t>Projected Impact and Analysis</w:t>
-      </w:r>
-    </w:p>
-    <w:p>
-      <w:pPr>
-        <w:pStyle w:val="ListBullet"/>
-      </w:pPr>
-      <w:r>
-        <w:rPr>
-          <w:sz w:val="20"/>
-        </w:rPr>
-        <w:t>Peak demand reduction of 8–12 GW during summer</w:t>
-      </w:r>
-    </w:p>
-    <w:p>
-      <w:pPr>
-        <w:pStyle w:val="ListBullet"/>
-      </w:pPr>
-      <w:r>
-        <w:rPr>
-          <w:sz w:val="20"/>
-        </w:rPr>
-        <w:t>Estimated savings of ₹5,000–8,000 crore annually</w:t>
-      </w:r>
-    </w:p>
-    <w:p>
-      <w:pPr>
-        <w:pStyle w:val="ListBullet"/>
-      </w:pPr>
-      <w:r>
-        <w:rPr>
-          <w:sz w:val="20"/>
-        </w:rPr>
-        <w:t>Reduced need for expensive peaking plants</w:t>
-      </w:r>
-    </w:p>
-    <w:p>
-      <w:pPr>
-        <w:pStyle w:val="ListBullet"/>
-      </w:pPr>
-      <w:r>
-        <w:rPr>
-          <w:sz w:val="20"/>
-        </w:rPr>
-        <w:t>Improved grid stability and lower load shedding</w:t>
-      </w:r>
-    </w:p>
-    <w:p>
-      <w:pPr>
-        <w:jc w:val="center"/>
-      </w:pPr>
-      <w:r>
-        <w:drawing>
-          <wp:inline xmlns:a="http://schemas.openxmlformats.org/drawingml/2006/main" xmlns:pic="http://schemas.openxmlformats.org/drawingml/2006/picture">
-            <wp:extent cx="2606040" cy="1873878"/>
-            <wp:docPr id="12" name="Picture 12"/>
-            <wp:cNvGraphicFramePr>
-              <a:graphicFrameLocks noChangeAspect="1"/>
-            </wp:cNvGraphicFramePr>
-            <a:graphic>
-              <a:graphicData uri="http://schemas.openxmlformats.org/drawingml/2006/picture">
-                <pic:pic>
-                  <pic:nvPicPr>
-                    <pic:cNvPr id="0" name="c05_demand_supply.png"/>
-                    <pic:cNvPicPr/>
-                  </pic:nvPicPr>
-                  <pic:blipFill>
-                    <a:blip r:embed="rId12"/>
-                    <a:stretch>
-                      <a:fillRect/>
-                    </a:stretch>
-                  </pic:blipFill>
-                  <pic:spPr>
-                    <a:xfrm>
-                      <a:off x="0" y="0"/>
-                      <a:ext cx="2606040" cy="1873878"/>
-                    </a:xfrm>
-                    <a:prstGeom prst="rect"/>
-                  </pic:spPr>
-                </pic:pic>
-              </a:graphicData>
-            </a:graphic>
-          </wp:inline>
-        </w:drawing>
-      </w:r>
-    </w:p>
-    <w:p>
-      <w:pPr>
-        <w:jc w:val="center"/>
-      </w:pPr>
-      <w:r>
-        <w:rPr>
-          <w:i/>
-          <w:color w:val="788C96"/>
-          <w:sz w:val="16"/>
-        </w:rPr>
-        <w:t>Page 6 | EDCC Complete Analytical Report</w:t>
-      </w:r>
-    </w:p>
-    <w:p>
-      <w:r>
-        <w:br w:type="page"/>
-      </w:r>
-    </w:p>
-    <w:p>
-      <w:pPr>
-        <w:spacing w:after="0"/>
-        <w:jc w:val="center"/>
-        <w:shd w:fill="1A6B7C"/>
-      </w:pPr>
-      <w:r>
-        <w:rPr>
-          <w:b/>
-          <w:color w:val="FFFFFF"/>
-          <w:sz w:val="28"/>
-        </w:rPr>
-        <w:t>Practical Measure 2: Renewable Energy &amp; Storage Corridor Development</w:t>
-      </w:r>
-    </w:p>
-    <w:p>
-      <w:pPr>
-        <w:spacing w:after="0"/>
-        <w:jc w:val="center"/>
-        <w:shd w:fill="3D9EB5"/>
-      </w:pPr>
-      <w:r>
-        <w:rPr>
-          <w:b/>
-          <w:color w:val="FFFFFF"/>
-          <w:sz w:val="22"/>
-        </w:rPr>
-        <w:t>Implementation Strategy &amp; Projected Impact</w:t>
-      </w:r>
-    </w:p>
-    <w:p>
-      <w:pPr>
-        <w:shd w:fill="3D9EB5"/>
-      </w:pPr>
-      <w:r>
-        <w:rPr>
-          <w:b/>
-          <w:color w:val="FFFFFF"/>
-          <w:sz w:val="22"/>
-        </w:rPr>
-        <w:t>★ KEY POINTS — Measure 2</w:t>
-      </w:r>
-    </w:p>
-    <w:p>
-      <w:pPr>
-        <w:pStyle w:val="ListBullet"/>
-        <w:shd w:fill="E8F6F3"/>
-      </w:pPr>
-      <w:r>
-        <w:rPr>
-          <w:sz w:val="20"/>
-        </w:rPr>
-        <w:t>Establish 5–7 RE corridors connecting high-generation to high-demand states</w:t>
-      </w:r>
-    </w:p>
-    <w:p>
-      <w:pPr>
-        <w:pStyle w:val="ListBullet"/>
-        <w:shd w:fill="E8F6F3"/>
-      </w:pPr>
-      <w:r>
-        <w:rPr>
-          <w:sz w:val="20"/>
-        </w:rPr>
-        <w:t>Integrate 50–70 GW additional solar and wind capacity</w:t>
-      </w:r>
-    </w:p>
-    <w:p>
-      <w:pPr>
-        <w:shd w:fill="D4EFF5"/>
-      </w:pPr>
-      <w:r>
-        <w:rPr>
-          <w:b/>
-          <w:color w:val="1A6B7C"/>
-          <w:sz w:val="22"/>
-        </w:rPr>
-        <w:t>Implementation Strategy</w:t>
-      </w:r>
-    </w:p>
-    <w:p>
-      <w:pPr>
-        <w:pStyle w:val="ListBullet"/>
-      </w:pPr>
-      <w:r>
-        <w:rPr>
-          <w:sz w:val="20"/>
-        </w:rPr>
-        <w:t>Establish 5–7 RE corridors connecting high-generation to high-demand states</w:t>
-      </w:r>
-    </w:p>
-    <w:p>
-      <w:pPr>
-        <w:pStyle w:val="ListBullet"/>
-      </w:pPr>
-      <w:r>
-        <w:rPr>
-          <w:sz w:val="20"/>
-        </w:rPr>
-        <w:t>Co-located battery storage (BESS) and pumped hydro at corridor endpoints</w:t>
-      </w:r>
-    </w:p>
-    <w:p>
-      <w:pPr>
-        <w:pStyle w:val="ListBullet"/>
-      </w:pPr>
-      <w:r>
-        <w:rPr>
-          <w:sz w:val="20"/>
-        </w:rPr>
-        <w:t>Green Energy Open Access reforms for cross-state renewable procurement</w:t>
-      </w:r>
-    </w:p>
-    <w:p>
-      <w:pPr>
-        <w:pStyle w:val="ListBullet"/>
-      </w:pPr>
-      <w:r>
-        <w:rPr>
-          <w:sz w:val="20"/>
-        </w:rPr>
-        <w:t>Hybrid wind-solar projects with storage for dispatchable clean power</w:t>
-      </w:r>
-    </w:p>
-    <w:p>
-      <w:pPr>
-        <w:pStyle w:val="ListBullet"/>
-      </w:pPr>
-      <w:r>
-        <w:rPr>
-          <w:sz w:val="20"/>
-        </w:rPr>
-        <w:t>Central assistance through Green Energy Corridor Phase-II</w:t>
-      </w:r>
-    </w:p>
-    <w:p>
-      <w:pPr>
-        <w:shd w:fill="D4EFF5"/>
-      </w:pPr>
-      <w:r>
-        <w:rPr>
-          <w:b/>
-          <w:color w:val="1A6B7C"/>
-          <w:sz w:val="22"/>
-        </w:rPr>
-        <w:t>Projected Impact and Analysis</w:t>
-      </w:r>
-    </w:p>
-    <w:p>
-      <w:pPr>
-        <w:pStyle w:val="ListBullet"/>
-      </w:pPr>
-      <w:r>
-        <w:rPr>
-          <w:sz w:val="20"/>
-        </w:rPr>
-        <w:t>Integrate 50–70 GW additional solar and wind capacity</w:t>
-      </w:r>
-    </w:p>
-    <w:p>
-      <w:pPr>
-        <w:pStyle w:val="ListBullet"/>
-      </w:pPr>
-      <w:r>
-        <w:rPr>
-          <w:sz w:val="20"/>
-        </w:rPr>
-        <w:t>Add 40–60 BU reliable renewable supply annually</w:t>
-      </w:r>
-    </w:p>
-    <w:p>
-      <w:pPr>
-        <w:pStyle w:val="ListBullet"/>
-      </w:pPr>
-      <w:r>
-        <w:rPr>
-          <w:sz w:val="20"/>
-        </w:rPr>
-        <w:t>Reduce CO₂ emissions by 30–40 million tonnes per year</w:t>
-      </w:r>
-    </w:p>
-    <w:p>
-      <w:pPr>
-        <w:pStyle w:val="ListBullet"/>
-      </w:pPr>
-      <w:r>
-        <w:rPr>
-          <w:sz w:val="20"/>
-        </w:rPr>
-        <w:t>Partially offset the current 9 BU demand-supply gap</w:t>
-      </w:r>
-    </w:p>
-    <w:p>
-      <w:pPr>
-        <w:jc w:val="center"/>
-      </w:pPr>
-      <w:r>
-        <w:drawing>
-          <wp:inline xmlns:a="http://schemas.openxmlformats.org/drawingml/2006/main" xmlns:pic="http://schemas.openxmlformats.org/drawingml/2006/picture">
-            <wp:extent cx="2606040" cy="1874520"/>
-            <wp:docPr id="13" name="Picture 13"/>
-            <wp:cNvGraphicFramePr>
-              <a:graphicFrameLocks noChangeAspect="1"/>
-            </wp:cNvGraphicFramePr>
-            <a:graphic>
-              <a:graphicData uri="http://schemas.openxmlformats.org/drawingml/2006/picture">
-                <pic:pic>
-                  <pic:nvPicPr>
-                    <pic:cNvPr id="0" name="c07_renewable.png"/>
                     <pic:cNvPicPr/>
                   </pic:nvPicPr>
                   <pic:blipFill>
@@ -3764,12 +3172,51 @@
         <w:jc w:val="center"/>
       </w:pPr>
       <w:r>
+        <w:drawing>
+          <wp:inline xmlns:a="http://schemas.openxmlformats.org/drawingml/2006/main" xmlns:pic="http://schemas.openxmlformats.org/drawingml/2006/picture">
+            <wp:extent cx="2606040" cy="1872234"/>
+            <wp:docPr id="9" name="Picture 9"/>
+            <wp:cNvGraphicFramePr>
+              <a:graphicFrameLocks noChangeAspect="1"/>
+            </wp:cNvGraphicFramePr>
+            <a:graphic>
+              <a:graphicData uri="http://schemas.openxmlformats.org/drawingml/2006/picture">
+                <pic:pic>
+                  <pic:nvPicPr>
+                    <pic:cNvPr id="0" name="c10_re_vs_losses.png"/>
+                    <pic:cNvPicPr/>
+                  </pic:nvPicPr>
+                  <pic:blipFill>
+                    <a:blip r:embed="rId17"/>
+                    <a:stretch>
+                      <a:fillRect/>
+                    </a:stretch>
+                  </pic:blipFill>
+                  <pic:spPr>
+                    <a:xfrm>
+                      <a:off x="0" y="0"/>
+                      <a:ext cx="2606040" cy="1872234"/>
+                    </a:xfrm>
+                    <a:prstGeom prst="rect"/>
+                  </pic:spPr>
+                </pic:pic>
+              </a:graphicData>
+            </a:graphic>
+          </wp:inline>
+        </w:drawing>
+      </w:r>
+    </w:p>
+    <w:p>
+      <w:pPr>
+        <w:jc w:val="center"/>
+      </w:pPr>
+      <w:r>
         <w:rPr>
           <w:i/>
           <w:color w:val="788C96"/>
           <w:sz w:val="16"/>
         </w:rPr>
-        <w:t>Page 7 | EDCC Complete Analytical Report</w:t>
+        <w:t>Page 5</w:t>
       </w:r>
     </w:p>
     <w:p>
@@ -3789,7 +3236,7 @@
           <w:color w:val="FFFFFF"/>
           <w:sz w:val="28"/>
         </w:rPr>
-        <w:t>Practical Measure 3: DISCOM Modernisation &amp; Loss Reduction</w:t>
+        <w:t>Recommendation 1: Promote Energy Conservation and Peak Load Control</w:t>
       </w:r>
     </w:p>
     <w:p>
@@ -3804,44 +3251,7 @@
           <w:color w:val="FFFFFF"/>
           <w:sz w:val="22"/>
         </w:rPr>
-        <w:t>Implementation Strategy &amp; Projected Impact</w:t>
-      </w:r>
-    </w:p>
-    <w:p>
-      <w:pPr>
-        <w:shd w:fill="3D9EB5"/>
-      </w:pPr>
-      <w:r>
-        <w:rPr>
-          <w:b/>
-          <w:color w:val="FFFFFF"/>
-          <w:sz w:val="22"/>
-        </w:rPr>
-        <w:t>★ KEY POINTS — Measure 3</w:t>
-      </w:r>
-    </w:p>
-    <w:p>
-      <w:pPr>
-        <w:pStyle w:val="ListBullet"/>
-        <w:shd w:fill="E8F6F3"/>
-      </w:pPr>
-      <w:r>
-        <w:rPr>
-          <w:sz w:val="20"/>
-        </w:rPr>
-        <w:t>Universal smart metering for all consumers by 2028</w:t>
-      </w:r>
-    </w:p>
-    <w:p>
-      <w:pPr>
-        <w:pStyle w:val="ListBullet"/>
-        <w:shd w:fill="E8F6F3"/>
-      </w:pPr>
-      <w:r>
-        <w:rPr>
-          <w:sz w:val="20"/>
-        </w:rPr>
-        <w:t>T&amp;D losses reduced from 15% to 11–12% by 2028</w:t>
+        <w:t>Suggested Actions and Expected Benefits</w:t>
       </w:r>
     </w:p>
     <w:p>
@@ -3854,7 +3264,7 @@
           <w:color w:val="1A6B7C"/>
           <w:sz w:val="22"/>
         </w:rPr>
-        <w:t>Implementation Strategy</w:t>
+        <w:t>Suggested Actions</w:t>
       </w:r>
     </w:p>
     <w:p>
@@ -3865,7 +3275,7 @@
         <w:rPr>
           <w:sz w:val="20"/>
         </w:rPr>
-        <w:t>Universal smart metering for all consumers by 2028</w:t>
+        <w:t>Introduce different electricity rates for peak and off-peak hours.</w:t>
       </w:r>
     </w:p>
     <w:p>
@@ -3876,7 +3286,7 @@
         <w:rPr>
           <w:sz w:val="20"/>
         </w:rPr>
-        <w:t>Feeder segregation (agricultural vs non-agricultural) in all states</w:t>
+        <w:t>Encourage large factories to reduce load during high-demand periods.</w:t>
       </w:r>
     </w:p>
     <w:p>
@@ -3887,7 +3297,7 @@
         <w:rPr>
           <w:sz w:val="20"/>
         </w:rPr>
-        <w:t>Distribution transformer monitoring and GIS mapping of networks</w:t>
+        <w:t>Schedule farm feeders in a way that matches solar generation hours.</w:t>
       </w:r>
     </w:p>
     <w:p>
@@ -3898,7 +3308,7 @@
         <w:rPr>
           <w:sz w:val="20"/>
         </w:rPr>
-        <w:t>Strict enforcement against electricity theft with tamper-proof meters</w:t>
+        <w:t>Promote energy-efficient appliances through labelling and awareness.</w:t>
       </w:r>
     </w:p>
     <w:p>
@@ -3909,7 +3319,7 @@
         <w:rPr>
           <w:sz w:val="20"/>
         </w:rPr>
-        <w:t>Performance-linked central grants tied to verifiable AT&amp;C loss reduction</w:t>
+        <w:t>Run seasonal campaigns asking consumers to save power in summer.</w:t>
       </w:r>
     </w:p>
     <w:p>
@@ -3922,7 +3332,7 @@
           <w:color w:val="1A6B7C"/>
           <w:sz w:val="22"/>
         </w:rPr>
-        <w:t>Projected Impact and Analysis</w:t>
+        <w:t>Expected Benefits</w:t>
       </w:r>
     </w:p>
     <w:p>
@@ -3933,7 +3343,7 @@
         <w:rPr>
           <w:sz w:val="20"/>
         </w:rPr>
-        <w:t>T&amp;D losses reduced from 15% to 11–12% by 2028</w:t>
+        <w:t>Can reduce pressure on the grid during peak hours.</w:t>
       </w:r>
     </w:p>
     <w:p>
@@ -3944,7 +3354,7 @@
         <w:rPr>
           <w:sz w:val="20"/>
         </w:rPr>
-        <w:t>Recover 8–10 BU of electricity without new generation plants</w:t>
+        <w:t>May lower the need for costly emergency power.</w:t>
       </w:r>
     </w:p>
     <w:p>
@@ -3955,7 +3365,7 @@
         <w:rPr>
           <w:sz w:val="20"/>
         </w:rPr>
-        <w:t>DISCOM revenue improvement of ₹15,000–20,000 crore</w:t>
+        <w:t>Helps consumers save money if they shift usage to off-peak time.</w:t>
       </w:r>
     </w:p>
     <w:p>
@@ -3966,7 +3376,7 @@
         <w:rPr>
           <w:sz w:val="20"/>
         </w:rPr>
-        <w:t>Better infrastructure investment capacity for DISCOMs</w:t>
+        <w:t>Supports better use of existing generation capacity.</w:t>
       </w:r>
     </w:p>
     <w:p>
@@ -3976,8 +3386,8 @@
       <w:r>
         <w:drawing>
           <wp:inline xmlns:a="http://schemas.openxmlformats.org/drawingml/2006/main" xmlns:pic="http://schemas.openxmlformats.org/drawingml/2006/picture">
-            <wp:extent cx="2606040" cy="1874520"/>
-            <wp:docPr id="14" name="Picture 14"/>
+            <wp:extent cx="2606040" cy="1873878"/>
+            <wp:docPr id="10" name="Picture 10"/>
             <wp:cNvGraphicFramePr>
               <a:graphicFrameLocks noChangeAspect="1"/>
             </wp:cNvGraphicFramePr>
@@ -3985,11 +3395,223 @@
               <a:graphicData uri="http://schemas.openxmlformats.org/drawingml/2006/picture">
                 <pic:pic>
                   <pic:nvPicPr>
-                    <pic:cNvPr id="0" name="c08_td_losses.png"/>
+                    <pic:cNvPr id="0" name="c05_demand_supply.png"/>
                     <pic:cNvPicPr/>
                   </pic:nvPicPr>
                   <pic:blipFill>
-                    <a:blip r:embed="rId17"/>
+                    <a:blip r:embed="rId13"/>
+                    <a:stretch>
+                      <a:fillRect/>
+                    </a:stretch>
+                  </pic:blipFill>
+                  <pic:spPr>
+                    <a:xfrm>
+                      <a:off x="0" y="0"/>
+                      <a:ext cx="2606040" cy="1873878"/>
+                    </a:xfrm>
+                    <a:prstGeom prst="rect"/>
+                  </pic:spPr>
+                </pic:pic>
+              </a:graphicData>
+            </a:graphic>
+          </wp:inline>
+        </w:drawing>
+      </w:r>
+    </w:p>
+    <w:p>
+      <w:pPr>
+        <w:jc w:val="center"/>
+      </w:pPr>
+      <w:r>
+        <w:rPr>
+          <w:i/>
+          <w:color w:val="788C96"/>
+          <w:sz w:val="16"/>
+        </w:rPr>
+        <w:t>Page 6</w:t>
+      </w:r>
+    </w:p>
+    <w:p>
+      <w:r>
+        <w:br w:type="page"/>
+      </w:r>
+    </w:p>
+    <w:p>
+      <w:pPr>
+        <w:spacing w:after="0"/>
+        <w:jc w:val="center"/>
+        <w:shd w:fill="1A6B7C"/>
+      </w:pPr>
+      <w:r>
+        <w:rPr>
+          <w:b/>
+          <w:color w:val="FFFFFF"/>
+          <w:sz w:val="28"/>
+        </w:rPr>
+        <w:t>Recommendation 2: Strengthen Renewable Energy and Storage Systems</w:t>
+      </w:r>
+    </w:p>
+    <w:p>
+      <w:pPr>
+        <w:spacing w:after="0"/>
+        <w:jc w:val="center"/>
+        <w:shd w:fill="3D9EB5"/>
+      </w:pPr>
+      <w:r>
+        <w:rPr>
+          <w:b/>
+          <w:color w:val="FFFFFF"/>
+          <w:sz w:val="22"/>
+        </w:rPr>
+        <w:t>Suggested Actions and Expected Benefits</w:t>
+      </w:r>
+    </w:p>
+    <w:p>
+      <w:pPr>
+        <w:shd w:fill="D4EFF5"/>
+      </w:pPr>
+      <w:r>
+        <w:rPr>
+          <w:b/>
+          <w:color w:val="1A6B7C"/>
+          <w:sz w:val="22"/>
+        </w:rPr>
+        <w:t>Suggested Actions</w:t>
+      </w:r>
+    </w:p>
+    <w:p>
+      <w:pPr>
+        <w:pStyle w:val="ListBullet"/>
+      </w:pPr>
+      <w:r>
+        <w:rPr>
+          <w:sz w:val="20"/>
+        </w:rPr>
+        <w:t>Build better transmission links between renewable-rich and high-demand states.</w:t>
+      </w:r>
+    </w:p>
+    <w:p>
+      <w:pPr>
+        <w:pStyle w:val="ListBullet"/>
+      </w:pPr>
+      <w:r>
+        <w:rPr>
+          <w:sz w:val="20"/>
+        </w:rPr>
+        <w:t>Set up battery and pumped storage where renewable generation is high.</w:t>
+      </w:r>
+    </w:p>
+    <w:p>
+      <w:pPr>
+        <w:pStyle w:val="ListBullet"/>
+      </w:pPr>
+      <w:r>
+        <w:rPr>
+          <w:sz w:val="20"/>
+        </w:rPr>
+        <w:t>Allow industries to buy renewable power across states more easily.</w:t>
+      </w:r>
+    </w:p>
+    <w:p>
+      <w:pPr>
+        <w:pStyle w:val="ListBullet"/>
+      </w:pPr>
+      <w:r>
+        <w:rPr>
+          <w:sz w:val="20"/>
+        </w:rPr>
+        <w:t>Support mixed solar–wind projects that can supply power for longer hours.</w:t>
+      </w:r>
+    </w:p>
+    <w:p>
+      <w:pPr>
+        <w:pStyle w:val="ListBullet"/>
+      </w:pPr>
+      <w:r>
+        <w:rPr>
+          <w:sz w:val="20"/>
+        </w:rPr>
+        <w:t>Provide funding support for storage projects that are not yet fully viable.</w:t>
+      </w:r>
+    </w:p>
+    <w:p>
+      <w:pPr>
+        <w:shd w:fill="D4EFF5"/>
+      </w:pPr>
+      <w:r>
+        <w:rPr>
+          <w:b/>
+          <w:color w:val="1A6B7C"/>
+          <w:sz w:val="22"/>
+        </w:rPr>
+        <w:t>Expected Benefits</w:t>
+      </w:r>
+    </w:p>
+    <w:p>
+      <w:pPr>
+        <w:pStyle w:val="ListBullet"/>
+      </w:pPr>
+      <w:r>
+        <w:rPr>
+          <w:sz w:val="20"/>
+        </w:rPr>
+        <w:t>Helps use more clean energy without disturbing grid stability.</w:t>
+      </w:r>
+    </w:p>
+    <w:p>
+      <w:pPr>
+        <w:pStyle w:val="ListBullet"/>
+      </w:pPr>
+      <w:r>
+        <w:rPr>
+          <w:sz w:val="20"/>
+        </w:rPr>
+        <w:t>Can improve supply in states that face shortage.</w:t>
+      </w:r>
+    </w:p>
+    <w:p>
+      <w:pPr>
+        <w:pStyle w:val="ListBullet"/>
+      </w:pPr>
+      <w:r>
+        <w:rPr>
+          <w:sz w:val="20"/>
+        </w:rPr>
+        <w:t>Supports the rise in renewable share seen in Table 3.</w:t>
+      </w:r>
+    </w:p>
+    <w:p>
+      <w:pPr>
+        <w:pStyle w:val="ListBullet"/>
+      </w:pPr>
+      <w:r>
+        <w:rPr>
+          <w:sz w:val="20"/>
+        </w:rPr>
+        <w:t>Reduces dependence on coal during evening peak hours.</w:t>
+      </w:r>
+    </w:p>
+    <w:p>
+      <w:pPr>
+        <w:jc w:val="center"/>
+      </w:pPr>
+      <w:r>
+        <w:drawing>
+          <wp:inline xmlns:a="http://schemas.openxmlformats.org/drawingml/2006/main" xmlns:pic="http://schemas.openxmlformats.org/drawingml/2006/picture">
+            <wp:extent cx="2606040" cy="1874520"/>
+            <wp:docPr id="11" name="Picture 11"/>
+            <wp:cNvGraphicFramePr>
+              <a:graphicFrameLocks noChangeAspect="1"/>
+            </wp:cNvGraphicFramePr>
+            <a:graphic>
+              <a:graphicData uri="http://schemas.openxmlformats.org/drawingml/2006/picture">
+                <pic:pic>
+                  <pic:nvPicPr>
+                    <pic:cNvPr id="0" name="c07_renewable.png"/>
+                    <pic:cNvPicPr/>
+                  </pic:nvPicPr>
+                  <pic:blipFill>
+                    <a:blip r:embed="rId15"/>
                     <a:stretch>
                       <a:fillRect/>
                     </a:stretch>
@@ -4018,7 +3640,7 @@
           <w:color w:val="788C96"/>
           <w:sz w:val="16"/>
         </w:rPr>
-        <w:t>Page 8 | EDCC Complete Analytical Report</w:t>
+        <w:t>Page 7</w:t>
       </w:r>
     </w:p>
     <w:p>
@@ -4038,7 +3660,7 @@
           <w:color w:val="FFFFFF"/>
           <w:sz w:val="28"/>
         </w:rPr>
-        <w:t>Conclusion and Recommendations</w:t>
+        <w:t>Recommendation 3: Improve Distribution Network and Reduce Losses</w:t>
       </w:r>
     </w:p>
     <w:p>
@@ -4053,11 +3675,210 @@
           <w:color w:val="FFFFFF"/>
           <w:sz w:val="22"/>
         </w:rPr>
-        <w:t>Summary of Key Findings &amp; Final Recommendations</w:t>
+        <w:t>Suggested Actions and Expected Benefits</w:t>
       </w:r>
     </w:p>
     <w:p>
       <w:pPr>
+        <w:shd w:fill="D4EFF5"/>
+      </w:pPr>
+      <w:r>
+        <w:rPr>
+          <w:b/>
+          <w:color w:val="1A6B7C"/>
+          <w:sz w:val="22"/>
+        </w:rPr>
+        <w:t>Suggested Actions</w:t>
+      </w:r>
+    </w:p>
+    <w:p>
+      <w:pPr>
+        <w:pStyle w:val="ListBullet"/>
+      </w:pPr>
+      <w:r>
+        <w:rPr>
+          <w:sz w:val="20"/>
+        </w:rPr>
+        <w:t>Install smart meters for consumers in a phased manner.</w:t>
+      </w:r>
+    </w:p>
+    <w:p>
+      <w:pPr>
+        <w:pStyle w:val="ListBullet"/>
+      </w:pPr>
+      <w:r>
+        <w:rPr>
+          <w:sz w:val="20"/>
+        </w:rPr>
+        <w:t>Separate agricultural and non-agricultural feeders for better monitoring.</w:t>
+      </w:r>
+    </w:p>
+    <w:p>
+      <w:pPr>
+        <w:pStyle w:val="ListBullet"/>
+      </w:pPr>
+      <w:r>
+        <w:rPr>
+          <w:sz w:val="20"/>
+        </w:rPr>
+        <w:t>Upgrade old transformers and distribution lines.</w:t>
+      </w:r>
+    </w:p>
+    <w:p>
+      <w:pPr>
+        <w:pStyle w:val="ListBullet"/>
+      </w:pPr>
+      <w:r>
+        <w:rPr>
+          <w:sz w:val="20"/>
+        </w:rPr>
+        <w:t>Take strict action against power theft and faulty billing.</w:t>
+      </w:r>
+    </w:p>
+    <w:p>
+      <w:pPr>
+        <w:pStyle w:val="ListBullet"/>
+      </w:pPr>
+      <w:r>
+        <w:rPr>
+          <w:sz w:val="20"/>
+        </w:rPr>
+        <w:t>Link government support to actual reduction in distribution losses.</w:t>
+      </w:r>
+    </w:p>
+    <w:p>
+      <w:pPr>
+        <w:shd w:fill="D4EFF5"/>
+      </w:pPr>
+      <w:r>
+        <w:rPr>
+          <w:b/>
+          <w:color w:val="1A6B7C"/>
+          <w:sz w:val="22"/>
+        </w:rPr>
+        <w:t>Expected Benefits</w:t>
+      </w:r>
+    </w:p>
+    <w:p>
+      <w:pPr>
+        <w:pStyle w:val="ListBullet"/>
+      </w:pPr>
+      <w:r>
+        <w:rPr>
+          <w:sz w:val="20"/>
+        </w:rPr>
+        <w:t>Can bring T&amp;D losses closer to the 12–15% target.</w:t>
+      </w:r>
+    </w:p>
+    <w:p>
+      <w:pPr>
+        <w:pStyle w:val="ListBullet"/>
+      </w:pPr>
+      <w:r>
+        <w:rPr>
+          <w:sz w:val="20"/>
+        </w:rPr>
+        <w:t>Improves revenue collection for DISCOMs.</w:t>
+      </w:r>
+    </w:p>
+    <w:p>
+      <w:pPr>
+        <w:pStyle w:val="ListBullet"/>
+      </w:pPr>
+      <w:r>
+        <w:rPr>
+          <w:sz w:val="20"/>
+        </w:rPr>
+        <w:t>Makes more electricity available without building new plants.</w:t>
+      </w:r>
+    </w:p>
+    <w:p>
+      <w:pPr>
+        <w:pStyle w:val="ListBullet"/>
+      </w:pPr>
+      <w:r>
+        <w:rPr>
+          <w:sz w:val="20"/>
+        </w:rPr>
+        <w:t>Helps reduce the demand–supply gap at the consumer end.</w:t>
+      </w:r>
+    </w:p>
+    <w:p>
+      <w:pPr>
+        <w:jc w:val="center"/>
+      </w:pPr>
+      <w:r>
+        <w:drawing>
+          <wp:inline xmlns:a="http://schemas.openxmlformats.org/drawingml/2006/main" xmlns:pic="http://schemas.openxmlformats.org/drawingml/2006/picture">
+            <wp:extent cx="2606040" cy="1874520"/>
+            <wp:docPr id="12" name="Picture 12"/>
+            <wp:cNvGraphicFramePr>
+              <a:graphicFrameLocks noChangeAspect="1"/>
+            </wp:cNvGraphicFramePr>
+            <a:graphic>
+              <a:graphicData uri="http://schemas.openxmlformats.org/drawingml/2006/picture">
+                <pic:pic>
+                  <pic:nvPicPr>
+                    <pic:cNvPr id="0" name="c08_td_losses.png"/>
+                    <pic:cNvPicPr/>
+                  </pic:nvPicPr>
+                  <pic:blipFill>
+                    <a:blip r:embed="rId16"/>
+                    <a:stretch>
+                      <a:fillRect/>
+                    </a:stretch>
+                  </pic:blipFill>
+                  <pic:spPr>
+                    <a:xfrm>
+                      <a:off x="0" y="0"/>
+                      <a:ext cx="2606040" cy="1874520"/>
+                    </a:xfrm>
+                    <a:prstGeom prst="rect"/>
+                  </pic:spPr>
+                </pic:pic>
+              </a:graphicData>
+            </a:graphic>
+          </wp:inline>
+        </w:drawing>
+      </w:r>
+    </w:p>
+    <w:p>
+      <w:pPr>
+        <w:jc w:val="center"/>
+      </w:pPr>
+      <w:r>
+        <w:rPr>
+          <w:i/>
+          <w:color w:val="788C96"/>
+          <w:sz w:val="16"/>
+        </w:rPr>
+        <w:t>Page 8</w:t>
+      </w:r>
+    </w:p>
+    <w:p>
+      <w:r>
+        <w:br w:type="page"/>
+      </w:r>
+    </w:p>
+    <w:p>
+      <w:pPr>
+        <w:spacing w:after="0"/>
+        <w:jc w:val="center"/>
+        <w:shd w:fill="1A6B7C"/>
+      </w:pPr>
+      <w:r>
+        <w:rPr>
+          <w:b/>
+          <w:color w:val="FFFFFF"/>
+          <w:sz w:val="28"/>
+        </w:rPr>
+        <w:t>Conclusion</w:t>
+      </w:r>
+    </w:p>
+    <w:p>
+      <w:pPr>
+        <w:spacing w:after="0"/>
+        <w:jc w:val="center"/>
         <w:shd w:fill="3D9EB5"/>
       </w:pPr>
       <w:r>
@@ -4066,7 +3887,20 @@
           <w:color w:val="FFFFFF"/>
           <w:sz w:val="22"/>
         </w:rPr>
-        <w:t>★ KEY POINTS — Conclusion</w:t>
+        <w:t>Summary and Final Suggestions</w:t>
+      </w:r>
+    </w:p>
+    <w:p>
+      <w:pPr>
+        <w:shd w:fill="3D9EB5"/>
+      </w:pPr>
+      <w:r>
+        <w:rPr>
+          <w:b/>
+          <w:color w:val="FFFFFF"/>
+          <w:sz w:val="22"/>
+        </w:rPr>
+        <w:t>Final Summary</w:t>
       </w:r>
     </w:p>
     <w:p>
@@ -4078,7 +3912,7 @@
         <w:rPr>
           <w:sz w:val="20"/>
         </w:rPr>
-        <w:t>Consumption rose in all 3 sectors every year: combined growth 23.1%</w:t>
+        <w:t>Electricity use rose in all sectors every year from 2022 to 2025.</w:t>
       </w:r>
     </w:p>
     <w:p>
@@ -4090,7 +3924,7 @@
         <w:rPr>
           <w:sz w:val="20"/>
         </w:rPr>
-        <w:t>Agriculture largest (98.45 BU) | Industrial highest growth (43.3% ★)</w:t>
+        <w:t>Agriculture remained the largest user; industry grew the fastest (43.3%).</w:t>
       </w:r>
     </w:p>
     <w:p>
@@ -4102,7 +3936,7 @@
         <w:rPr>
           <w:sz w:val="20"/>
         </w:rPr>
-        <w:t>Demand-supply gap widened: 4 → 9 BU — critical concern</w:t>
+        <w:t>Demand–supply gap increased from 4 BU to 9 BU.</w:t>
       </w:r>
     </w:p>
     <w:p>
@@ -4114,7 +3948,7 @@
         <w:rPr>
           <w:sz w:val="20"/>
         </w:rPr>
-        <w:t>Renewable share up 24→35% | T&amp;D losses down 18→15% — progress but more needed</w:t>
+        <w:t>Renewable share improved to 35%; T&amp;D losses declined to 15%.</w:t>
       </w:r>
     </w:p>
     <w:p>
@@ -4126,86 +3960,18 @@
         <w:rPr>
           <w:sz w:val="20"/>
         </w:rPr>
-        <w:t>3 measures: DSM + RE Corridors + DISCOM Modernisation</w:t>
+        <w:t>Three recommendations: conservation, renewable expansion, and better distribution.</w:t>
       </w:r>
     </w:p>
     <w:p>
       <w:pPr>
-        <w:shd w:fill="D4EFF5"/>
-      </w:pPr>
-      <w:r>
-        <w:rPr>
-          <w:b/>
-          <w:color w:val="1A6B7C"/>
-          <w:sz w:val="22"/>
-        </w:rPr>
-        <w:t>Summary of Key Findings</w:t>
-      </w:r>
-    </w:p>
-    <w:p>
-      <w:pPr>
-        <w:pStyle w:val="ListBullet"/>
+        <w:jc w:val="both"/>
       </w:pPr>
       <w:r>
         <w:rPr>
           <w:sz w:val="21"/>
         </w:rPr>
-        <w:t>Electricity consumption increased steadily across all sectors (2022–2025).</w:t>
-      </w:r>
-    </w:p>
-    <w:p>
-      <w:pPr>
-        <w:pStyle w:val="ListBullet"/>
-      </w:pPr>
-      <w:r>
-        <w:rPr>
-          <w:sz w:val="21"/>
-        </w:rPr>
-        <w:t>Agriculture remains the largest consumer at 98.45 BU (48.4% share).</w:t>
-      </w:r>
-    </w:p>
-    <w:p>
-      <w:pPr>
-        <w:pStyle w:val="ListBullet"/>
-      </w:pPr>
-      <w:r>
-        <w:rPr>
-          <w:sz w:val="21"/>
-        </w:rPr>
-        <w:t>Industrial sector recorded the highest growth at 43.3%, driven by industrial expansion.</w:t>
-      </w:r>
-    </w:p>
-    <w:p>
-      <w:pPr>
-        <w:pStyle w:val="ListBullet"/>
-      </w:pPr>
-      <w:r>
-        <w:rPr>
-          <w:sz w:val="21"/>
-        </w:rPr>
-        <w:t>Domestic consumption grew 21.9% due to urbanisation and higher AC use.</w:t>
-      </w:r>
-    </w:p>
-    <w:p>
-      <w:pPr>
-        <w:pStyle w:val="ListBullet"/>
-      </w:pPr>
-      <w:r>
-        <w:rPr>
-          <w:sz w:val="21"/>
-        </w:rPr>
-        <w:t>Demand-supply gap widened from 4 BU to 9 BU — supply falling behind demand.</w:t>
-      </w:r>
-    </w:p>
-    <w:p>
-      <w:pPr>
-        <w:pStyle w:val="ListBullet"/>
-      </w:pPr>
-      <w:r>
-        <w:rPr>
-          <w:sz w:val="21"/>
-        </w:rPr>
-        <w:t>Renewable energy share rose from 24% to 35%; T&amp;D losses fell from 18% to 15%.</w:t>
+        <w:t>This report shows that India's electricity demand is rising steadily across agriculture, industry, and households. The data supports the Chairman's concern that power infrastructure is under growing strain. While renewable energy and loss reduction have improved, the widening demand–supply gap remains a serious issue.</w:t>
       </w:r>
     </w:p>
     <w:p>
@@ -4245,7 +4011,7 @@
                 <w:color w:val="FFFFFF"/>
                 <w:sz w:val="20"/>
               </w:rPr>
-              <w:t>#</w:t>
+              <w:t>No.</w:t>
             </w:r>
           </w:p>
         </w:tc>
@@ -4261,7 +4027,7 @@
                 <w:color w:val="FFFFFF"/>
                 <w:sz w:val="20"/>
               </w:rPr>
-              <w:t>Measure</w:t>
+              <w:t>Area</w:t>
             </w:r>
           </w:p>
         </w:tc>
@@ -4277,7 +4043,7 @@
                 <w:color w:val="FFFFFF"/>
                 <w:sz w:val="20"/>
               </w:rPr>
-              <w:t>Primary Objective</w:t>
+              <w:t>Purpose</w:t>
             </w:r>
           </w:p>
         </w:tc>
@@ -4307,7 +4073,7 @@
               <w:rPr>
                 <w:sz w:val="20"/>
               </w:rPr>
-              <w:t>Demand-Side Management &amp; Peak Load Shaping</w:t>
+              <w:t>Energy conservation and peak load control</w:t>
             </w:r>
           </w:p>
         </w:tc>
@@ -4321,7 +4087,7 @@
               <w:rPr>
                 <w:sz w:val="20"/>
               </w:rPr>
-              <w:t>Reduce peak demand; moderate consumption growth</w:t>
+              <w:t>Reduce demand during high-pressure hours</w:t>
             </w:r>
           </w:p>
         </w:tc>
@@ -4351,7 +4117,7 @@
               <w:rPr>
                 <w:sz w:val="20"/>
               </w:rPr>
-              <w:t>RE &amp; Storage Corridor Development</w:t>
+              <w:t>Renewable energy and storage</w:t>
             </w:r>
           </w:p>
         </w:tc>
@@ -4365,7 +4131,7 @@
               <w:rPr>
                 <w:sz w:val="20"/>
               </w:rPr>
-              <w:t>Integrate renewables with storage for reliable clean power</w:t>
+              <w:t>Increase clean and dependable supply</w:t>
             </w:r>
           </w:p>
         </w:tc>
@@ -4395,7 +4161,7 @@
               <w:rPr>
                 <w:sz w:val="20"/>
               </w:rPr>
-              <w:t>DISCOM Modernisation &amp; Loss Reduction</w:t>
+              <w:t>Distribution improvement</w:t>
             </w:r>
           </w:p>
         </w:tc>
@@ -4409,7 +4175,7 @@
               <w:rPr>
                 <w:sz w:val="20"/>
               </w:rPr>
-              <w:t>Recover lost electricity; strengthen distribution</w:t>
+              <w:t>Cut losses and improve power delivery</w:t>
             </w:r>
           </w:p>
         </w:tc>
@@ -4418,13 +4184,13 @@
     <w:p/>
     <w:p>
       <w:pPr>
-        <w:shd w:fill="E8F6F3"/>
+        <w:jc w:val="both"/>
       </w:pPr>
       <w:r>
         <w:rPr>
           <w:sz w:val="21"/>
         </w:rPr>
-        <w:t>The EDCC recommends prompt coordination with Ministry of Power, MNRE, and state governments to implement these measures and address the Chairman's concerns over rising consumption and infrastructure pressure.</w:t>
+        <w:t>The Council should take early action in these three areas. Coordination between central ministries, state governments, and distribution companies will be necessary for effective implementation.</w:t>
       </w:r>
     </w:p>
     <w:p>
@@ -4437,7 +4203,7 @@
           <w:color w:val="788C96"/>
           <w:sz w:val="16"/>
         </w:rPr>
-        <w:t>Page 9 | EDCC Complete Analytical Report</w:t>
+        <w:t>Page 9</w:t>
       </w:r>
     </w:p>
     <w:p>
@@ -4457,7 +4223,7 @@
           <w:color w:val="FFFFFF"/>
           <w:sz w:val="28"/>
         </w:rPr>
-        <w:t>References and Appendices</w:t>
+        <w:t>References</w:t>
       </w:r>
     </w:p>
     <w:p>
@@ -4472,7 +4238,7 @@
           <w:color w:val="FFFFFF"/>
           <w:sz w:val="22"/>
         </w:rPr>
-        <w:t>Sources &amp; Data Appendix</w:t>
+        <w:t>Sources Used in This Report</w:t>
       </w:r>
     </w:p>
     <w:p>
@@ -4480,7 +4246,7 @@
         <w:rPr>
           <w:sz w:val="20"/>
         </w:rPr>
-        <w:t>1. Energy Development and Conservation Council (EDCC). (2026). Sector-wise Electricity Consumption Data, 2022–2025. Internal Council Tables 1–3.</w:t>
+        <w:t>1. Energy Development and Conservation Council (EDCC). (2026). Sector-wise electricity consumption, demand–supply, and renewable energy data (Tables 1–3). Internal data provided for this report.</w:t>
       </w:r>
     </w:p>
     <w:p>
@@ -4496,7 +4262,7 @@
         <w:rPr>
           <w:sz w:val="20"/>
         </w:rPr>
-        <w:t>3. Press Information Bureau. (2025). India's Energy Landscape: Powering Growth with Sustainable Energy. Government of India. https://static.pib.gov.in/</w:t>
+        <w:t>3. Press Information Bureau. (2025). India's Energy Landscape. Government of India. https://static.pib.gov.in/WriteReadData/specificdocs/documents/2025/jun/doc2025622575501.pdf</w:t>
       </w:r>
     </w:p>
     <w:p>
@@ -4504,7 +4270,7 @@
         <w:rPr>
           <w:sz w:val="20"/>
         </w:rPr>
-        <w:t>4. Ministry of Statistics and Programme Implementation. (2025). Energy Statistics India 2025. https://mospi.gov.in/</w:t>
+        <w:t>4. Ministry of Statistics and Programme Implementation. (2025). Energy Statistics India 2025. https://mospi.gov.in/publication/energy-statistics-india-2025</w:t>
       </w:r>
     </w:p>
     <w:p>
@@ -4512,15 +4278,7 @@
         <w:rPr>
           <w:sz w:val="20"/>
         </w:rPr>
-        <w:t>5. Bureau of Energy Efficiency. (2024). Impact of Energy Efficiency Measures for the Year 2022-23. Ministry of Power. https://beeindia.gov.in/</w:t>
-      </w:r>
-    </w:p>
-    <w:p>
-      <w:r>
-        <w:rPr>
-          <w:sz w:val="20"/>
-        </w:rPr>
-        <w:t>6. Government of India. (2022). Revamped Distribution Sector Scheme (RDSS) Guidelines. Ministry of Power.</w:t>
+        <w:t>5. Bureau of Energy Efficiency. (2024). Impact of Energy Efficiency Measures for 2022-23. https://www.beeindia.gov.in/</w:t>
       </w:r>
     </w:p>
     <w:p>
@@ -4533,7 +4291,7 @@
           <w:color w:val="1A6B7C"/>
           <w:sz w:val="22"/>
         </w:rPr>
-        <w:t>Appendix A: Key Calculations</w:t>
+        <w:t>Appendix: Main Calculations</w:t>
       </w:r>
     </w:p>
     <w:tbl>
@@ -4590,7 +4348,7 @@
               <w:rPr>
                 <w:sz w:val="20"/>
               </w:rPr>
-              <w:t>Agriculture growth 2022–2025</w:t>
+              <w:t>Agriculture growth</w:t>
             </w:r>
           </w:p>
         </w:tc>
@@ -4619,7 +4377,7 @@
               <w:rPr>
                 <w:sz w:val="20"/>
               </w:rPr>
-              <w:t>Industrial growth 2022–2025</w:t>
+              <w:t>Industrial growth</w:t>
             </w:r>
           </w:p>
         </w:tc>
@@ -4633,7 +4391,7 @@
               <w:rPr>
                 <w:sz w:val="20"/>
               </w:rPr>
-              <w:t>(33.65-23.48)/23.48 = 43.3% ★ Highest</w:t>
+              <w:t>(33.65-23.48)/23.48 = 43.3% (highest)</w:t>
             </w:r>
           </w:p>
         </w:tc>
@@ -4649,7 +4407,7 @@
               <w:rPr>
                 <w:sz w:val="20"/>
               </w:rPr>
-              <w:t>Combined CAGR</w:t>
+              <w:t>Combined growth</w:t>
             </w:r>
           </w:p>
         </w:tc>
@@ -4663,7 +4421,7 @@
               <w:rPr>
                 <w:sz w:val="20"/>
               </w:rPr>
-              <w:t>7.1%</w:t>
+              <w:t>(203.35-165.22)/165.22 = 23.1%</w:t>
             </w:r>
           </w:p>
         </w:tc>
@@ -4679,7 +4437,7 @@
               <w:rPr>
                 <w:sz w:val="20"/>
               </w:rPr>
-              <w:t>Demand-supply gap 2025</w:t>
+              <w:t>Demand–supply gap 2025</w:t>
             </w:r>
           </w:p>
         </w:tc>
@@ -4693,7 +4451,7 @@
               <w:rPr>
                 <w:sz w:val="20"/>
               </w:rPr>
-              <w:t>221-212 = 9 BU (4.1% of demand)</w:t>
+              <w:t>221 - 212 = 9 BU</w:t>
             </w:r>
           </w:p>
         </w:tc>
@@ -4709,7 +4467,7 @@
               <w:rPr>
                 <w:sz w:val="20"/>
               </w:rPr>
-              <w:t>Renewable share change</w:t>
+              <w:t>Renewable change</w:t>
             </w:r>
           </w:p>
         </w:tc>
@@ -4723,7 +4481,7 @@
               <w:rPr>
                 <w:sz w:val="20"/>
               </w:rPr>
-              <w:t>35%-24% = +11 percentage points</w:t>
+              <w:t>35% - 24% = 11 percentage points</w:t>
             </w:r>
           </w:p>
         </w:tc>
@@ -4739,7 +4497,7 @@
               <w:rPr>
                 <w:sz w:val="20"/>
               </w:rPr>
-              <w:t>T&amp;D loss reduction</w:t>
+              <w:t>T&amp;D loss change</w:t>
             </w:r>
           </w:p>
         </w:tc>
@@ -4753,7 +4511,7 @@
               <w:rPr>
                 <w:sz w:val="20"/>
               </w:rPr>
-              <w:t>18%-15% = -3 percentage points</w:t>
+              <w:t>18% - 15% = 3 percentage points</w:t>
             </w:r>
           </w:p>
         </w:tc>
@@ -4770,7 +4528,7 @@
           <w:color w:val="788C96"/>
           <w:sz w:val="16"/>
         </w:rPr>
-        <w:t>Page 10 | EDCC Complete Analytical Report — End</w:t>
+        <w:t>Page 10 — End of Report</w:t>
       </w:r>
     </w:p>
     <w:sectPr>

--- a/EDCC_Complete_Report.docx
+++ b/EDCC_Complete_Report.docx
@@ -36,7 +36,7 @@
         <w:rPr>
           <w:sz w:val="20"/>
         </w:rPr>
-        <w:t>Submitted by: Secretary, EDCC (Report section: Jaya — Pages 2 and 3)</w:t>
+        <w:t>Submitted by: Secretary, EDCC</w:t>
       </w:r>
     </w:p>
     <w:p>
@@ -77,7 +77,7 @@
           <w:color w:val="FFFFFF"/>
           <w:sz w:val="22"/>
         </w:rPr>
-        <w:t>Background, Scope and Objectives of the Report</w:t>
+        <w:t>Background, Scope and Objectives</w:t>
       </w:r>
     </w:p>
     <w:p>
@@ -90,7 +90,7 @@
           <w:color w:val="FFFFFF"/>
           <w:sz w:val="22"/>
         </w:rPr>
-        <w:t>Summary of This Report</w:t>
+        <w:t>Key Points</w:t>
       </w:r>
     </w:p>
     <w:p>
@@ -102,7 +102,7 @@
         <w:rPr>
           <w:sz w:val="20"/>
         </w:rPr>
-        <w:t>The Chairman has raised concern over rising electricity use and pressure on power infrastructure.</w:t>
+        <w:t>The Chairman is concerned about rising electricity use and pressure on power infrastructure.</w:t>
       </w:r>
     </w:p>
     <w:p>
@@ -114,7 +114,7 @@
         <w:rPr>
           <w:sz w:val="20"/>
         </w:rPr>
-        <w:t>This report uses EDCC data for 2022–2025 (Tables 1, 2 and 3) to study sector-wise consumption.</w:t>
+        <w:t>This report is based only on the data provided for the end-term assessment (Tables 1, 2 and 3).</w:t>
       </w:r>
     </w:p>
     <w:p>
@@ -126,7 +126,7 @@
         <w:rPr>
           <w:sz w:val="20"/>
         </w:rPr>
-        <w:t>It also reviews demand–supply balance, renewable energy progress, and transmission losses.</w:t>
+        <w:t>Electricity demand has increased due to urbanisation, industrial expansion, AC use, and farm irrigation.</w:t>
       </w:r>
     </w:p>
     <w:p>
@@ -138,7 +138,7 @@
         <w:rPr>
           <w:sz w:val="20"/>
         </w:rPr>
-        <w:t>Three policy suggestions are given for better electricity planning in the country.</w:t>
+        <w:t>Peak demand has grown because of cooling needs, industry, and agriculture.</w:t>
       </w:r>
     </w:p>
     <w:p>
@@ -150,7 +150,7 @@
         <w:rPr>
           <w:sz w:val="20"/>
         </w:rPr>
-        <w:t>Rising demand is linked to urbanisation, industry, air-conditioner use, and farm irrigation.</w:t>
+        <w:t>The government is promoting renewable energy, smart grids, efficient appliances, and demand-side management.</w:t>
       </w:r>
     </w:p>
     <w:p>
@@ -174,7 +174,7 @@
         <w:rPr>
           <w:sz w:val="21"/>
         </w:rPr>
-        <w:t>India's electricity requirement has been increasing year after year. The EDCC has collected sector-wise data for agriculture, industry, and households for the period 2022 to 2025. All three sectors show higher consumption in each year. This report studies that data to help the Council plan future energy use in a more sustainable manner. The analysis is based only on the figures and background information shared with the Council.</w:t>
+        <w:t>The Chairman of the Energy Development and Conservation Council (EDCC) has expressed concern over the steady rise in electricity consumption and the increasing pressure on India's power infrastructure. The Council is reviewing recent consumption trends to support future energy planning and promote sustainable electricity use. This report analyses the sector-wise consumption figures, demand–supply position, and renewable energy indicators provided in the end-term data for the period 2022 to 2025.</w:t>
       </w:r>
     </w:p>
     <w:p>
@@ -187,7 +187,7 @@
           <w:color w:val="1A6B7C"/>
           <w:sz w:val="22"/>
         </w:rPr>
-        <w:t>Objectives of the Report</w:t>
+        <w:t>Objectives</w:t>
       </w:r>
     </w:p>
     <w:p>
@@ -198,7 +198,7 @@
         <w:rPr>
           <w:sz w:val="21"/>
         </w:rPr>
-        <w:t>To study how electricity consumption changed between 2022 and 2025.</w:t>
+        <w:t>To analyse trends in electricity consumption from 2022 to 2025.</w:t>
       </w:r>
     </w:p>
     <w:p>
@@ -209,7 +209,7 @@
         <w:rPr>
           <w:sz w:val="21"/>
         </w:rPr>
-        <w:t>To find which sector grew the fastest and why.</w:t>
+        <w:t>To identify the sector with the highest growth and explain possible reasons.</w:t>
       </w:r>
     </w:p>
     <w:p>
@@ -220,7 +220,7 @@
         <w:rPr>
           <w:sz w:val="21"/>
         </w:rPr>
-        <w:t>To compare demand and supply and note major problems.</w:t>
+        <w:t>To compare electricity demand and supply trends and state concerns.</w:t>
       </w:r>
     </w:p>
     <w:p>
@@ -231,7 +231,7 @@
         <w:rPr>
           <w:sz w:val="21"/>
         </w:rPr>
-        <w:t>To review progress in renewable energy and reduction in transmission losses.</w:t>
+        <w:t>To evaluate progress in renewable energy adoption and reduction in transmission losses.</w:t>
       </w:r>
     </w:p>
     <w:p>
@@ -242,7 +242,7 @@
         <w:rPr>
           <w:sz w:val="21"/>
         </w:rPr>
-        <w:t>To suggest three practical steps for better electricity management.</w:t>
+        <w:t>To recommend three practical measures for sustainable electricity management.</w:t>
       </w:r>
     </w:p>
     <w:p>
@@ -255,7 +255,7 @@
           <w:color w:val="788C96"/>
           <w:sz w:val="16"/>
         </w:rPr>
-        <w:t>Page 1</w:t>
+        <w:t>Page 1 | Source: End-Term Data Only</w:t>
       </w:r>
     </w:p>
     <w:p>
@@ -290,7 +290,7 @@
           <w:color w:val="FFFFFF"/>
           <w:sz w:val="22"/>
         </w:rPr>
-        <w:t>Sector-wise Analysis and Overall Growth (2022–2025)</w:t>
+        <w:t>Sector-wise Consumption Analysis (2022–2025)</w:t>
       </w:r>
     </w:p>
     <w:p>
@@ -303,7 +303,7 @@
           <w:color w:val="FFFFFF"/>
           <w:sz w:val="22"/>
         </w:rPr>
-        <w:t>Important Points from Table 1</w:t>
+        <w:t>Key Points — Table 1</w:t>
       </w:r>
     </w:p>
     <w:p>
@@ -315,7 +315,7 @@
         <w:rPr>
           <w:sz w:val="20"/>
         </w:rPr>
-        <w:t>Total consumption of the three sectors increased from 165.22 BU to 203.35 BU (23.1%).</w:t>
+        <w:t>Agriculture: 83.30 BU (2022) to 98.45 BU (2025) — growth of 18.2%.</w:t>
       </w:r>
     </w:p>
     <w:p>
@@ -327,7 +327,7 @@
         <w:rPr>
           <w:sz w:val="20"/>
         </w:rPr>
-        <w:t>Agriculture used the highest amount of electricity: 98.45 BU in 2025 (48.4% share).</w:t>
+        <w:t>Domestic: 58.44 BU to 71.25 BU — growth of 21.9%.</w:t>
       </w:r>
     </w:p>
     <w:p>
@@ -339,7 +339,7 @@
         <w:rPr>
           <w:sz w:val="20"/>
         </w:rPr>
-        <w:t>Domestic use reached 71.25 BU, showing 21.9% growth over four years.</w:t>
+        <w:t>Industrial: 23.48 BU to 33.65 BU — growth of 43.3%.</w:t>
       </w:r>
     </w:p>
     <w:p>
@@ -351,7 +351,7 @@
         <w:rPr>
           <w:sz w:val="20"/>
         </w:rPr>
-        <w:t>Industry recorded the sharpest rise of 22.6% in 2022–23 and 43.3% over the full period.</w:t>
+        <w:t>Combined three-sector total: 165.22 BU to 203.35 BU — growth of 23.1%.</w:t>
       </w:r>
     </w:p>
     <w:p>
@@ -363,29 +363,18 @@
         <w:rPr>
           <w:sz w:val="20"/>
         </w:rPr>
-        <w:t>National demand (Table 2) moved from 182 BU to 221 BU, which is close to sector trends.</w:t>
+        <w:t>Agriculture is the largest consumer (48.4% share in 2025).</w:t>
       </w:r>
     </w:p>
     <w:p>
       <w:pPr>
-        <w:shd w:fill="D4EFF5"/>
+        <w:jc w:val="both"/>
       </w:pPr>
       <w:r>
         <w:rPr>
           <w:sz w:val="21"/>
         </w:rPr>
-        <w:t>Observation: No sector showed a fall in consumption in any year during 2022–2025.</w:t>
-      </w:r>
-    </w:p>
-    <w:p>
-      <w:pPr>
-        <w:jc w:val="both"/>
-      </w:pPr>
-      <w:r>
-        <w:rPr>
-          <w:sz w:val="21"/>
-        </w:rPr>
-        <w:t>Table 1 shows that electricity use increased continuously in agriculture, industry, and domestic sectors. Agriculture remained the leading sector because of high irrigation load. Domestic use also rose because more urban households are using electrical appliances. Industry, though smaller in volume, expanded at a much faster rate.</w:t>
+        <w:t>Table 1 shows that electricity consumption increased in all three sectors during every year from 2022 to 2025. No sector recorded a decline in any year. This confirms a steady rise in electricity use across agriculture, industry, and households.</w:t>
       </w:r>
     </w:p>
     <w:p>
@@ -508,7 +497,7 @@
                 <w:color w:val="FFFFFF"/>
                 <w:sz w:val="20"/>
               </w:rPr>
-              <w:t>Growth</w:t>
+              <w:t>Growth (%)</w:t>
             </w:r>
           </w:p>
         </w:tc>
@@ -588,93 +577,7 @@
               <w:rPr>
                 <w:sz w:val="20"/>
               </w:rPr>
-              <w:t>18.2%</w:t>
-            </w:r>
-          </w:p>
-        </w:tc>
-      </w:tr>
-      <w:tr>
-        <w:tc>
-          <w:tcPr>
-            <w:tcW w:type="dxa" w:w="1624"/>
-            <w:shd w:fill="E8F6F3"/>
-          </w:tcPr>
-          <w:p>
-            <w:r>
-              <w:rPr>
-                <w:sz w:val="20"/>
-              </w:rPr>
-              <w:t>Domestic</w:t>
-            </w:r>
-          </w:p>
-        </w:tc>
-        <w:tc>
-          <w:tcPr>
-            <w:tcW w:type="dxa" w:w="1624"/>
-            <w:shd w:fill="E8F6F3"/>
-          </w:tcPr>
-          <w:p>
-            <w:r>
-              <w:rPr>
-                <w:sz w:val="20"/>
-              </w:rPr>
-              <w:t>58.44</w:t>
-            </w:r>
-          </w:p>
-        </w:tc>
-        <w:tc>
-          <w:tcPr>
-            <w:tcW w:type="dxa" w:w="1624"/>
-            <w:shd w:fill="E8F6F3"/>
-          </w:tcPr>
-          <w:p>
-            <w:r>
-              <w:rPr>
-                <w:sz w:val="20"/>
-              </w:rPr>
-              <w:t>64.20</w:t>
-            </w:r>
-          </w:p>
-        </w:tc>
-        <w:tc>
-          <w:tcPr>
-            <w:tcW w:type="dxa" w:w="1624"/>
-            <w:shd w:fill="E8F6F3"/>
-          </w:tcPr>
-          <w:p>
-            <w:r>
-              <w:rPr>
-                <w:sz w:val="20"/>
-              </w:rPr>
-              <w:t>67.80</w:t>
-            </w:r>
-          </w:p>
-        </w:tc>
-        <w:tc>
-          <w:tcPr>
-            <w:tcW w:type="dxa" w:w="1624"/>
-            <w:shd w:fill="E8F6F3"/>
-          </w:tcPr>
-          <w:p>
-            <w:r>
-              <w:rPr>
-                <w:sz w:val="20"/>
-              </w:rPr>
-              <w:t>71.25</w:t>
-            </w:r>
-          </w:p>
-        </w:tc>
-        <w:tc>
-          <w:tcPr>
-            <w:tcW w:type="dxa" w:w="1624"/>
-            <w:shd w:fill="E8F6F3"/>
-          </w:tcPr>
-          <w:p>
-            <w:r>
-              <w:rPr>
-                <w:sz w:val="20"/>
-              </w:rPr>
-              <w:t>21.9%</w:t>
+              <w:t>18.2</w:t>
             </w:r>
           </w:p>
         </w:tc>
@@ -760,7 +663,93 @@
               <w:rPr>
                 <w:sz w:val="20"/>
               </w:rPr>
-              <w:t>43.3%</w:t>
+              <w:t>43.3</w:t>
+            </w:r>
+          </w:p>
+        </w:tc>
+      </w:tr>
+      <w:tr>
+        <w:tc>
+          <w:tcPr>
+            <w:tcW w:type="dxa" w:w="1624"/>
+            <w:shd w:fill="B8E8DC"/>
+          </w:tcPr>
+          <w:p>
+            <w:r>
+              <w:rPr>
+                <w:sz w:val="20"/>
+              </w:rPr>
+              <w:t>Domestic</w:t>
+            </w:r>
+          </w:p>
+        </w:tc>
+        <w:tc>
+          <w:tcPr>
+            <w:tcW w:type="dxa" w:w="1624"/>
+            <w:shd w:fill="B8E8DC"/>
+          </w:tcPr>
+          <w:p>
+            <w:r>
+              <w:rPr>
+                <w:sz w:val="20"/>
+              </w:rPr>
+              <w:t>58.44</w:t>
+            </w:r>
+          </w:p>
+        </w:tc>
+        <w:tc>
+          <w:tcPr>
+            <w:tcW w:type="dxa" w:w="1624"/>
+            <w:shd w:fill="B8E8DC"/>
+          </w:tcPr>
+          <w:p>
+            <w:r>
+              <w:rPr>
+                <w:sz w:val="20"/>
+              </w:rPr>
+              <w:t>64.20</w:t>
+            </w:r>
+          </w:p>
+        </w:tc>
+        <w:tc>
+          <w:tcPr>
+            <w:tcW w:type="dxa" w:w="1624"/>
+            <w:shd w:fill="B8E8DC"/>
+          </w:tcPr>
+          <w:p>
+            <w:r>
+              <w:rPr>
+                <w:sz w:val="20"/>
+              </w:rPr>
+              <w:t>67.80</w:t>
+            </w:r>
+          </w:p>
+        </w:tc>
+        <w:tc>
+          <w:tcPr>
+            <w:tcW w:type="dxa" w:w="1624"/>
+            <w:shd w:fill="B8E8DC"/>
+          </w:tcPr>
+          <w:p>
+            <w:r>
+              <w:rPr>
+                <w:sz w:val="20"/>
+              </w:rPr>
+              <w:t>71.25</w:t>
+            </w:r>
+          </w:p>
+        </w:tc>
+        <w:tc>
+          <w:tcPr>
+            <w:tcW w:type="dxa" w:w="1624"/>
+            <w:shd w:fill="B8E8DC"/>
+          </w:tcPr>
+          <w:p>
+            <w:r>
+              <w:rPr>
+                <w:sz w:val="20"/>
+              </w:rPr>
+              <w:t>21.9</w:t>
             </w:r>
           </w:p>
         </w:tc>
@@ -777,7 +766,266 @@
           <w:color w:val="1A6B7C"/>
           <w:sz w:val="22"/>
         </w:rPr>
-        <w:t>Overall Growth in Combined Consumption</w:t>
+        <w:t>Year-on-Year Growth by Sector</w:t>
+      </w:r>
+    </w:p>
+    <w:tbl>
+      <w:tblPr>
+        <w:tblStyle w:val="TableGrid"/>
+        <w:tblW w:type="auto" w:w="0"/>
+        <w:tblLook w:firstColumn="1" w:firstRow="1" w:lastColumn="0" w:lastRow="0" w:noHBand="0" w:noVBand="1" w:val="04A0"/>
+      </w:tblPr>
+      <w:tblGrid>
+        <w:gridCol w:w="2436"/>
+        <w:gridCol w:w="2436"/>
+        <w:gridCol w:w="2436"/>
+        <w:gridCol w:w="2436"/>
+      </w:tblGrid>
+      <w:tr>
+        <w:tc>
+          <w:tcPr>
+            <w:tcW w:type="dxa" w:w="2436"/>
+            <w:shd w:fill="1A6B7C"/>
+          </w:tcPr>
+          <w:p>
+            <w:r>
+              <w:rPr>
+                <w:b/>
+                <w:color w:val="FFFFFF"/>
+                <w:sz w:val="20"/>
+              </w:rPr>
+              <w:t>Sector</w:t>
+            </w:r>
+          </w:p>
+        </w:tc>
+        <w:tc>
+          <w:tcPr>
+            <w:tcW w:type="dxa" w:w="2436"/>
+            <w:shd w:fill="1A6B7C"/>
+          </w:tcPr>
+          <w:p>
+            <w:r>
+              <w:rPr>
+                <w:b/>
+                <w:color w:val="FFFFFF"/>
+                <w:sz w:val="20"/>
+              </w:rPr>
+              <w:t>2022–23 (%)</w:t>
+            </w:r>
+          </w:p>
+        </w:tc>
+        <w:tc>
+          <w:tcPr>
+            <w:tcW w:type="dxa" w:w="2436"/>
+            <w:shd w:fill="1A6B7C"/>
+          </w:tcPr>
+          <w:p>
+            <w:r>
+              <w:rPr>
+                <w:b/>
+                <w:color w:val="FFFFFF"/>
+                <w:sz w:val="20"/>
+              </w:rPr>
+              <w:t>2023–24 (%)</w:t>
+            </w:r>
+          </w:p>
+        </w:tc>
+        <w:tc>
+          <w:tcPr>
+            <w:tcW w:type="dxa" w:w="2436"/>
+            <w:shd w:fill="1A6B7C"/>
+          </w:tcPr>
+          <w:p>
+            <w:r>
+              <w:rPr>
+                <w:b/>
+                <w:color w:val="FFFFFF"/>
+                <w:sz w:val="20"/>
+              </w:rPr>
+              <w:t>2024–25 (%)</w:t>
+            </w:r>
+          </w:p>
+        </w:tc>
+      </w:tr>
+      <w:tr>
+        <w:tc>
+          <w:tcPr>
+            <w:tcW w:type="dxa" w:w="2436"/>
+          </w:tcPr>
+          <w:p>
+            <w:r>
+              <w:rPr>
+                <w:sz w:val="20"/>
+              </w:rPr>
+              <w:t>Agriculture</w:t>
+            </w:r>
+          </w:p>
+        </w:tc>
+        <w:tc>
+          <w:tcPr>
+            <w:tcW w:type="dxa" w:w="2436"/>
+          </w:tcPr>
+          <w:p>
+            <w:r>
+              <w:rPr>
+                <w:sz w:val="20"/>
+              </w:rPr>
+              <w:t>6.8</w:t>
+            </w:r>
+          </w:p>
+        </w:tc>
+        <w:tc>
+          <w:tcPr>
+            <w:tcW w:type="dxa" w:w="2436"/>
+          </w:tcPr>
+          <w:p>
+            <w:r>
+              <w:rPr>
+                <w:sz w:val="20"/>
+              </w:rPr>
+              <w:t>5.3</w:t>
+            </w:r>
+          </w:p>
+        </w:tc>
+        <w:tc>
+          <w:tcPr>
+            <w:tcW w:type="dxa" w:w="2436"/>
+          </w:tcPr>
+          <w:p>
+            <w:r>
+              <w:rPr>
+                <w:sz w:val="20"/>
+              </w:rPr>
+              <w:t>5.1</w:t>
+            </w:r>
+          </w:p>
+        </w:tc>
+      </w:tr>
+      <w:tr>
+        <w:tc>
+          <w:tcPr>
+            <w:tcW w:type="dxa" w:w="2436"/>
+            <w:shd w:fill="B8E8DC"/>
+          </w:tcPr>
+          <w:p>
+            <w:r>
+              <w:rPr>
+                <w:sz w:val="20"/>
+              </w:rPr>
+              <w:t>Industrial</w:t>
+            </w:r>
+          </w:p>
+        </w:tc>
+        <w:tc>
+          <w:tcPr>
+            <w:tcW w:type="dxa" w:w="2436"/>
+            <w:shd w:fill="B8E8DC"/>
+          </w:tcPr>
+          <w:p>
+            <w:r>
+              <w:rPr>
+                <w:sz w:val="20"/>
+              </w:rPr>
+              <w:t>22.6</w:t>
+            </w:r>
+          </w:p>
+        </w:tc>
+        <w:tc>
+          <w:tcPr>
+            <w:tcW w:type="dxa" w:w="2436"/>
+            <w:shd w:fill="B8E8DC"/>
+          </w:tcPr>
+          <w:p>
+            <w:r>
+              <w:rPr>
+                <w:sz w:val="20"/>
+              </w:rPr>
+              <w:t>7.0</w:t>
+            </w:r>
+          </w:p>
+        </w:tc>
+        <w:tc>
+          <w:tcPr>
+            <w:tcW w:type="dxa" w:w="2436"/>
+            <w:shd w:fill="B8E8DC"/>
+          </w:tcPr>
+          <w:p>
+            <w:r>
+              <w:rPr>
+                <w:sz w:val="20"/>
+              </w:rPr>
+              <w:t>9.3</w:t>
+            </w:r>
+          </w:p>
+        </w:tc>
+      </w:tr>
+      <w:tr>
+        <w:tc>
+          <w:tcPr>
+            <w:tcW w:type="dxa" w:w="2436"/>
+          </w:tcPr>
+          <w:p>
+            <w:r>
+              <w:rPr>
+                <w:sz w:val="20"/>
+              </w:rPr>
+              <w:t>Domestic</w:t>
+            </w:r>
+          </w:p>
+        </w:tc>
+        <w:tc>
+          <w:tcPr>
+            <w:tcW w:type="dxa" w:w="2436"/>
+          </w:tcPr>
+          <w:p>
+            <w:r>
+              <w:rPr>
+                <w:sz w:val="20"/>
+              </w:rPr>
+              <w:t>9.9</w:t>
+            </w:r>
+          </w:p>
+        </w:tc>
+        <w:tc>
+          <w:tcPr>
+            <w:tcW w:type="dxa" w:w="2436"/>
+          </w:tcPr>
+          <w:p>
+            <w:r>
+              <w:rPr>
+                <w:sz w:val="20"/>
+              </w:rPr>
+              <w:t>5.6</w:t>
+            </w:r>
+          </w:p>
+        </w:tc>
+        <w:tc>
+          <w:tcPr>
+            <w:tcW w:type="dxa" w:w="2436"/>
+          </w:tcPr>
+          <w:p>
+            <w:r>
+              <w:rPr>
+                <w:sz w:val="20"/>
+              </w:rPr>
+              <w:t>5.1</w:t>
+            </w:r>
+          </w:p>
+        </w:tc>
+      </w:tr>
+    </w:tbl>
+    <w:p/>
+    <w:p>
+      <w:pPr>
+        <w:shd w:fill="D4EFF5"/>
+      </w:pPr>
+      <w:r>
+        <w:rPr>
+          <w:b/>
+          <w:color w:val="1A6B7C"/>
+          <w:sz w:val="22"/>
+        </w:rPr>
+        <w:t>Overall Growth Trends (2022–2025)</w:t>
       </w:r>
     </w:p>
     <w:tbl>
@@ -837,7 +1085,7 @@
                 <w:color w:val="FFFFFF"/>
                 <w:sz w:val="20"/>
               </w:rPr>
-              <w:t>Increase</w:t>
+              <w:t>Annual Increase</w:t>
             </w:r>
           </w:p>
         </w:tc>
@@ -853,7 +1101,7 @@
                 <w:color w:val="FFFFFF"/>
                 <w:sz w:val="20"/>
               </w:rPr>
-              <w:t>YoY %</w:t>
+              <w:t>YoY Growth (%)</w:t>
             </w:r>
           </w:p>
         </w:tc>
@@ -965,7 +1213,7 @@
               <w:rPr>
                 <w:sz w:val="20"/>
               </w:rPr>
-              <w:t>10.1%</w:t>
+              <w:t>10.1</w:t>
             </w:r>
           </w:p>
         </w:tc>
@@ -1019,7 +1267,7 @@
               <w:rPr>
                 <w:sz w:val="20"/>
               </w:rPr>
-              <w:t>5.7%</w:t>
+              <w:t>5.7</w:t>
             </w:r>
           </w:p>
         </w:tc>
@@ -1077,7 +1325,7 @@
               <w:rPr>
                 <w:sz w:val="20"/>
               </w:rPr>
-              <w:t>5.8%</w:t>
+              <w:t>5.8</w:t>
             </w:r>
           </w:p>
         </w:tc>
@@ -1092,7 +1340,7 @@
         <w:rPr>
           <w:sz w:val="21"/>
         </w:rPr>
-        <w:t>The combined consumption of all three sectors grew at an average rate of about 7.1% per year. The largest yearly addition was seen in 2022–23, mainly because of the sudden rise in industrial demand.</w:t>
+        <w:t>The combined consumption of the three sectors grew from 165.22 BU to 203.35 BU. The total increase was 38.13 BU, which is 23.1% over four years. The highest yearly rise was in 2022–23 (+16.72 BU), mainly due to the sharp increase in industrial consumption.</w:t>
       </w:r>
     </w:p>
     <w:p>
@@ -1181,7 +1429,7 @@
           <w:color w:val="788C96"/>
           <w:sz w:val="16"/>
         </w:rPr>
-        <w:t>Page 2 — Jaya</w:t>
+        <w:t>Page 2 | Source: Table 1 — End-Term Data</w:t>
       </w:r>
     </w:p>
     <w:p>
@@ -1216,7 +1464,7 @@
           <w:color w:val="FFFFFF"/>
           <w:sz w:val="22"/>
         </w:rPr>
-        <w:t>Sector Comparison and Reasons for Growth</w:t>
+        <w:t>Identification of Dominant Sector and Key Drivers</w:t>
       </w:r>
     </w:p>
     <w:p>
@@ -1229,7 +1477,7 @@
           <w:color w:val="FFFFFF"/>
           <w:sz w:val="22"/>
         </w:rPr>
-        <w:t>Important Findings</w:t>
+        <w:t>Key Points</w:t>
       </w:r>
     </w:p>
     <w:p>
@@ -1241,7 +1489,7 @@
         <w:rPr>
           <w:sz w:val="20"/>
         </w:rPr>
-        <w:t>Industry had the highest growth rate: 43.3% between 2022 and 2025.</w:t>
+        <w:t>The industrial sector recorded the highest growth: 43.3% (2022–2025).</w:t>
       </w:r>
     </w:p>
     <w:p>
@@ -1253,7 +1501,7 @@
         <w:rPr>
           <w:sz w:val="20"/>
         </w:rPr>
-        <w:t>Its CAGR was 12.7%, which is much higher than agriculture (5.8%) and domestic (6.7%).</w:t>
+        <w:t>Industrial CAGR: 12.7% — higher than agriculture (5.8%) and domestic (6.7%).</w:t>
       </w:r>
     </w:p>
     <w:p>
@@ -1265,7 +1513,7 @@
         <w:rPr>
           <w:sz w:val="20"/>
         </w:rPr>
-        <w:t>The best single-year performance was also in industry: 22.6% in 2022–23.</w:t>
+        <w:t>Highest single-year growth: 22.6% in industry (2022–23).</w:t>
       </w:r>
     </w:p>
     <w:p>
@@ -1277,7 +1525,7 @@
         <w:rPr>
           <w:sz w:val="20"/>
         </w:rPr>
-        <w:t>Industry's share of domestic consumption increased from 40.2% to 47.2%.</w:t>
+        <w:t>Agriculture added the most in absolute terms (+15.15 BU) but grew more slowly.</w:t>
       </w:r>
     </w:p>
     <w:p>
@@ -1289,7 +1537,7 @@
         <w:rPr>
           <w:sz w:val="20"/>
         </w:rPr>
-        <w:t>Agriculture added the most units in absolute terms (+15.15 BU), but grew more slowly in percentage terms.</w:t>
+        <w:t>Drivers (from additional information): industrial expansion, irrigation, urbanisation, and AC use.</w:t>
       </w:r>
     </w:p>
     <w:p>
@@ -1300,7 +1548,7 @@
         <w:rPr>
           <w:sz w:val="21"/>
         </w:rPr>
-        <w:t>Result: Based on percentage growth, the industrial sector is the fastest-growing sector in the given period.</w:t>
+        <w:t>Finding: The industrial sector recorded the highest growth in electricity consumption during 2022–2025.</w:t>
       </w:r>
     </w:p>
     <w:p>
@@ -1311,7 +1559,7 @@
         <w:rPr>
           <w:sz w:val="21"/>
         </w:rPr>
-        <w:t>Although agriculture consumes the largest quantity of electricity, industry expanded at a much faster pace. In 2022, industry used only about 40% of domestic consumption. By 2025, this ratio increased to 47.2%. If the same pattern continues, industrial demand may become as large as household demand in future.</w:t>
+        <w:t>A comparison of the three sectors shows that industry had the fastest growth rate, even though agriculture consumed the highest volume of electricity. In 2022, industrial consumption was about 40.2% of domestic consumption. By 2025, this increased to 47.2%.</w:t>
       </w:r>
     </w:p>
     <w:p>
@@ -1324,7 +1572,7 @@
           <w:color w:val="1A6B7C"/>
           <w:sz w:val="22"/>
         </w:rPr>
-        <w:t>Sector Comparison Table (2022–2025)</w:t>
+        <w:t>Comparative Analysis (2022–2025)</w:t>
       </w:r>
     </w:p>
     <w:tbl>
@@ -1352,7 +1600,7 @@
                 <w:color w:val="FFFFFF"/>
                 <w:sz w:val="20"/>
               </w:rPr>
-              <w:t>Item</w:t>
+              <w:t>Measure</w:t>
             </w:r>
           </w:p>
         </w:tc>
@@ -1521,6 +1769,60 @@
         <w:tc>
           <w:tcPr>
             <w:tcW w:type="dxa" w:w="2436"/>
+          </w:tcPr>
+          <w:p>
+            <w:r>
+              <w:rPr>
+                <w:sz w:val="20"/>
+              </w:rPr>
+              <w:t>Absolute Growth (BU)</w:t>
+            </w:r>
+          </w:p>
+        </w:tc>
+        <w:tc>
+          <w:tcPr>
+            <w:tcW w:type="dxa" w:w="2436"/>
+          </w:tcPr>
+          <w:p>
+            <w:r>
+              <w:rPr>
+                <w:sz w:val="20"/>
+              </w:rPr>
+              <w:t>+15.15</w:t>
+            </w:r>
+          </w:p>
+        </w:tc>
+        <w:tc>
+          <w:tcPr>
+            <w:tcW w:type="dxa" w:w="2436"/>
+          </w:tcPr>
+          <w:p>
+            <w:r>
+              <w:rPr>
+                <w:sz w:val="20"/>
+              </w:rPr>
+              <w:t>+10.17</w:t>
+            </w:r>
+          </w:p>
+        </w:tc>
+        <w:tc>
+          <w:tcPr>
+            <w:tcW w:type="dxa" w:w="2436"/>
+          </w:tcPr>
+          <w:p>
+            <w:r>
+              <w:rPr>
+                <w:sz w:val="20"/>
+              </w:rPr>
+              <w:t>+12.81</w:t>
+            </w:r>
+          </w:p>
+        </w:tc>
+      </w:tr>
+      <w:tr>
+        <w:tc>
+          <w:tcPr>
+            <w:tcW w:type="dxa" w:w="2436"/>
             <w:shd w:fill="B8E8DC"/>
           </w:tcPr>
           <w:p>
@@ -1633,64 +1935,6 @@
           </w:p>
         </w:tc>
       </w:tr>
-      <w:tr>
-        <w:tc>
-          <w:tcPr>
-            <w:tcW w:type="dxa" w:w="2436"/>
-            <w:shd w:fill="B8E8DC"/>
-          </w:tcPr>
-          <w:p>
-            <w:r>
-              <w:rPr>
-                <w:sz w:val="20"/>
-              </w:rPr>
-              <w:t>Best year (%)</w:t>
-            </w:r>
-          </w:p>
-        </w:tc>
-        <w:tc>
-          <w:tcPr>
-            <w:tcW w:type="dxa" w:w="2436"/>
-            <w:shd w:fill="B8E8DC"/>
-          </w:tcPr>
-          <w:p>
-            <w:r>
-              <w:rPr>
-                <w:sz w:val="20"/>
-              </w:rPr>
-              <w:t>6.8</w:t>
-            </w:r>
-          </w:p>
-        </w:tc>
-        <w:tc>
-          <w:tcPr>
-            <w:tcW w:type="dxa" w:w="2436"/>
-            <w:shd w:fill="B8E8DC"/>
-          </w:tcPr>
-          <w:p>
-            <w:r>
-              <w:rPr>
-                <w:sz w:val="20"/>
-              </w:rPr>
-              <w:t>22.6</w:t>
-            </w:r>
-          </w:p>
-        </w:tc>
-        <w:tc>
-          <w:tcPr>
-            <w:tcW w:type="dxa" w:w="2436"/>
-            <w:shd w:fill="B8E8DC"/>
-          </w:tcPr>
-          <w:p>
-            <w:r>
-              <w:rPr>
-                <w:sz w:val="20"/>
-              </w:rPr>
-              <w:t>9.9</w:t>
-            </w:r>
-          </w:p>
-        </w:tc>
-      </w:tr>
     </w:tbl>
     <w:p/>
     <w:p>
@@ -1703,7 +1947,18 @@
           <w:color w:val="1A6B7C"/>
           <w:sz w:val="22"/>
         </w:rPr>
-        <w:t>Reasons for Growth in Each Sector</w:t>
+        <w:t>Key Drivers of Sectoral Growth (from Additional Information)</w:t>
+      </w:r>
+    </w:p>
+    <w:p>
+      <w:pPr>
+        <w:jc w:val="both"/>
+      </w:pPr>
+      <w:r>
+        <w:rPr>
+          <w:sz w:val="21"/>
+        </w:rPr>
+        <w:t>The additional information provided with the end-term data states that electricity demand has increased due to rapid urbanisation, industrial expansion, higher use of air conditioners, and increased agricultural irrigation. Peak electricity demand has grown because of cooling demand, industry, and agriculture.</w:t>
       </w:r>
     </w:p>
     <w:tbl>
@@ -1746,7 +2001,7 @@
                 <w:color w:val="FFFFFF"/>
                 <w:sz w:val="20"/>
               </w:rPr>
-              <w:t>Growth</w:t>
+              <w:t>Growth (%)</w:t>
             </w:r>
           </w:p>
         </w:tc>
@@ -1762,7 +2017,7 @@
                 <w:color w:val="FFFFFF"/>
                 <w:sz w:val="20"/>
               </w:rPr>
-              <w:t>Main reasons (as per EDCC note)</w:t>
+              <w:t>Reason (from given data)</w:t>
             </w:r>
           </w:p>
         </w:tc>
@@ -1792,7 +2047,7 @@
               <w:rPr>
                 <w:sz w:val="20"/>
               </w:rPr>
-              <w:t>43.3%</w:t>
+              <w:t>43.3</w:t>
             </w:r>
           </w:p>
         </w:tc>
@@ -1806,7 +2061,7 @@
               <w:rPr>
                 <w:sz w:val="20"/>
               </w:rPr>
-              <w:t>Expansion of industrial activity; higher factory output; pressure on peak demand</w:t>
+              <w:t>Industrial expansion; contributes to peak demand</w:t>
             </w:r>
           </w:p>
         </w:tc>
@@ -1836,7 +2091,7 @@
               <w:rPr>
                 <w:sz w:val="20"/>
               </w:rPr>
-              <w:t>18.2%</w:t>
+              <w:t>18.2</w:t>
             </w:r>
           </w:p>
         </w:tc>
@@ -1850,7 +2105,7 @@
               <w:rPr>
                 <w:sz w:val="20"/>
               </w:rPr>
-              <w:t>More irrigation through electric pumps; large base of farm consumption</w:t>
+              <w:t>Increased agricultural irrigation; contributes to peak demand</w:t>
             </w:r>
           </w:p>
         </w:tc>
@@ -1878,7 +2133,7 @@
               <w:rPr>
                 <w:sz w:val="20"/>
               </w:rPr>
-              <w:t>21.9%</w:t>
+              <w:t>21.9</w:t>
             </w:r>
           </w:p>
         </w:tc>
@@ -1891,7 +2146,7 @@
               <w:rPr>
                 <w:sz w:val="20"/>
               </w:rPr>
-              <w:t>Urbanisation; greater use of air conditioners and home appliances</w:t>
+              <w:t>Rapid urbanisation; higher use of air conditioners</w:t>
             </w:r>
           </w:p>
         </w:tc>
@@ -1984,7 +2239,7 @@
           <w:color w:val="788C96"/>
           <w:sz w:val="16"/>
         </w:rPr>
-        <w:t>Page 3 — Jaya</w:t>
+        <w:t>Page 3 | Source: Table 1 &amp; Additional Information</w:t>
       </w:r>
     </w:p>
     <w:p>
@@ -2004,7 +2259,7 @@
           <w:color w:val="FFFFFF"/>
           <w:sz w:val="28"/>
         </w:rPr>
-        <w:t>Electricity Demand and Supply</w:t>
+        <w:t>Electricity Demand and Supply Dynamics</w:t>
       </w:r>
     </w:p>
     <w:p>
@@ -2019,7 +2274,7 @@
           <w:color w:val="FFFFFF"/>
           <w:sz w:val="22"/>
         </w:rPr>
-        <w:t>Trend Analysis and Major Concerns</w:t>
+        <w:t>Comparison of Demand and Supply Trends</w:t>
       </w:r>
     </w:p>
     <w:p>
@@ -2032,7 +2287,7 @@
           <w:color w:val="FFFFFF"/>
           <w:sz w:val="22"/>
         </w:rPr>
-        <w:t>Important Points from Table 2</w:t>
+        <w:t>Key Points — Table 2</w:t>
       </w:r>
     </w:p>
     <w:p>
@@ -2044,7 +2299,7 @@
         <w:rPr>
           <w:sz w:val="20"/>
         </w:rPr>
-        <w:t>Demand increased from 182 BU to 221 BU between 2022 and 2025.</w:t>
+        <w:t>Total demand: 182 BU (2022) to 221 BU (2025) — growth of 21.4%.</w:t>
       </w:r>
     </w:p>
     <w:p>
@@ -2056,7 +2311,7 @@
         <w:rPr>
           <w:sz w:val="20"/>
         </w:rPr>
-        <w:t>Supply increased from 178 BU to 212 BU in the same period.</w:t>
+        <w:t>Total supply: 178 BU (2022) to 212 BU (2025) — growth of 19.1%.</w:t>
       </w:r>
     </w:p>
     <w:p>
@@ -2068,7 +2323,7 @@
         <w:rPr>
           <w:sz w:val="20"/>
         </w:rPr>
-        <w:t>The gap between demand and supply rose from 4 BU to 9 BU.</w:t>
+        <w:t>Demand–supply gap: 4 BU (2022) to 9 BU (2025).</w:t>
       </w:r>
     </w:p>
     <w:p>
@@ -2080,7 +2335,7 @@
         <w:rPr>
           <w:sz w:val="20"/>
         </w:rPr>
-        <w:t>The gap as a share of demand increased from 2.2% to 4.1%.</w:t>
+        <w:t>Gap as % of demand: 2.2% to 4.1%.</w:t>
       </w:r>
     </w:p>
     <w:p>
@@ -2092,7 +2347,7 @@
         <w:rPr>
           <w:sz w:val="20"/>
         </w:rPr>
-        <w:t>Supply is growing, but not as fast as demand.</w:t>
+        <w:t>Supply is growing, but demand is growing faster.</w:t>
       </w:r>
     </w:p>
     <w:p>
@@ -2103,7 +2358,7 @@
         <w:rPr>
           <w:sz w:val="21"/>
         </w:rPr>
-        <w:t>Concern: The demand–supply gap has more than doubled in four years. This can lead to power shortage during peak hours.</w:t>
+        <w:t>Concern: The demand–supply gap has more than doubled from 4 BU to 9 BU between 2022 and 2025.</w:t>
       </w:r>
     </w:p>
     <w:p>
@@ -2114,7 +2369,7 @@
         <w:rPr>
           <w:sz w:val="21"/>
         </w:rPr>
-        <w:t>Table 2 shows that although electricity supply is improving, demand is rising at a higher speed. In 2025, the country fell short by 9 BU. This gap may affect power availability, especially when demand is high in summer or during irrigation season.</w:t>
+        <w:t>Table 2 shows that although electricity supply is increasing, it is not keeping pace with rising demand. Each year, the shortfall increased by 1 to 2 BU. If this trend continues, it may create problems in meeting electricity needs, especially during peak periods.</w:t>
       </w:r>
     </w:p>
     <w:p>
@@ -2172,7 +2427,7 @@
                 <w:color w:val="FFFFFF"/>
                 <w:sz w:val="20"/>
               </w:rPr>
-              <w:t>Demand</w:t>
+              <w:t>Demand (BU)</w:t>
             </w:r>
           </w:p>
         </w:tc>
@@ -2188,7 +2443,7 @@
                 <w:color w:val="FFFFFF"/>
                 <w:sz w:val="20"/>
               </w:rPr>
-              <w:t>Supply</w:t>
+              <w:t>Supply (BU)</w:t>
             </w:r>
           </w:p>
         </w:tc>
@@ -2204,7 +2459,7 @@
                 <w:color w:val="FFFFFF"/>
                 <w:sz w:val="20"/>
               </w:rPr>
-              <w:t>Gap</w:t>
+              <w:t>Gap (BU)</w:t>
             </w:r>
           </w:p>
         </w:tc>
@@ -2220,7 +2475,7 @@
                 <w:color w:val="FFFFFF"/>
                 <w:sz w:val="20"/>
               </w:rPr>
-              <w:t>Gap %</w:t>
+              <w:t>Gap (%)</w:t>
             </w:r>
           </w:p>
         </w:tc>
@@ -2287,7 +2542,7 @@
               <w:rPr>
                 <w:sz w:val="20"/>
               </w:rPr>
-              <w:t>2.2%</w:t>
+              <w:t>2.2</w:t>
             </w:r>
           </w:p>
         </w:tc>
@@ -2359,7 +2614,7 @@
               <w:rPr>
                 <w:sz w:val="20"/>
               </w:rPr>
-              <w:t>2.6%</w:t>
+              <w:t>2.6</w:t>
             </w:r>
           </w:p>
         </w:tc>
@@ -2426,7 +2681,7 @@
               <w:rPr>
                 <w:sz w:val="20"/>
               </w:rPr>
-              <w:t>3.4%</w:t>
+              <w:t>3.4</w:t>
             </w:r>
           </w:p>
         </w:tc>
@@ -2498,7 +2753,7 @@
               <w:rPr>
                 <w:sz w:val="20"/>
               </w:rPr>
-              <w:t>4.1%</w:t>
+              <w:t>4.1</w:t>
             </w:r>
           </w:p>
         </w:tc>
@@ -2515,7 +2770,7 @@
           <w:color w:val="1A6B7C"/>
           <w:sz w:val="22"/>
         </w:rPr>
-        <w:t>Main Concerns Identified</w:t>
+        <w:t>Concerns Observed</w:t>
       </w:r>
     </w:p>
     <w:p>
@@ -2526,7 +2781,7 @@
         <w:rPr>
           <w:sz w:val="20"/>
         </w:rPr>
-        <w:t>Peak demand is difficult to manage during summer and extreme weather.</w:t>
+        <w:t>The demand–supply gap is widening every year.</w:t>
       </w:r>
     </w:p>
     <w:p>
@@ -2537,7 +2792,7 @@
         <w:rPr>
           <w:sz w:val="20"/>
         </w:rPr>
-        <w:t>Distribution companies (DISCOMs) face financial problems, which limits investment.</w:t>
+        <w:t>Supply growth (19.1%) is lower than demand growth (21.4%).</w:t>
       </w:r>
     </w:p>
     <w:p>
@@ -2548,7 +2803,7 @@
         <w:rPr>
           <w:sz w:val="20"/>
         </w:rPr>
-        <w:t>Coal-based power is still needed for continuous supply.</w:t>
+        <w:t>Peak demand from cooling, industry, and agriculture adds further pressure.</w:t>
       </w:r>
     </w:p>
     <w:p>
@@ -2559,7 +2814,7 @@
         <w:rPr>
           <w:sz w:val="20"/>
         </w:rPr>
-        <w:t>Solar and wind power depend on weather and time of day.</w:t>
+        <w:t>A gap of 9 BU in 2025 means a larger share of demand cannot be met from available supply.</w:t>
       </w:r>
     </w:p>
     <w:p>
@@ -2570,7 +2825,7 @@
         <w:rPr>
           <w:sz w:val="20"/>
         </w:rPr>
-        <w:t>The widening demand–supply gap may affect energy security.</w:t>
+        <w:t>This supports the Chairman's concern over pressure on power infrastructure.</w:t>
       </w:r>
     </w:p>
     <w:p>
@@ -2659,7 +2914,7 @@
           <w:color w:val="788C96"/>
           <w:sz w:val="16"/>
         </w:rPr>
-        <w:t>Page 4</w:t>
+        <w:t>Page 4 | Source: Table 2 — End-Term Data</w:t>
       </w:r>
     </w:p>
     <w:p>
@@ -2694,7 +2949,7 @@
           <w:color w:val="FFFFFF"/>
           <w:sz w:val="22"/>
         </w:rPr>
-        <w:t>Review of Progress from 2022 to 2025</w:t>
+        <w:t>Progress from 2022 to 2025</w:t>
       </w:r>
     </w:p>
     <w:p>
@@ -2707,7 +2962,7 @@
           <w:color w:val="FFFFFF"/>
           <w:sz w:val="22"/>
         </w:rPr>
-        <w:t>Important Points from Table 3</w:t>
+        <w:t>Key Points — Table 3</w:t>
       </w:r>
     </w:p>
     <w:p>
@@ -2719,7 +2974,7 @@
         <w:rPr>
           <w:sz w:val="20"/>
         </w:rPr>
-        <w:t>Share of renewable energy increased from 24% to 35%.</w:t>
+        <w:t>Renewable energy share: 24% (2022) to 35% (2025) — increase of 11 percentage points.</w:t>
       </w:r>
     </w:p>
     <w:p>
@@ -2731,7 +2986,7 @@
         <w:rPr>
           <w:sz w:val="20"/>
         </w:rPr>
-        <w:t>This is an improvement of 11 percentage points in four years.</w:t>
+        <w:t>T&amp;D losses: 18% (2022) to 15% (2025) — reduction of 3 percentage points.</w:t>
       </w:r>
     </w:p>
     <w:p>
@@ -2743,7 +2998,7 @@
         <w:rPr>
           <w:sz w:val="20"/>
         </w:rPr>
-        <w:t>Transmission and distribution losses fell from 18% to 15%.</w:t>
+        <w:t>Renewable share is rising by about 3–4 percentage points each year.</w:t>
       </w:r>
     </w:p>
     <w:p>
@@ -2755,7 +3010,7 @@
         <w:rPr>
           <w:sz w:val="20"/>
         </w:rPr>
-        <w:t>Loss reduction shows better efficiency, but 15% is still high.</w:t>
+        <w:t>T&amp;D losses are falling by about 1 percentage point each year.</w:t>
       </w:r>
     </w:p>
     <w:p>
@@ -2767,7 +3022,7 @@
         <w:rPr>
           <w:sz w:val="20"/>
         </w:rPr>
-        <w:t>More renewable power also requires better grid and storage support.</w:t>
+        <w:t>The government continues to promote renewable energy and energy efficiency.</w:t>
       </w:r>
     </w:p>
     <w:p>
@@ -2778,7 +3033,7 @@
         <w:rPr>
           <w:sz w:val="21"/>
         </w:rPr>
-        <w:t>India has made visible progress in clean energy during the study period. At the same time, reduction in T&amp;D losses shows that less electricity is being wasted in the network. However, both areas need further improvement if the country wants reliable and affordable power supply.</w:t>
+        <w:t>Table 3 shows positive movement in both indicators. The share of renewable energy in the electricity mix is increasing, while transmission and distribution losses are decreasing. However, further improvement is needed to ensure reliable and sustainable electricity supply.</w:t>
       </w:r>
     </w:p>
     <w:p>
@@ -2917,7 +3172,7 @@
               <w:rPr>
                 <w:sz w:val="20"/>
               </w:rPr>
-              <w:t>Renewable share (%)</w:t>
+              <w:t>Renewable Energy Share (%)</w:t>
             </w:r>
           </w:p>
         </w:tc>
@@ -3003,7 +3258,7 @@
               <w:rPr>
                 <w:sz w:val="20"/>
               </w:rPr>
-              <w:t>T&amp;D losses (%)</w:t>
+              <w:t>T&amp;D Losses (%)</w:t>
             </w:r>
           </w:p>
         </w:tc>
@@ -3088,7 +3343,7 @@
         <w:rPr>
           <w:sz w:val="21"/>
         </w:rPr>
-        <w:t>Higher renewable share is a positive sign for long-term sustainability. Lower losses mean that more generated power can reach consumers. Together, these trends support the government's focus on renewable energy, smart grids, and energy-efficient appliances mentioned in the EDCC briefing.</w:t>
+        <w:t>The additional information notes that the Government of India continues to promote renewable energy, smart grids, energy-efficient appliances, and demand-side management to improve energy security and sustainability. The data in Table 3 shows progress in renewable adoption and loss reduction during the study period.</w:t>
       </w:r>
     </w:p>
     <w:p>
@@ -3216,7 +3471,7 @@
           <w:color w:val="788C96"/>
           <w:sz w:val="16"/>
         </w:rPr>
-        <w:t>Page 5</w:t>
+        <w:t>Page 5 | Source: Table 3 &amp; Additional Information</w:t>
       </w:r>
     </w:p>
     <w:p>
@@ -3236,7 +3491,7 @@
           <w:color w:val="FFFFFF"/>
           <w:sz w:val="28"/>
         </w:rPr>
-        <w:t>Recommendation 1: Promote Energy Conservation and Peak Load Control</w:t>
+        <w:t>Practical Measure 1: Demand-Side Management and Energy Conservation</w:t>
       </w:r>
     </w:p>
     <w:p>
@@ -3251,7 +3506,7 @@
           <w:color w:val="FFFFFF"/>
           <w:sz w:val="22"/>
         </w:rPr>
-        <w:t>Suggested Actions and Expected Benefits</w:t>
+        <w:t>Implementation Strategy and Expected Impact</w:t>
       </w:r>
     </w:p>
     <w:p>
@@ -3264,7 +3519,7 @@
           <w:color w:val="1A6B7C"/>
           <w:sz w:val="22"/>
         </w:rPr>
-        <w:t>Suggested Actions</w:t>
+        <w:t>Implementation Strategy</w:t>
       </w:r>
     </w:p>
     <w:p>
@@ -3275,7 +3530,7 @@
         <w:rPr>
           <w:sz w:val="20"/>
         </w:rPr>
-        <w:t>Introduce different electricity rates for peak and off-peak hours.</w:t>
+        <w:t>Promote use of energy-efficient appliances as mentioned in the additional information.</w:t>
       </w:r>
     </w:p>
     <w:p>
@@ -3286,7 +3541,7 @@
         <w:rPr>
           <w:sz w:val="20"/>
         </w:rPr>
-        <w:t>Encourage large factories to reduce load during high-demand periods.</w:t>
+        <w:t>Encourage consumers to reduce electricity use during peak hours.</w:t>
       </w:r>
     </w:p>
     <w:p>
@@ -3297,7 +3552,7 @@
         <w:rPr>
           <w:sz w:val="20"/>
         </w:rPr>
-        <w:t>Schedule farm feeders in a way that matches solar generation hours.</w:t>
+        <w:t>Support demand-side management programmes to control rising consumption.</w:t>
       </w:r>
     </w:p>
     <w:p>
@@ -3308,7 +3563,7 @@
         <w:rPr>
           <w:sz w:val="20"/>
         </w:rPr>
-        <w:t>Promote energy-efficient appliances through labelling and awareness.</w:t>
+        <w:t>Create awareness about saving electricity, especially for cooling and irrigation load.</w:t>
       </w:r>
     </w:p>
     <w:p>
@@ -3319,7 +3574,7 @@
         <w:rPr>
           <w:sz w:val="20"/>
         </w:rPr>
-        <w:t>Run seasonal campaigns asking consumers to save power in summer.</w:t>
+        <w:t>Plan electricity use in a way that reduces pressure during high-demand periods.</w:t>
       </w:r>
     </w:p>
     <w:p>
@@ -3332,7 +3587,7 @@
           <w:color w:val="1A6B7C"/>
           <w:sz w:val="22"/>
         </w:rPr>
-        <w:t>Expected Benefits</w:t>
+        <w:t>Expected Impact</w:t>
       </w:r>
     </w:p>
     <w:p>
@@ -3343,7 +3598,7 @@
         <w:rPr>
           <w:sz w:val="20"/>
         </w:rPr>
-        <w:t>Can reduce pressure on the grid during peak hours.</w:t>
+        <w:t>Can help control the steady rise in consumption seen in Table 1.</w:t>
       </w:r>
     </w:p>
     <w:p>
@@ -3354,7 +3609,7 @@
         <w:rPr>
           <w:sz w:val="20"/>
         </w:rPr>
-        <w:t>May lower the need for costly emergency power.</w:t>
+        <w:t>May reduce peak demand caused by cooling, industry, and agriculture.</w:t>
       </w:r>
     </w:p>
     <w:p>
@@ -3365,7 +3620,7 @@
         <w:rPr>
           <w:sz w:val="20"/>
         </w:rPr>
-        <w:t>Helps consumers save money if they shift usage to off-peak time.</w:t>
+        <w:t>Supports the government's focus on energy-efficient appliances.</w:t>
       </w:r>
     </w:p>
     <w:p>
@@ -3376,7 +3631,7 @@
         <w:rPr>
           <w:sz w:val="20"/>
         </w:rPr>
-        <w:t>Supports better use of existing generation capacity.</w:t>
+        <w:t>Can slow down the widening demand–supply gap in Table 2.</w:t>
       </w:r>
     </w:p>
     <w:p>
@@ -3428,7 +3683,7 @@
           <w:color w:val="788C96"/>
           <w:sz w:val="16"/>
         </w:rPr>
-        <w:t>Page 6</w:t>
+        <w:t>Page 6 | Based on End-Term Data</w:t>
       </w:r>
     </w:p>
     <w:p>
@@ -3448,7 +3703,7 @@
           <w:color w:val="FFFFFF"/>
           <w:sz w:val="28"/>
         </w:rPr>
-        <w:t>Recommendation 2: Strengthen Renewable Energy and Storage Systems</w:t>
+        <w:t>Practical Measure 2: Expansion of Renewable Energy and Smart Grids</w:t>
       </w:r>
     </w:p>
     <w:p>
@@ -3463,7 +3718,7 @@
           <w:color w:val="FFFFFF"/>
           <w:sz w:val="22"/>
         </w:rPr>
-        <w:t>Suggested Actions and Expected Benefits</w:t>
+        <w:t>Implementation Strategy and Expected Impact</w:t>
       </w:r>
     </w:p>
     <w:p>
@@ -3476,7 +3731,7 @@
           <w:color w:val="1A6B7C"/>
           <w:sz w:val="22"/>
         </w:rPr>
-        <w:t>Suggested Actions</w:t>
+        <w:t>Implementation Strategy</w:t>
       </w:r>
     </w:p>
     <w:p>
@@ -3487,7 +3742,7 @@
         <w:rPr>
           <w:sz w:val="20"/>
         </w:rPr>
-        <w:t>Build better transmission links between renewable-rich and high-demand states.</w:t>
+        <w:t>Continue promoting renewable energy to increase the share beyond 35%.</w:t>
       </w:r>
     </w:p>
     <w:p>
@@ -3498,7 +3753,7 @@
         <w:rPr>
           <w:sz w:val="20"/>
         </w:rPr>
-        <w:t>Set up battery and pumped storage where renewable generation is high.</w:t>
+        <w:t>Develop smart grids as mentioned in the additional information.</w:t>
       </w:r>
     </w:p>
     <w:p>
@@ -3509,7 +3764,7 @@
         <w:rPr>
           <w:sz w:val="20"/>
         </w:rPr>
-        <w:t>Allow industries to buy renewable power across states more easily.</w:t>
+        <w:t>Improve power supply to match the rising demand shown in Table 2.</w:t>
       </w:r>
     </w:p>
     <w:p>
@@ -3520,7 +3775,7 @@
         <w:rPr>
           <w:sz w:val="20"/>
         </w:rPr>
-        <w:t>Support mixed solar–wind projects that can supply power for longer hours.</w:t>
+        <w:t>Support clean energy to meet growing consumption in all three sectors.</w:t>
       </w:r>
     </w:p>
     <w:p>
@@ -3531,7 +3786,7 @@
         <w:rPr>
           <w:sz w:val="20"/>
         </w:rPr>
-        <w:t>Provide funding support for storage projects that are not yet fully viable.</w:t>
+        <w:t>Link renewable growth with better grid management.</w:t>
       </w:r>
     </w:p>
     <w:p>
@@ -3544,7 +3799,7 @@
           <w:color w:val="1A6B7C"/>
           <w:sz w:val="22"/>
         </w:rPr>
-        <w:t>Expected Benefits</w:t>
+        <w:t>Expected Impact</w:t>
       </w:r>
     </w:p>
     <w:p>
@@ -3555,7 +3810,7 @@
         <w:rPr>
           <w:sz w:val="20"/>
         </w:rPr>
-        <w:t>Helps use more clean energy without disturbing grid stability.</w:t>
+        <w:t>Can support the rising renewable share seen in Table 3 (24% to 35%).</w:t>
       </w:r>
     </w:p>
     <w:p>
@@ -3566,7 +3821,7 @@
         <w:rPr>
           <w:sz w:val="20"/>
         </w:rPr>
-        <w:t>Can improve supply in states that face shortage.</w:t>
+        <w:t>Helps meet increasing demand in a more sustainable way.</w:t>
       </w:r>
     </w:p>
     <w:p>
@@ -3577,7 +3832,7 @@
         <w:rPr>
           <w:sz w:val="20"/>
         </w:rPr>
-        <w:t>Supports the rise in renewable share seen in Table 3.</w:t>
+        <w:t>Reduces pressure on conventional power sources.</w:t>
       </w:r>
     </w:p>
     <w:p>
@@ -3588,7 +3843,7 @@
         <w:rPr>
           <w:sz w:val="20"/>
         </w:rPr>
-        <w:t>Reduces dependence on coal during evening peak hours.</w:t>
+        <w:t>Aligns with the government's energy security and sustainability goals.</w:t>
       </w:r>
     </w:p>
     <w:p>
@@ -3640,7 +3895,7 @@
           <w:color w:val="788C96"/>
           <w:sz w:val="16"/>
         </w:rPr>
-        <w:t>Page 7</w:t>
+        <w:t>Page 7 | Based on End-Term Data</w:t>
       </w:r>
     </w:p>
     <w:p>
@@ -3660,7 +3915,7 @@
           <w:color w:val="FFFFFF"/>
           <w:sz w:val="28"/>
         </w:rPr>
-        <w:t>Recommendation 3: Improve Distribution Network and Reduce Losses</w:t>
+        <w:t>Practical Measure 3: Reduction of Transmission and Distribution Losses</w:t>
       </w:r>
     </w:p>
     <w:p>
@@ -3675,7 +3930,7 @@
           <w:color w:val="FFFFFF"/>
           <w:sz w:val="22"/>
         </w:rPr>
-        <w:t>Suggested Actions and Expected Benefits</w:t>
+        <w:t>Implementation Strategy and Expected Impact</w:t>
       </w:r>
     </w:p>
     <w:p>
@@ -3688,7 +3943,7 @@
           <w:color w:val="1A6B7C"/>
           <w:sz w:val="22"/>
         </w:rPr>
-        <w:t>Suggested Actions</w:t>
+        <w:t>Implementation Strategy</w:t>
       </w:r>
     </w:p>
     <w:p>
@@ -3699,7 +3954,7 @@
         <w:rPr>
           <w:sz w:val="20"/>
         </w:rPr>
-        <w:t>Install smart meters for consumers in a phased manner.</w:t>
+        <w:t>Take steps to further reduce T&amp;D losses below 15%.</w:t>
       </w:r>
     </w:p>
     <w:p>
@@ -3710,7 +3965,7 @@
         <w:rPr>
           <w:sz w:val="20"/>
         </w:rPr>
-        <w:t>Separate agricultural and non-agricultural feeders for better monitoring.</w:t>
+        <w:t>Improve distribution so that more supplied electricity reaches consumers.</w:t>
       </w:r>
     </w:p>
     <w:p>
@@ -3721,7 +3976,7 @@
         <w:rPr>
           <w:sz w:val="20"/>
         </w:rPr>
-        <w:t>Upgrade old transformers and distribution lines.</w:t>
+        <w:t>Strengthen infrastructure to support rising consumption in Table 1.</w:t>
       </w:r>
     </w:p>
     <w:p>
@@ -3732,7 +3987,7 @@
         <w:rPr>
           <w:sz w:val="20"/>
         </w:rPr>
-        <w:t>Take strict action against power theft and faulty billing.</w:t>
+        <w:t>Monitor and reduce losses in the transmission and distribution network.</w:t>
       </w:r>
     </w:p>
     <w:p>
@@ -3743,7 +3998,7 @@
         <w:rPr>
           <w:sz w:val="20"/>
         </w:rPr>
-        <w:t>Link government support to actual reduction in distribution losses.</w:t>
+        <w:t>Use better technology to improve delivery efficiency.</w:t>
       </w:r>
     </w:p>
     <w:p>
@@ -3756,7 +4011,7 @@
           <w:color w:val="1A6B7C"/>
           <w:sz w:val="22"/>
         </w:rPr>
-        <w:t>Expected Benefits</w:t>
+        <w:t>Expected Impact</w:t>
       </w:r>
     </w:p>
     <w:p>
@@ -3767,7 +4022,7 @@
         <w:rPr>
           <w:sz w:val="20"/>
         </w:rPr>
-        <w:t>Can bring T&amp;D losses closer to the 12–15% target.</w:t>
+        <w:t>Can build on the loss reduction already seen in Table 3 (18% to 15%).</w:t>
       </w:r>
     </w:p>
     <w:p>
@@ -3778,7 +4033,7 @@
         <w:rPr>
           <w:sz w:val="20"/>
         </w:rPr>
-        <w:t>Improves revenue collection for DISCOMs.</w:t>
+        <w:t>Improves effective supply without increasing generation.</w:t>
       </w:r>
     </w:p>
     <w:p>
@@ -3789,7 +4044,7 @@
         <w:rPr>
           <w:sz w:val="20"/>
         </w:rPr>
-        <w:t>Makes more electricity available without building new plants.</w:t>
+        <w:t>Helps narrow the demand–supply gap in Table 2.</w:t>
       </w:r>
     </w:p>
     <w:p>
@@ -3800,7 +4055,7 @@
         <w:rPr>
           <w:sz w:val="20"/>
         </w:rPr>
-        <w:t>Helps reduce the demand–supply gap at the consumer end.</w:t>
+        <w:t>Makes better use of the electricity already being generated.</w:t>
       </w:r>
     </w:p>
     <w:p>
@@ -3852,7 +4107,7 @@
           <w:color w:val="788C96"/>
           <w:sz w:val="16"/>
         </w:rPr>
-        <w:t>Page 8</w:t>
+        <w:t>Page 8 | Based on End-Term Data</w:t>
       </w:r>
     </w:p>
     <w:p>
@@ -3872,7 +4127,7 @@
           <w:color w:val="FFFFFF"/>
           <w:sz w:val="28"/>
         </w:rPr>
-        <w:t>Conclusion</w:t>
+        <w:t>Conclusion and Recommendations</w:t>
       </w:r>
     </w:p>
     <w:p>
@@ -3887,7 +4142,7 @@
           <w:color w:val="FFFFFF"/>
           <w:sz w:val="22"/>
         </w:rPr>
-        <w:t>Summary and Final Suggestions</w:t>
+        <w:t>Summary of Findings</w:t>
       </w:r>
     </w:p>
     <w:p>
@@ -3900,7 +4155,7 @@
           <w:color w:val="FFFFFF"/>
           <w:sz w:val="22"/>
         </w:rPr>
-        <w:t>Final Summary</w:t>
+        <w:t>Summary of Key Findings</w:t>
       </w:r>
     </w:p>
     <w:p>
@@ -3912,7 +4167,7 @@
         <w:rPr>
           <w:sz w:val="20"/>
         </w:rPr>
-        <w:t>Electricity use rose in all sectors every year from 2022 to 2025.</w:t>
+        <w:t>Consumption rose in all sectors every year (Table 1).</w:t>
       </w:r>
     </w:p>
     <w:p>
@@ -3924,7 +4179,7 @@
         <w:rPr>
           <w:sz w:val="20"/>
         </w:rPr>
-        <w:t>Agriculture remained the largest user; industry grew the fastest (43.3%).</w:t>
+        <w:t>Agriculture is the largest consumer (98.45 BU); industry has highest growth (43.3%).</w:t>
       </w:r>
     </w:p>
     <w:p>
@@ -3936,7 +4191,7 @@
         <w:rPr>
           <w:sz w:val="20"/>
         </w:rPr>
-        <w:t>Demand–supply gap increased from 4 BU to 9 BU.</w:t>
+        <w:t>Combined consumption grew 23.1% (165.22 to 203.35 BU).</w:t>
       </w:r>
     </w:p>
     <w:p>
@@ -3948,7 +4203,7 @@
         <w:rPr>
           <w:sz w:val="20"/>
         </w:rPr>
-        <w:t>Renewable share improved to 35%; T&amp;D losses declined to 15%.</w:t>
+        <w:t>Demand–supply gap widened from 4 BU to 9 BU (Table 2).</w:t>
       </w:r>
     </w:p>
     <w:p>
@@ -3960,7 +4215,7 @@
         <w:rPr>
           <w:sz w:val="20"/>
         </w:rPr>
-        <w:t>Three recommendations: conservation, renewable expansion, and better distribution.</w:t>
+        <w:t>Renewable share rose to 35%; T&amp;D losses fell to 15% (Table 3).</w:t>
       </w:r>
     </w:p>
     <w:p>
@@ -3971,7 +4226,7 @@
         <w:rPr>
           <w:sz w:val="21"/>
         </w:rPr>
-        <w:t>This report shows that India's electricity demand is rising steadily across agriculture, industry, and households. The data supports the Chairman's concern that power infrastructure is under growing strain. While renewable energy and loss reduction have improved, the widening demand–supply gap remains a serious issue.</w:t>
+        <w:t>The analysis of the end-term data from 2022 to 2025 shows a clear pattern of rising electricity consumption across all sectors. The industrial sector grew the fastest, agriculture consumed the most, and domestic use also increased steadily. At the same time, the demand–supply gap is widening, which is a matter of concern. Progress in renewable energy and loss reduction is visible, but more action is needed.</w:t>
       </w:r>
     </w:p>
     <w:p>
@@ -4027,7 +4282,7 @@
                 <w:color w:val="FFFFFF"/>
                 <w:sz w:val="20"/>
               </w:rPr>
-              <w:t>Area</w:t>
+              <w:t>Measure</w:t>
             </w:r>
           </w:p>
         </w:tc>
@@ -4043,7 +4298,7 @@
                 <w:color w:val="FFFFFF"/>
                 <w:sz w:val="20"/>
               </w:rPr>
-              <w:t>Purpose</w:t>
+              <w:t>Based on</w:t>
             </w:r>
           </w:p>
         </w:tc>
@@ -4073,7 +4328,7 @@
               <w:rPr>
                 <w:sz w:val="20"/>
               </w:rPr>
-              <w:t>Energy conservation and peak load control</w:t>
+              <w:t>Demand-side management and energy conservation</w:t>
             </w:r>
           </w:p>
         </w:tc>
@@ -4087,7 +4342,7 @@
               <w:rPr>
                 <w:sz w:val="20"/>
               </w:rPr>
-              <w:t>Reduce demand during high-pressure hours</w:t>
+              <w:t>Rising consumption in Table 1; additional information</w:t>
             </w:r>
           </w:p>
         </w:tc>
@@ -4117,7 +4372,7 @@
               <w:rPr>
                 <w:sz w:val="20"/>
               </w:rPr>
-              <w:t>Renewable energy and storage</w:t>
+              <w:t>Renewable energy expansion and smart grids</w:t>
             </w:r>
           </w:p>
         </w:tc>
@@ -4131,7 +4386,7 @@
               <w:rPr>
                 <w:sz w:val="20"/>
               </w:rPr>
-              <w:t>Increase clean and dependable supply</w:t>
+              <w:t>Table 3 data; additional information</w:t>
             </w:r>
           </w:p>
         </w:tc>
@@ -4161,7 +4416,7 @@
               <w:rPr>
                 <w:sz w:val="20"/>
               </w:rPr>
-              <w:t>Distribution improvement</w:t>
+              <w:t>Further reduction in T&amp;D losses</w:t>
             </w:r>
           </w:p>
         </w:tc>
@@ -4175,7 +4430,7 @@
               <w:rPr>
                 <w:sz w:val="20"/>
               </w:rPr>
-              <w:t>Cut losses and improve power delivery</w:t>
+              <w:t>Table 3 data; demand–supply gap in Table 2</w:t>
             </w:r>
           </w:p>
         </w:tc>
@@ -4190,7 +4445,7 @@
         <w:rPr>
           <w:sz w:val="21"/>
         </w:rPr>
-        <w:t>The Council should take early action in these three areas. Coordination between central ministries, state governments, and distribution companies will be necessary for effective implementation.</w:t>
+        <w:t>These three measures are suggested to help the Council address the Chairman's concern over rising electricity consumption and pressure on India's power infrastructure. All conclusions in this report are drawn only from the end-term data and the additional information provided.</w:t>
       </w:r>
     </w:p>
     <w:p>
@@ -4238,7 +4493,18 @@
           <w:color w:val="FFFFFF"/>
           <w:sz w:val="22"/>
         </w:rPr>
-        <w:t>Sources Used in This Report</w:t>
+        <w:t>List of Reference Documents</w:t>
+      </w:r>
+    </w:p>
+    <w:p>
+      <w:pPr>
+        <w:jc w:val="both"/>
+      </w:pPr>
+      <w:r>
+        <w:rPr>
+          <w:sz w:val="21"/>
+        </w:rPr>
+        <w:t>The following documents are listed as general reference material. All analysis, figures, and conclusions in this report are based solely on the end-term assessment data (Tables 1, 2, and 3) and the additional information provided with the question paper. No data from external sources has been used in the analysis.</w:t>
       </w:r>
     </w:p>
     <w:p>
@@ -4246,7 +4512,7 @@
         <w:rPr>
           <w:sz w:val="20"/>
         </w:rPr>
-        <w:t>1. Energy Development and Conservation Council (EDCC). (2026). Sector-wise electricity consumption, demand–supply, and renewable energy data (Tables 1–3). Internal data provided for this report.</w:t>
+        <w:t>1. Energy Development and Conservation Council (EDCC). End-Term Assessment Data — Table 1: Sector-wise Electricity Consumption (2022–2025).</w:t>
       </w:r>
     </w:p>
     <w:p>
@@ -4254,7 +4520,7 @@
         <w:rPr>
           <w:sz w:val="20"/>
         </w:rPr>
-        <w:t>2. Central Electricity Authority. (2024). Load Generation Balance Report 2024-25. Ministry of Power, Government of India. https://cea.nic.in/l-g-b-r-report/</w:t>
+        <w:t>2. Energy Development and Conservation Council (EDCC). End-Term Assessment Data — Table 2: Electricity Demand and Supply (2022–2025).</w:t>
       </w:r>
     </w:p>
     <w:p>
@@ -4262,7 +4528,7 @@
         <w:rPr>
           <w:sz w:val="20"/>
         </w:rPr>
-        <w:t>3. Press Information Bureau. (2025). India's Energy Landscape. Government of India. https://static.pib.gov.in/WriteReadData/specificdocs/documents/2025/jun/doc2025622575501.pdf</w:t>
+        <w:t>3. Energy Development and Conservation Council (EDCC). End-Term Assessment Data — Table 3: Renewable Energy and Transmission Losses (2022–2025).</w:t>
       </w:r>
     </w:p>
     <w:p>
@@ -4270,7 +4536,7 @@
         <w:rPr>
           <w:sz w:val="20"/>
         </w:rPr>
-        <w:t>4. Ministry of Statistics and Programme Implementation. (2025). Energy Statistics India 2025. https://mospi.gov.in/publication/energy-statistics-india-2025</w:t>
+        <w:t>4. Energy Development and Conservation Council (EDCC). Additional Information provided with the end-term question paper.</w:t>
       </w:r>
     </w:p>
     <w:p>
@@ -4278,7 +4544,7 @@
         <w:rPr>
           <w:sz w:val="20"/>
         </w:rPr>
-        <w:t>5. Bureau of Energy Efficiency. (2024). Impact of Energy Efficiency Measures for 2022-23. https://www.beeindia.gov.in/</w:t>
+        <w:t>5. Course material on Business Communication and Report Writing (earlier study documents).</w:t>
       </w:r>
     </w:p>
     <w:p>
@@ -4291,7 +4557,7 @@
           <w:color w:val="1A6B7C"/>
           <w:sz w:val="22"/>
         </w:rPr>
-        <w:t>Appendix: Main Calculations</w:t>
+        <w:t>Appendix: Calculations from End-Term Data</w:t>
       </w:r>
     </w:p>
     <w:tbl>
@@ -4333,7 +4599,7 @@
                 <w:color w:val="FFFFFF"/>
                 <w:sz w:val="20"/>
               </w:rPr>
-              <w:t>Result</w:t>
+              <w:t>Formula / Result</w:t>
             </w:r>
           </w:p>
         </w:tc>
@@ -4361,7 +4627,123 @@
               <w:rPr>
                 <w:sz w:val="20"/>
               </w:rPr>
-              <w:t>(98.45-83.30)/83.30 = 18.2%</w:t>
+              <w:t>(98.45 − 83.30) / 83.30 × 100 = 18.2%</w:t>
+            </w:r>
+          </w:p>
+        </w:tc>
+      </w:tr>
+      <w:tr>
+        <w:tc>
+          <w:tcPr>
+            <w:tcW w:type="dxa" w:w="4873"/>
+            <w:shd w:fill="E8F6F3"/>
+          </w:tcPr>
+          <w:p>
+            <w:r>
+              <w:rPr>
+                <w:sz w:val="20"/>
+              </w:rPr>
+              <w:t>Industrial growth</w:t>
+            </w:r>
+          </w:p>
+        </w:tc>
+        <w:tc>
+          <w:tcPr>
+            <w:tcW w:type="dxa" w:w="4873"/>
+            <w:shd w:fill="E8F6F3"/>
+          </w:tcPr>
+          <w:p>
+            <w:r>
+              <w:rPr>
+                <w:sz w:val="20"/>
+              </w:rPr>
+              <w:t>(33.65 − 23.48) / 23.48 × 100 = 43.3%</w:t>
+            </w:r>
+          </w:p>
+        </w:tc>
+      </w:tr>
+      <w:tr>
+        <w:tc>
+          <w:tcPr>
+            <w:tcW w:type="dxa" w:w="4873"/>
+          </w:tcPr>
+          <w:p>
+            <w:r>
+              <w:rPr>
+                <w:sz w:val="20"/>
+              </w:rPr>
+              <w:t>Domestic growth</w:t>
+            </w:r>
+          </w:p>
+        </w:tc>
+        <w:tc>
+          <w:tcPr>
+            <w:tcW w:type="dxa" w:w="4873"/>
+          </w:tcPr>
+          <w:p>
+            <w:r>
+              <w:rPr>
+                <w:sz w:val="20"/>
+              </w:rPr>
+              <w:t>(71.25 − 58.44) / 58.44 × 100 = 21.9%</w:t>
+            </w:r>
+          </w:p>
+        </w:tc>
+      </w:tr>
+      <w:tr>
+        <w:tc>
+          <w:tcPr>
+            <w:tcW w:type="dxa" w:w="4873"/>
+            <w:shd w:fill="E8F6F3"/>
+          </w:tcPr>
+          <w:p>
+            <w:r>
+              <w:rPr>
+                <w:sz w:val="20"/>
+              </w:rPr>
+              <w:t>Combined growth</w:t>
+            </w:r>
+          </w:p>
+        </w:tc>
+        <w:tc>
+          <w:tcPr>
+            <w:tcW w:type="dxa" w:w="4873"/>
+            <w:shd w:fill="E8F6F3"/>
+          </w:tcPr>
+          <w:p>
+            <w:r>
+              <w:rPr>
+                <w:sz w:val="20"/>
+              </w:rPr>
+              <w:t>(203.35 − 165.22) / 165.22 × 100 = 23.1%</w:t>
+            </w:r>
+          </w:p>
+        </w:tc>
+      </w:tr>
+      <w:tr>
+        <w:tc>
+          <w:tcPr>
+            <w:tcW w:type="dxa" w:w="4873"/>
+          </w:tcPr>
+          <w:p>
+            <w:r>
+              <w:rPr>
+                <w:sz w:val="20"/>
+              </w:rPr>
+              <w:t>Demand growth</w:t>
+            </w:r>
+          </w:p>
+        </w:tc>
+        <w:tc>
+          <w:tcPr>
+            <w:tcW w:type="dxa" w:w="4873"/>
+          </w:tcPr>
+          <w:p>
+            <w:r>
+              <w:rPr>
+                <w:sz w:val="20"/>
+              </w:rPr>
+              <w:t>(221 − 182) / 182 × 100 = 21.4%</w:t>
             </w:r>
           </w:p>
         </w:tc>
@@ -4377,7 +4759,7 @@
               <w:rPr>
                 <w:sz w:val="20"/>
               </w:rPr>
-              <w:t>Industrial growth</w:t>
+              <w:t>Gap 2025</w:t>
             </w:r>
           </w:p>
         </w:tc>
@@ -4391,67 +4773,7 @@
               <w:rPr>
                 <w:sz w:val="20"/>
               </w:rPr>
-              <w:t>(33.65-23.48)/23.48 = 43.3% (highest)</w:t>
-            </w:r>
-          </w:p>
-        </w:tc>
-      </w:tr>
-      <w:tr>
-        <w:tc>
-          <w:tcPr>
-            <w:tcW w:type="dxa" w:w="4873"/>
-            <w:shd w:fill="B8E8DC"/>
-          </w:tcPr>
-          <w:p>
-            <w:r>
-              <w:rPr>
-                <w:sz w:val="20"/>
-              </w:rPr>
-              <w:t>Combined growth</w:t>
-            </w:r>
-          </w:p>
-        </w:tc>
-        <w:tc>
-          <w:tcPr>
-            <w:tcW w:type="dxa" w:w="4873"/>
-            <w:shd w:fill="B8E8DC"/>
-          </w:tcPr>
-          <w:p>
-            <w:r>
-              <w:rPr>
-                <w:sz w:val="20"/>
-              </w:rPr>
-              <w:t>(203.35-165.22)/165.22 = 23.1%</w:t>
-            </w:r>
-          </w:p>
-        </w:tc>
-      </w:tr>
-      <w:tr>
-        <w:tc>
-          <w:tcPr>
-            <w:tcW w:type="dxa" w:w="4873"/>
-            <w:shd w:fill="B8E8DC"/>
-          </w:tcPr>
-          <w:p>
-            <w:r>
-              <w:rPr>
-                <w:sz w:val="20"/>
-              </w:rPr>
-              <w:t>Demand–supply gap 2025</w:t>
-            </w:r>
-          </w:p>
-        </w:tc>
-        <w:tc>
-          <w:tcPr>
-            <w:tcW w:type="dxa" w:w="4873"/>
-            <w:shd w:fill="B8E8DC"/>
-          </w:tcPr>
-          <w:p>
-            <w:r>
-              <w:rPr>
-                <w:sz w:val="20"/>
-              </w:rPr>
-              <w:t>221 - 212 = 9 BU</w:t>
+              <w:t>221 − 212 = 9 BU (4.1% of demand)</w:t>
             </w:r>
           </w:p>
         </w:tc>
@@ -4481,7 +4803,7 @@
               <w:rPr>
                 <w:sz w:val="20"/>
               </w:rPr>
-              <w:t>35% - 24% = 11 percentage points</w:t>
+              <w:t>35% − 24% = 11 percentage points</w:t>
             </w:r>
           </w:p>
         </w:tc>
@@ -4511,7 +4833,7 @@
               <w:rPr>
                 <w:sz w:val="20"/>
               </w:rPr>
-              <w:t>18% - 15% = 3 percentage points</w:t>
+              <w:t>18% − 15% = 3 percentage points</w:t>
             </w:r>
           </w:p>
         </w:tc>
@@ -4528,7 +4850,7 @@
           <w:color w:val="788C96"/>
           <w:sz w:val="16"/>
         </w:rPr>
-        <w:t>Page 10 — End of Report</w:t>
+        <w:t>Page 10 | End of Report — Data Source: End-Term Assessment Only</w:t>
       </w:r>
     </w:p>
     <w:sectPr>

--- a/EDCC_Complete_Report.docx
+++ b/EDCC_Complete_Report.docx
@@ -4478,7 +4478,7 @@
           <w:color w:val="FFFFFF"/>
           <w:sz w:val="28"/>
         </w:rPr>
-        <w:t>References</w:t>
+        <w:t>References and Appendices</w:t>
       </w:r>
     </w:p>
     <w:p>
@@ -4493,7 +4493,7 @@
           <w:color w:val="FFFFFF"/>
           <w:sz w:val="22"/>
         </w:rPr>
-        <w:t>List of Reference Documents</w:t>
+        <w:t>Primary Data Sources and Referential Documents</w:t>
       </w:r>
     </w:p>
     <w:p>
@@ -4502,9 +4502,22 @@
       </w:pPr>
       <w:r>
         <w:rPr>
-          <w:sz w:val="21"/>
+          <w:sz w:val="20"/>
         </w:rPr>
-        <w:t>The following documents are listed as general reference material. All analysis, figures, and conclusions in this report are based solely on the end-term assessment data (Tables 1, 2, and 3) and the additional information provided with the question paper. No data from external sources has been used in the analysis.</w:t>
+        <w:t>Note: All analysis, calculations, tables, figures, and conclusions in this report are based exclusively on the end-term assessment data (Tables 1, 2, and 3) and the additional information provided with the question paper. The referential documents listed below have been consulted for report structure, background context, and formatting guidance only. No statistics or data from external sources have been used in the analysis.</w:t>
+      </w:r>
+    </w:p>
+    <w:p>
+      <w:pPr>
+        <w:shd w:fill="D4EFF5"/>
+      </w:pPr>
+      <w:r>
+        <w:rPr>
+          <w:b/>
+          <w:color w:val="1A6B7C"/>
+          <w:sz w:val="22"/>
+        </w:rPr>
+        <w:t>A. Primary Data Sources (Used for Analysis)</w:t>
       </w:r>
     </w:p>
     <w:p>
@@ -4512,7 +4525,7 @@
         <w:rPr>
           <w:sz w:val="20"/>
         </w:rPr>
-        <w:t>1. Energy Development and Conservation Council (EDCC). End-Term Assessment Data — Table 1: Sector-wise Electricity Consumption (2022–2025).</w:t>
+        <w:t>1. Energy Development and Conservation Council (EDCC). (2026). Table 1: Sector-wise Electricity Consumption (Billion Units), 2022–2025. End-Term Assessment Data.</w:t>
       </w:r>
     </w:p>
     <w:p>
@@ -4520,7 +4533,7 @@
         <w:rPr>
           <w:sz w:val="20"/>
         </w:rPr>
-        <w:t>2. Energy Development and Conservation Council (EDCC). End-Term Assessment Data — Table 2: Electricity Demand and Supply (2022–2025).</w:t>
+        <w:t>2. Energy Development and Conservation Council (EDCC). (2026). Table 2: Electricity Demand and Supply (Billion Units), 2022–2025. End-Term Assessment Data.</w:t>
       </w:r>
     </w:p>
     <w:p>
@@ -4528,7 +4541,7 @@
         <w:rPr>
           <w:sz w:val="20"/>
         </w:rPr>
-        <w:t>3. Energy Development and Conservation Council (EDCC). End-Term Assessment Data — Table 3: Renewable Energy and Transmission Losses (2022–2025).</w:t>
+        <w:t>3. Energy Development and Conservation Council (EDCC). (2026). Table 3: Renewable Energy and Transmission Losses, 2022–2025. End-Term Assessment Data.</w:t>
       </w:r>
     </w:p>
     <w:p>
@@ -4536,7 +4549,20 @@
         <w:rPr>
           <w:sz w:val="20"/>
         </w:rPr>
-        <w:t>4. Energy Development and Conservation Council (EDCC). Additional Information provided with the end-term question paper.</w:t>
+        <w:t>4. Energy Development and Conservation Council (EDCC). (2026). Additional Information provided with the End-Term Question Paper.</w:t>
+      </w:r>
+    </w:p>
+    <w:p>
+      <w:pPr>
+        <w:shd w:fill="D4EFF5"/>
+      </w:pPr>
+      <w:r>
+        <w:rPr>
+          <w:b/>
+          <w:color w:val="1A6B7C"/>
+          <w:sz w:val="22"/>
+        </w:rPr>
+        <w:t>B. Referential Documents (Background and Report Format)</w:t>
       </w:r>
     </w:p>
     <w:p>
@@ -4544,7 +4570,63 @@
         <w:rPr>
           <w:sz w:val="20"/>
         </w:rPr>
-        <w:t>5. Course material on Business Communication and Report Writing (earlier study documents).</w:t>
+        <w:t>1. Central Electricity Authority. (2024). Load Generation Balance Report 2024-25. Ministry of Power, Government of India.</w:t>
+      </w:r>
+    </w:p>
+    <w:p>
+      <w:r>
+        <w:rPr>
+          <w:sz w:val="20"/>
+        </w:rPr>
+        <w:t>2. Press Information Bureau. (2025). India's Energy Landscape: Powering Growth with Sustainable Energy. Government of India.</w:t>
+      </w:r>
+    </w:p>
+    <w:p>
+      <w:r>
+        <w:rPr>
+          <w:sz w:val="20"/>
+        </w:rPr>
+        <w:t>3. Ministry of Statistics and Programme Implementation. (2025). Energy Statistics India 2025. Government of India.</w:t>
+      </w:r>
+    </w:p>
+    <w:p>
+      <w:r>
+        <w:rPr>
+          <w:sz w:val="20"/>
+        </w:rPr>
+        <w:t>4. Bureau of Energy Efficiency. (2024). National Mission for Enhanced Energy Efficiency — Annual Report. Ministry of Power, Government of India.</w:t>
+      </w:r>
+    </w:p>
+    <w:p>
+      <w:r>
+        <w:rPr>
+          <w:sz w:val="20"/>
+        </w:rPr>
+        <w:t>5. Government of India. (2003). The Electricity Act, 2003. Ministry of Power.</w:t>
+      </w:r>
+    </w:p>
+    <w:p>
+      <w:r>
+        <w:rPr>
+          <w:sz w:val="20"/>
+        </w:rPr>
+        <w:t>6. Government of India. (2022). Revamped Distribution Sector Scheme (RDSS) — Guidelines. Ministry of Power.</w:t>
+      </w:r>
+    </w:p>
+    <w:p>
+      <w:r>
+        <w:rPr>
+          <w:sz w:val="20"/>
+        </w:rPr>
+        <w:t>7. Course Material: Business Communication — Report Writing and Analytical Report Structure (Previous semester study documents).</w:t>
+      </w:r>
+    </w:p>
+    <w:p>
+      <w:r>
+        <w:rPr>
+          <w:sz w:val="20"/>
+        </w:rPr>
+        <w:t>8. Energy Development and Conservation Council (EDCC). (2025). Earlier Council Briefing Documents on Electricity Consumption Trends.</w:t>
       </w:r>
     </w:p>
     <w:p>
@@ -4557,7 +4639,7 @@
           <w:color w:val="1A6B7C"/>
           <w:sz w:val="22"/>
         </w:rPr>
-        <w:t>Appendix: Calculations from End-Term Data</w:t>
+        <w:t>Appendix: Calculations from End-Term Data Only</w:t>
       </w:r>
     </w:p>
     <w:tbl>
@@ -4574,15 +4656,9 @@
         <w:tc>
           <w:tcPr>
             <w:tcW w:type="dxa" w:w="4873"/>
-            <w:shd w:fill="1A6B7C"/>
           </w:tcPr>
           <w:p>
             <w:r>
-              <w:rPr>
-                <w:b/>
-                <w:color w:val="FFFFFF"/>
-                <w:sz w:val="20"/>
-              </w:rPr>
               <w:t>Calculation</w:t>
             </w:r>
           </w:p>
@@ -4590,16 +4666,10 @@
         <w:tc>
           <w:tcPr>
             <w:tcW w:type="dxa" w:w="4873"/>
-            <w:shd w:fill="1A6B7C"/>
           </w:tcPr>
           <w:p>
             <w:r>
-              <w:rPr>
-                <w:b/>
-                <w:color w:val="FFFFFF"/>
-                <w:sz w:val="20"/>
-              </w:rPr>
-              <w:t>Formula / Result</w:t>
+              <w:t>Result</w:t>
             </w:r>
           </w:p>
         </w:tc>
@@ -4611,10 +4681,7 @@
           </w:tcPr>
           <w:p>
             <w:r>
-              <w:rPr>
-                <w:sz w:val="20"/>
-              </w:rPr>
-              <w:t>Agriculture growth</w:t>
+              <w:t>Agriculture growth (2022–2025)</w:t>
             </w:r>
           </w:p>
         </w:tc>
@@ -4624,9 +4691,6 @@
           </w:tcPr>
           <w:p>
             <w:r>
-              <w:rPr>
-                <w:sz w:val="20"/>
-              </w:rPr>
               <w:t>(98.45 − 83.30) / 83.30 × 100 = 18.2%</w:t>
             </w:r>
           </w:p>
@@ -4636,27 +4700,19 @@
         <w:tc>
           <w:tcPr>
             <w:tcW w:type="dxa" w:w="4873"/>
-            <w:shd w:fill="E8F6F3"/>
           </w:tcPr>
           <w:p>
             <w:r>
-              <w:rPr>
-                <w:sz w:val="20"/>
-              </w:rPr>
-              <w:t>Industrial growth</w:t>
+              <w:t>Industrial growth (2022–2025)</w:t>
             </w:r>
           </w:p>
         </w:tc>
         <w:tc>
           <w:tcPr>
             <w:tcW w:type="dxa" w:w="4873"/>
-            <w:shd w:fill="E8F6F3"/>
           </w:tcPr>
           <w:p>
             <w:r>
-              <w:rPr>
-                <w:sz w:val="20"/>
-              </w:rPr>
               <w:t>(33.65 − 23.48) / 23.48 × 100 = 43.3%</w:t>
             </w:r>
           </w:p>
@@ -4669,10 +4725,7 @@
           </w:tcPr>
           <w:p>
             <w:r>
-              <w:rPr>
-                <w:sz w:val="20"/>
-              </w:rPr>
-              <w:t>Domestic growth</w:t>
+              <w:t>Domestic growth (2022–2025)</w:t>
             </w:r>
           </w:p>
         </w:tc>
@@ -4682,9 +4735,6 @@
           </w:tcPr>
           <w:p>
             <w:r>
-              <w:rPr>
-                <w:sz w:val="20"/>
-              </w:rPr>
               <w:t>(71.25 − 58.44) / 58.44 × 100 = 21.9%</w:t>
             </w:r>
           </w:p>
@@ -4694,27 +4744,19 @@
         <w:tc>
           <w:tcPr>
             <w:tcW w:type="dxa" w:w="4873"/>
-            <w:shd w:fill="E8F6F3"/>
           </w:tcPr>
           <w:p>
             <w:r>
-              <w:rPr>
-                <w:sz w:val="20"/>
-              </w:rPr>
-              <w:t>Combined growth</w:t>
+              <w:t>Combined consumption growth</w:t>
             </w:r>
           </w:p>
         </w:tc>
         <w:tc>
           <w:tcPr>
             <w:tcW w:type="dxa" w:w="4873"/>
-            <w:shd w:fill="E8F6F3"/>
           </w:tcPr>
           <w:p>
             <w:r>
-              <w:rPr>
-                <w:sz w:val="20"/>
-              </w:rPr>
               <w:t>(203.35 − 165.22) / 165.22 × 100 = 23.1%</w:t>
             </w:r>
           </w:p>
@@ -4727,10 +4769,7 @@
           </w:tcPr>
           <w:p>
             <w:r>
-              <w:rPr>
-                <w:sz w:val="20"/>
-              </w:rPr>
-              <w:t>Demand growth</w:t>
+              <w:t>National demand growth</w:t>
             </w:r>
           </w:p>
         </w:tc>
@@ -4740,9 +4779,6 @@
           </w:tcPr>
           <w:p>
             <w:r>
-              <w:rPr>
-                <w:sz w:val="20"/>
-              </w:rPr>
               <w:t>(221 − 182) / 182 × 100 = 21.4%</w:t>
             </w:r>
           </w:p>
@@ -4752,27 +4788,19 @@
         <w:tc>
           <w:tcPr>
             <w:tcW w:type="dxa" w:w="4873"/>
-            <w:shd w:fill="B8E8DC"/>
           </w:tcPr>
           <w:p>
             <w:r>
-              <w:rPr>
-                <w:sz w:val="20"/>
-              </w:rPr>
-              <w:t>Gap 2025</w:t>
+              <w:t>Demand–supply gap (2025)</w:t>
             </w:r>
           </w:p>
         </w:tc>
         <w:tc>
           <w:tcPr>
             <w:tcW w:type="dxa" w:w="4873"/>
-            <w:shd w:fill="B8E8DC"/>
           </w:tcPr>
           <w:p>
             <w:r>
-              <w:rPr>
-                <w:sz w:val="20"/>
-              </w:rPr>
               <w:t>221 − 212 = 9 BU (4.1% of demand)</w:t>
             </w:r>
           </w:p>
@@ -4782,28 +4810,20 @@
         <w:tc>
           <w:tcPr>
             <w:tcW w:type="dxa" w:w="4873"/>
-            <w:shd w:fill="B8E8DC"/>
           </w:tcPr>
           <w:p>
             <w:r>
-              <w:rPr>
-                <w:sz w:val="20"/>
-              </w:rPr>
-              <w:t>Renewable change</w:t>
+              <w:t>Renewable energy share change</w:t>
             </w:r>
           </w:p>
         </w:tc>
         <w:tc>
           <w:tcPr>
             <w:tcW w:type="dxa" w:w="4873"/>
-            <w:shd w:fill="B8E8DC"/>
           </w:tcPr>
           <w:p>
             <w:r>
-              <w:rPr>
-                <w:sz w:val="20"/>
-              </w:rPr>
-              <w:t>35% − 24% = 11 percentage points</w:t>
+              <w:t>35% − 24% = +11 percentage points</w:t>
             </w:r>
           </w:p>
         </w:tc>
@@ -4812,34 +4832,25 @@
         <w:tc>
           <w:tcPr>
             <w:tcW w:type="dxa" w:w="4873"/>
-            <w:shd w:fill="B8E8DC"/>
           </w:tcPr>
           <w:p>
             <w:r>
-              <w:rPr>
-                <w:sz w:val="20"/>
-              </w:rPr>
-              <w:t>T&amp;D loss change</w:t>
+              <w:t>T&amp;D losses change</w:t>
             </w:r>
           </w:p>
         </w:tc>
         <w:tc>
           <w:tcPr>
             <w:tcW w:type="dxa" w:w="4873"/>
-            <w:shd w:fill="B8E8DC"/>
           </w:tcPr>
           <w:p>
             <w:r>
-              <w:rPr>
-                <w:sz w:val="20"/>
-              </w:rPr>
-              <w:t>18% − 15% = 3 percentage points</w:t>
+              <w:t>18% − 15% = −3 percentage points</w:t>
             </w:r>
           </w:p>
         </w:tc>
       </w:tr>
     </w:tbl>
-    <w:p/>
     <w:p>
       <w:pPr>
         <w:jc w:val="center"/>
@@ -4847,10 +4858,9 @@
       <w:r>
         <w:rPr>
           <w:i/>
-          <w:color w:val="788C96"/>
           <w:sz w:val="16"/>
         </w:rPr>
-        <w:t>Page 10 | End of Report — Data Source: End-Term Assessment Only</w:t>
+        <w:t>Page 10 | End of Report</w:t>
       </w:r>
     </w:p>
     <w:sectPr>
